--- a/docs/学习RPG参考文档.docx
+++ b/docs/学习RPG参考文档.docx
@@ -2,7 +2,7 @@
 <file path=word/document.xml><?xml version="1.0" encoding="utf-8"?>
 <w:document xmlns:w="http://schemas.openxmlformats.org/wordprocessingml/2006/main" xmlns:m="http://schemas.openxmlformats.org/officeDocument/2006/math" xmlns:r="http://schemas.openxmlformats.org/officeDocument/2006/relationships" xmlns:o="urn:schemas-microsoft-com:office:office" xmlns:v="urn:schemas-microsoft-com:vml" xmlns:w10="urn:schemas-microsoft-com:office:word" xmlns:a="http://schemas.openxmlformats.org/drawingml/2006/main" xmlns:pic="http://schemas.openxmlformats.org/drawingml/2006/picture" xmlns:wp="http://schemas.openxmlformats.org/drawingml/2006/wordprocessingDrawing">
   <w:body>
-    <w:bookmarkStart w:id="54" w:name="学习rpg-认知操作系统-参考文档"/>
+    <w:bookmarkStart w:id="72" w:name="学习rpg-认知操作系统-参考文档"/>
     <w:p>
       <w:pPr>
         <w:pStyle w:val="Heading1"/>
@@ -48,10 +48,10 @@
         <w:t xml:space="preserve"> </w:t>
       </w:r>
       <w:r>
-        <w:t xml:space="preserve">v1.1</w:t>
-      </w:r>
-      <w:r>
-        <w:br/>
+        <w:t xml:space="preserve">v1.2</w:t>
+      </w:r>
+      <w:r>
+        <w:t xml:space="preserve"> </w:t>
       </w:r>
       <w:r>
         <w:rPr>
@@ -68,7 +68,7 @@
         <w:t xml:space="preserve">2026-05-15</w:t>
       </w:r>
       <w:r>
-        <w:br/>
+        <w:t xml:space="preserve"> </w:t>
       </w:r>
       <w:r>
         <w:rPr>
@@ -88,7 +88,7 @@
         <w:rPr>
           <w:rFonts w:hint="eastAsia"/>
         </w:rPr>
-        <w:t xml:space="preserve">开发中，V0.8.0-V0.9.0</w:t>
+        <w:t xml:space="preserve">开发中，V0.8.0-V1.2.0</w:t>
       </w:r>
       <w:r>
         <w:t xml:space="preserve"> </w:t>
@@ -100,7 +100,7 @@
         <w:t xml:space="preserve">已规划</w:t>
       </w:r>
       <w:r>
-        <w:br/>
+        <w:t xml:space="preserve"> </w:t>
       </w:r>
       <w:r>
         <w:rPr>
@@ -117,41 +117,45 @@
         <w:t xml:space="preserve">https://mokelungaaa.github.io/learning-rpg/</w:t>
       </w:r>
     </w:p>
-    <w:p>
-      <w:r>
-        <w:pict>
-          <v:rect style="width:0;height:1.5pt" o:hralign="center" o:hrstd="t" o:hr="t"/>
-        </w:pict>
-      </w:r>
-    </w:p>
-    <w:bookmarkStart w:id="13" w:name="项目总览"/>
+    <w:bookmarkStart w:id="16" w:name="设计哲学与设计目的"/>
     <w:p>
       <w:pPr>
         <w:pStyle w:val="Heading2"/>
       </w:pPr>
       <w:r>
-        <w:t xml:space="preserve">1. </w:t>
-      </w:r>
-      <w:r>
-        <w:rPr>
-          <w:rFonts w:hint="eastAsia"/>
-        </w:rPr>
-        <w:t xml:space="preserve">项目总览</w:t>
+        <w:t xml:space="preserve">0. </w:t>
+      </w:r>
+      <w:r>
+        <w:rPr>
+          <w:rFonts w:hint="eastAsia"/>
+        </w:rPr>
+        <w:t xml:space="preserve">设计哲学与设计目的</w:t>
       </w:r>
     </w:p>
-    <w:bookmarkStart w:id="9" w:name="项目定位"/>
+    <w:p>
+      <w:pPr>
+        <w:pStyle w:val="BlockText"/>
+      </w:pPr>
+      <w:r>
+        <w:rPr>
+          <w:rFonts w:hint="eastAsia"/>
+        </w:rPr>
+        <w:t xml:space="preserve">一份关于”学习如何学习”的个人实验</w:t>
+      </w:r>
+    </w:p>
+    <w:bookmarkStart w:id="9" w:name="核心信条学习的白箱化"/>
     <w:p>
       <w:pPr>
         <w:pStyle w:val="Heading3"/>
       </w:pPr>
       <w:r>
-        <w:t xml:space="preserve">1.1 </w:t>
-      </w:r>
-      <w:r>
-        <w:rPr>
-          <w:rFonts w:hint="eastAsia"/>
-        </w:rPr>
-        <w:t xml:space="preserve">项目定位</w:t>
+        <w:t xml:space="preserve">0.1 </w:t>
+      </w:r>
+      <w:r>
+        <w:rPr>
+          <w:rFonts w:hint="eastAsia"/>
+        </w:rPr>
+        <w:t xml:space="preserve">核心信条：学习的”白箱化”</w:t>
       </w:r>
     </w:p>
     <w:p>
@@ -161,19 +165,8 @@
       <w:r>
         <w:rPr>
           <w:rFonts w:hint="eastAsia"/>
-          <w:b/>
-          <w:bCs/>
-        </w:rPr>
-        <w:t xml:space="preserve">一句话定义：</w:t>
-      </w:r>
-      <w:r>
-        <w:t xml:space="preserve"> </w:t>
-      </w:r>
-      <w:r>
-        <w:rPr>
-          <w:rFonts w:hint="eastAsia"/>
-        </w:rPr>
-        <w:t xml:space="preserve">单用户纯前端自适应学习追踪系统，基于艾宾浩斯遗忘曲线，通过游戏化机制（RPG元素）激励持续学习。</w:t>
+        </w:rPr>
+        <w:t xml:space="preserve">传统学习是一个黑箱。你投入时间，产出某种”感觉”——觉得自己掌握了、觉得自己退步了、觉得今天效率很高。但这些都是主观判断，缺乏可验证的量化锚点。</w:t>
       </w:r>
     </w:p>
     <w:p>
@@ -186,16 +179,27 @@
           <w:b/>
           <w:bCs/>
         </w:rPr>
-        <w:t xml:space="preserve">核心价值排序：</w:t>
-      </w:r>
-      <w:r>
-        <w:t xml:space="preserve"> </w:t>
-      </w:r>
-      <w:r>
-        <w:t xml:space="preserve">1.</w:t>
-      </w:r>
-      <w:r>
-        <w:t xml:space="preserve"> </w:t>
+        <w:t xml:space="preserve">学习RPG的根本哲学是：学习过程可以被量化，而且这种量化能反过来指导学习本身。</w:t>
+      </w:r>
+      <w:r>
+        <w:t xml:space="preserve"> </w:t>
+      </w:r>
+      <w:r>
+        <w:rPr>
+          <w:rFonts w:hint="eastAsia"/>
+        </w:rPr>
+        <w:t xml:space="preserve">每一次刷题、每一次背诵、每一次考试，都是关于”你如何学习”的实验数据。系统不告诉你”应该学什么”，而是告诉你”你学得怎么样”，让你自己做出更明智的决策。</w:t>
+      </w:r>
+    </w:p>
+    <w:p>
+      <w:pPr>
+        <w:pStyle w:val="BodyText"/>
+      </w:pPr>
+      <w:r>
+        <w:rPr>
+          <w:rFonts w:hint="eastAsia"/>
+        </w:rPr>
+        <w:t xml:space="preserve">这不是一个教学系统，而是一个</w:t>
       </w:r>
       <w:r>
         <w:rPr>
@@ -203,67 +207,999 @@
           <w:b/>
           <w:bCs/>
         </w:rPr>
-        <w:t xml:space="preserve">可视化</w:t>
-      </w:r>
-      <w:r>
-        <w:rPr>
-          <w:rFonts w:hint="eastAsia"/>
-        </w:rPr>
-        <w:t xml:space="preserve">（最重要）—</w:t>
-      </w:r>
-      <w:r>
-        <w:t xml:space="preserve"> </w:t>
-      </w:r>
-      <w:r>
-        <w:rPr>
-          <w:rFonts w:hint="eastAsia"/>
-        </w:rPr>
-        <w:t xml:space="preserve">学习成果直观展示</w:t>
-      </w:r>
-      <w:r>
-        <w:t xml:space="preserve"> </w:t>
-      </w:r>
-      <w:r>
-        <w:t xml:space="preserve">2.</w:t>
-      </w:r>
-      <w:r>
-        <w:t xml:space="preserve"> </w:t>
-      </w:r>
+        <w:t xml:space="preserve">认知镜面</w:t>
+      </w:r>
+      <w:r>
+        <w:rPr>
+          <w:rFonts w:hint="eastAsia"/>
+        </w:rPr>
+        <w:t xml:space="preserve">——它试图照见你学习过程中那些肉眼看不见的变化：一个知识点的记忆是如何衰减的、一个技能是如何从”入门”走向”精通”的、今天的专注投入是否真的转化为了长期记忆。</w:t>
+      </w:r>
+    </w:p>
+    <w:bookmarkEnd w:id="9"/>
+    <w:bookmarkStart w:id="10" w:name="数据溯源闭包原则"/>
+    <w:p>
+      <w:pPr>
+        <w:pStyle w:val="Heading3"/>
+      </w:pPr>
+      <w:r>
+        <w:t xml:space="preserve">0.2 </w:t>
+      </w:r>
+      <w:r>
+        <w:rPr>
+          <w:rFonts w:hint="eastAsia"/>
+        </w:rPr>
+        <w:t xml:space="preserve">数据溯源闭包原则</w:t>
+      </w:r>
+    </w:p>
+    <w:p>
+      <w:pPr>
+        <w:pStyle w:val="FirstParagraph"/>
+      </w:pPr>
+      <w:r>
+        <w:rPr>
+          <w:rFonts w:hint="eastAsia"/>
+        </w:rPr>
+        <w:t xml:space="preserve">系统中任何非用户直接输入的数值，都必须能从历史记录中推导得出。</w:t>
+      </w:r>
+    </w:p>
+    <w:p>
+      <w:pPr>
+        <w:pStyle w:val="Compact"/>
+        <w:numPr>
+          <w:ilvl w:val="0"/>
+          <w:numId w:val="1001"/>
+        </w:numPr>
+      </w:pPr>
+      <w:r>
+        <w:rPr>
+          <w:rFonts w:hint="eastAsia"/>
+        </w:rPr>
+        <w:t xml:space="preserve">不存在”天降神参”——所有算法权重都由用户的数据决定</w:t>
+      </w:r>
+    </w:p>
+    <w:p>
+      <w:pPr>
+        <w:pStyle w:val="Compact"/>
+        <w:numPr>
+          <w:ilvl w:val="0"/>
+          <w:numId w:val="1001"/>
+        </w:numPr>
+      </w:pPr>
+      <w:r>
+        <w:rPr>
+          <w:rFonts w:hint="eastAsia"/>
+        </w:rPr>
+        <w:t xml:space="preserve">不存在”预设学科难度”——学科难度的评估完全来自用户在该学科的遗忘速率和正确率表现</w:t>
+      </w:r>
+    </w:p>
+    <w:p>
+      <w:pPr>
+        <w:pStyle w:val="Compact"/>
+        <w:numPr>
+          <w:ilvl w:val="0"/>
+          <w:numId w:val="1001"/>
+        </w:numPr>
+      </w:pPr>
+      <w:r>
+        <w:rPr>
+          <w:rFonts w:hint="eastAsia"/>
+        </w:rPr>
+        <w:t xml:space="preserve">不存在”固定的每日学习上限”——上限由用户过去30天的实际学习容量动态计算</w:t>
+      </w:r>
+    </w:p>
+    <w:p>
+      <w:pPr>
+        <w:pStyle w:val="FirstParagraph"/>
+      </w:pPr>
+      <w:r>
+        <w:rPr>
+          <w:rFonts w:hint="eastAsia"/>
+        </w:rPr>
+        <w:t xml:space="preserve">冷启动时可以使用基于认知科学文献的弱先验（如初始半衰期3天、初始能力值50），但这些先验被设计为可退化的——数据积累后，先验的权重指数级下降，最终完全被个人数据替代。</w:t>
+      </w:r>
+    </w:p>
+    <w:bookmarkEnd w:id="10"/>
+    <w:bookmarkStart w:id="11" w:name="低输入负担原则"/>
+    <w:p>
+      <w:pPr>
+        <w:pStyle w:val="Heading3"/>
+      </w:pPr>
+      <w:r>
+        <w:t xml:space="preserve">0.3 </w:t>
+      </w:r>
+      <w:r>
+        <w:rPr>
+          <w:rFonts w:hint="eastAsia"/>
+        </w:rPr>
+        <w:t xml:space="preserve">低输入负担原则</w:t>
+      </w:r>
+    </w:p>
+    <w:p>
+      <w:pPr>
+        <w:pStyle w:val="FirstParagraph"/>
+      </w:pPr>
+      <w:r>
+        <w:rPr>
+          <w:rFonts w:hint="eastAsia"/>
+        </w:rPr>
+        <w:t xml:space="preserve">一个学习系统如果要求用户花大量时间记录，就会陷入”为了记录而学习”的悖论。系统设计遵循以下优先级：</w:t>
+      </w:r>
+    </w:p>
+    <w:p>
+      <w:pPr>
+        <w:pStyle w:val="Compact"/>
+        <w:numPr>
+          <w:ilvl w:val="0"/>
+          <w:numId w:val="1002"/>
+        </w:numPr>
+      </w:pPr>
       <w:r>
         <w:rPr>
           <w:rFonts w:hint="eastAsia"/>
           <w:b/>
           <w:bCs/>
         </w:rPr>
-        <w:t xml:space="preserve">智能推荐</w:t>
-      </w:r>
-      <w:r>
-        <w:t xml:space="preserve"> </w:t>
-      </w:r>
-      <w:r>
-        <w:t xml:space="preserve">— </w:t>
-      </w:r>
-      <w:r>
-        <w:rPr>
-          <w:rFonts w:hint="eastAsia"/>
-        </w:rPr>
-        <w:t xml:space="preserve">基于算法的复习建议</w:t>
-      </w:r>
-      <w:r>
-        <w:t xml:space="preserve"> </w:t>
-      </w:r>
-      <w:r>
-        <w:t xml:space="preserve">3.</w:t>
-      </w:r>
-      <w:r>
-        <w:t xml:space="preserve"> </w:t>
-      </w:r>
+        <w:t xml:space="preserve">能不输入的，绝对不让用户输入</w:t>
+      </w:r>
+      <w:r>
+        <w:rPr>
+          <w:rFonts w:hint="eastAsia"/>
+        </w:rPr>
+        <w:t xml:space="preserve">——通过教辅联动、章节映射、时间推断，自动补全90%的字段</w:t>
+      </w:r>
+    </w:p>
+    <w:p>
+      <w:pPr>
+        <w:pStyle w:val="Compact"/>
+        <w:numPr>
+          <w:ilvl w:val="0"/>
+          <w:numId w:val="1002"/>
+        </w:numPr>
+      </w:pPr>
       <w:r>
         <w:rPr>
           <w:rFonts w:hint="eastAsia"/>
           <w:b/>
           <w:bCs/>
         </w:rPr>
+        <w:t xml:space="preserve">能推断的，绝对不要求精确</w:t>
+      </w:r>
+      <w:r>
+        <w:rPr>
+          <w:rFonts w:hint="eastAsia"/>
+        </w:rPr>
+        <w:t xml:space="preserve">——通过个人习惯学习、正确率偏差微调，在缺失数据时做出合理估计</w:t>
+      </w:r>
+    </w:p>
+    <w:p>
+      <w:pPr>
+        <w:pStyle w:val="Compact"/>
+        <w:numPr>
+          <w:ilvl w:val="0"/>
+          <w:numId w:val="1002"/>
+        </w:numPr>
+      </w:pPr>
+      <w:r>
+        <w:rPr>
+          <w:rFonts w:hint="eastAsia"/>
+          <w:b/>
+          <w:bCs/>
+        </w:rPr>
+        <w:t xml:space="preserve">能从历史学的，绝对不预设固定值</w:t>
+      </w:r>
+      <w:r>
+        <w:rPr>
+          <w:rFonts w:hint="eastAsia"/>
+        </w:rPr>
+        <w:t xml:space="preserve">——订正时间占比、最优学习时长、最佳复习时机，全部从用户数据中学习</w:t>
+      </w:r>
+    </w:p>
+    <w:p>
+      <w:pPr>
+        <w:pStyle w:val="FirstParagraph"/>
+      </w:pPr>
+      <w:r>
+        <w:rPr>
+          <w:rFonts w:hint="eastAsia"/>
+          <w:b/>
+          <w:bCs/>
+        </w:rPr>
+        <w:t xml:space="preserve">目标：</w:t>
+      </w:r>
+      <w:r>
+        <w:t xml:space="preserve"> </w:t>
+      </w:r>
+      <w:r>
+        <w:rPr>
+          <w:rFonts w:hint="eastAsia"/>
+        </w:rPr>
+        <w:t xml:space="preserve">用户每日记录投入不超过30秒。理想状态下，5秒完成一条记录。</w:t>
+      </w:r>
+    </w:p>
+    <w:bookmarkEnd w:id="11"/>
+    <w:bookmarkStart w:id="12" w:name="自适应而非预设"/>
+    <w:p>
+      <w:pPr>
+        <w:pStyle w:val="Heading3"/>
+      </w:pPr>
+      <w:r>
+        <w:t xml:space="preserve">0.4 </w:t>
+      </w:r>
+      <w:r>
+        <w:rPr>
+          <w:rFonts w:hint="eastAsia"/>
+        </w:rPr>
+        <w:t xml:space="preserve">自适应而非预设</w:t>
+      </w:r>
+    </w:p>
+    <w:p>
+      <w:pPr>
+        <w:pStyle w:val="FirstParagraph"/>
+      </w:pPr>
+      <w:r>
+        <w:rPr>
+          <w:rFonts w:hint="eastAsia"/>
+        </w:rPr>
+        <w:t xml:space="preserve">学习RPG采用自适应模型——从用户的数据中学习用户的规律。</w:t>
+      </w:r>
+    </w:p>
+    <w:p>
+      <w:pPr>
+        <w:pStyle w:val="Compact"/>
+        <w:numPr>
+          <w:ilvl w:val="0"/>
+          <w:numId w:val="1003"/>
+        </w:numPr>
+      </w:pPr>
+      <w:r>
+        <w:rPr>
+          <w:rFonts w:hint="eastAsia"/>
+        </w:rPr>
+        <w:t xml:space="preserve">半衰期不是固定的1.5天，而是从用户每次复习的间隔和正确率中反推的个性化中位数</w:t>
+      </w:r>
+    </w:p>
+    <w:p>
+      <w:pPr>
+        <w:pStyle w:val="Compact"/>
+        <w:numPr>
+          <w:ilvl w:val="0"/>
+          <w:numId w:val="1003"/>
+        </w:numPr>
+      </w:pPr>
+      <w:r>
+        <w:rPr>
+          <w:rFonts w:hint="eastAsia"/>
+        </w:rPr>
+        <w:t xml:space="preserve">学科难度不是预设的标签，而是从各科知识点的实际半衰期对比中动态计算</w:t>
+      </w:r>
+    </w:p>
+    <w:p>
+      <w:pPr>
+        <w:pStyle w:val="Compact"/>
+        <w:numPr>
+          <w:ilvl w:val="0"/>
+          <w:numId w:val="1003"/>
+        </w:numPr>
+      </w:pPr>
+      <w:r>
+        <w:rPr>
+          <w:rFonts w:hint="eastAsia"/>
+        </w:rPr>
+        <w:t xml:space="preserve">每日容量不是500XP的硬编码，而是从过去30天学习时长的80分位数自动得出</w:t>
+      </w:r>
+    </w:p>
+    <w:p>
+      <w:pPr>
+        <w:pStyle w:val="Compact"/>
+        <w:numPr>
+          <w:ilvl w:val="0"/>
+          <w:numId w:val="1003"/>
+        </w:numPr>
+      </w:pPr>
+      <w:r>
+        <w:rPr>
+          <w:rFonts w:hint="eastAsia"/>
+        </w:rPr>
+        <w:t xml:space="preserve">订正时间占比不是20%的猜测，而是从用户偶尔明确标注的数据中学到的个人习惯</w:t>
+      </w:r>
+    </w:p>
+    <w:p>
+      <w:pPr>
+        <w:pStyle w:val="FirstParagraph"/>
+      </w:pPr>
+      <w:r>
+        <w:rPr>
+          <w:rFonts w:hint="eastAsia"/>
+          <w:b/>
+          <w:bCs/>
+        </w:rPr>
+        <w:t xml:space="preserve">系统越用越懂你，因为每一次记录都在训练它。</w:t>
+      </w:r>
+    </w:p>
+    <w:bookmarkEnd w:id="12"/>
+    <w:bookmarkStart w:id="13" w:name="认知科学驱动"/>
+    <w:p>
+      <w:pPr>
+        <w:pStyle w:val="Heading3"/>
+      </w:pPr>
+      <w:r>
+        <w:t xml:space="preserve">0.5 </w:t>
+      </w:r>
+      <w:r>
+        <w:rPr>
+          <w:rFonts w:hint="eastAsia"/>
+        </w:rPr>
+        <w:t xml:space="preserve">认知科学驱动</w:t>
+      </w:r>
+    </w:p>
+    <w:p>
+      <w:pPr>
+        <w:pStyle w:val="FirstParagraph"/>
+      </w:pPr>
+      <w:r>
+        <w:rPr>
+          <w:rFonts w:hint="eastAsia"/>
+        </w:rPr>
+        <w:t xml:space="preserve">所有核心算法都有认知心理学文献的支撑：</w:t>
+      </w:r>
+    </w:p>
+    <w:p>
+      <w:pPr>
+        <w:pStyle w:val="Compact"/>
+        <w:numPr>
+          <w:ilvl w:val="0"/>
+          <w:numId w:val="1004"/>
+        </w:numPr>
+      </w:pPr>
+      <w:r>
+        <w:rPr>
+          <w:rFonts w:hint="eastAsia"/>
+          <w:b/>
+          <w:bCs/>
+        </w:rPr>
+        <w:t xml:space="preserve">遗忘曲线</w:t>
+      </w:r>
+      <w:r>
+        <w:rPr>
+          <w:rFonts w:hint="eastAsia"/>
+        </w:rPr>
+        <w:t xml:space="preserve">：基于艾宾浩斯1885年实验的指数衰减模型（Murre</w:t>
+      </w:r>
+      <w:r>
+        <w:t xml:space="preserve"> &amp; Dros, 2015 </w:t>
+      </w:r>
+      <w:r>
+        <w:rPr>
+          <w:rFonts w:hint="eastAsia"/>
+        </w:rPr>
+        <w:t xml:space="preserve">复制验证）</w:t>
+      </w:r>
+    </w:p>
+    <w:p>
+      <w:pPr>
+        <w:pStyle w:val="Compact"/>
+        <w:numPr>
+          <w:ilvl w:val="0"/>
+          <w:numId w:val="1004"/>
+        </w:numPr>
+      </w:pPr>
+      <w:r>
+        <w:rPr>
+          <w:rFonts w:hint="eastAsia"/>
+          <w:b/>
+          <w:bCs/>
+        </w:rPr>
+        <w:t xml:space="preserve">间隔重复最优时机</w:t>
+      </w:r>
+      <w:r>
+        <w:rPr>
+          <w:rFonts w:hint="eastAsia"/>
+        </w:rPr>
+        <w:t xml:space="preserve">：复习触发阈值设定在保留率降至80%时（Wozniak</w:t>
+      </w:r>
+      <w:r>
+        <w:t xml:space="preserve"> &amp; Gorzelanczyk </w:t>
+      </w:r>
+      <w:r>
+        <w:rPr>
+          <w:rFonts w:hint="eastAsia"/>
+        </w:rPr>
+        <w:t xml:space="preserve">数学推导）</w:t>
+      </w:r>
+    </w:p>
+    <w:p>
+      <w:pPr>
+        <w:pStyle w:val="Compact"/>
+        <w:numPr>
+          <w:ilvl w:val="0"/>
+          <w:numId w:val="1004"/>
+        </w:numPr>
+      </w:pPr>
+      <w:r>
+        <w:rPr>
+          <w:rFonts w:hint="eastAsia"/>
+          <w:b/>
+          <w:bCs/>
+        </w:rPr>
+        <w:t xml:space="preserve">测试效应</w:t>
+      </w:r>
+      <w:r>
+        <w:rPr>
+          <w:rFonts w:hint="eastAsia"/>
+        </w:rPr>
+        <w:t xml:space="preserve">：检索练习比重复学习更有效（Roediger</w:t>
+      </w:r>
+      <w:r>
+        <w:t xml:space="preserve"> &amp; Karpicke, </w:t>
+      </w:r>
+      <w:r>
+        <w:rPr>
+          <w:rFonts w:hint="eastAsia"/>
+        </w:rPr>
+        <w:t xml:space="preserve">2006）</w:t>
+      </w:r>
+    </w:p>
+    <w:p>
+      <w:pPr>
+        <w:pStyle w:val="Compact"/>
+        <w:numPr>
+          <w:ilvl w:val="0"/>
+          <w:numId w:val="1004"/>
+        </w:numPr>
+      </w:pPr>
+      <w:r>
+        <w:rPr>
+          <w:rFonts w:hint="eastAsia"/>
+          <w:b/>
+          <w:bCs/>
+        </w:rPr>
+        <w:t xml:space="preserve">必要难度理论</w:t>
+      </w:r>
+      <w:r>
+        <w:rPr>
+          <w:rFonts w:hint="eastAsia"/>
+        </w:rPr>
+        <w:t xml:space="preserve">：Bjork提出——学习过程中付出的认知努力越大，长期记忆越牢固</w:t>
+      </w:r>
+    </w:p>
+    <w:p>
+      <w:pPr>
+        <w:pStyle w:val="Compact"/>
+        <w:numPr>
+          <w:ilvl w:val="0"/>
+          <w:numId w:val="1004"/>
+        </w:numPr>
+      </w:pPr>
+      <w:r>
+        <w:rPr>
+          <w:rFonts w:hint="eastAsia"/>
+          <w:b/>
+          <w:bCs/>
+        </w:rPr>
+        <w:t xml:space="preserve">最近发展区</w:t>
+      </w:r>
+      <w:r>
+        <w:rPr>
+          <w:rFonts w:hint="eastAsia"/>
+        </w:rPr>
+        <w:t xml:space="preserve">：Vygotsky理论——最优学习内容应略高于当前能力</w:t>
+      </w:r>
+    </w:p>
+    <w:p>
+      <w:pPr>
+        <w:pStyle w:val="Compact"/>
+        <w:numPr>
+          <w:ilvl w:val="0"/>
+          <w:numId w:val="1004"/>
+        </w:numPr>
+      </w:pPr>
+      <w:r>
+        <w:rPr>
+          <w:rFonts w:hint="eastAsia"/>
+          <w:b/>
+          <w:bCs/>
+        </w:rPr>
+        <w:t xml:space="preserve">认知负荷理论</w:t>
+      </w:r>
+      <w:r>
+        <w:rPr>
+          <w:rFonts w:hint="eastAsia"/>
+        </w:rPr>
+        <w:t xml:space="preserve">：Sweller的工作记忆模型——指导多知识点学习时的复杂度加权设计</w:t>
+      </w:r>
+    </w:p>
+    <w:bookmarkEnd w:id="13"/>
+    <w:bookmarkStart w:id="14" w:name="单用户深度拟合"/>
+    <w:p>
+      <w:pPr>
+        <w:pStyle w:val="Heading3"/>
+      </w:pPr>
+      <w:r>
+        <w:t xml:space="preserve">0.6 </w:t>
+      </w:r>
+      <w:r>
+        <w:rPr>
+          <w:rFonts w:hint="eastAsia"/>
+        </w:rPr>
+        <w:t xml:space="preserve">单用户深度拟合</w:t>
+      </w:r>
+    </w:p>
+    <w:p>
+      <w:pPr>
+        <w:pStyle w:val="FirstParagraph"/>
+      </w:pPr>
+      <w:r>
+        <w:rPr>
+          <w:rFonts w:hint="eastAsia"/>
+        </w:rPr>
+        <w:t xml:space="preserve">这是一个只为你服务的系统。它不需要考虑”通用模型”，不需要为了市场迎合任何人的使用习惯。</w:t>
+      </w:r>
+    </w:p>
+    <w:p>
+      <w:pPr>
+        <w:pStyle w:val="Compact"/>
+        <w:numPr>
+          <w:ilvl w:val="0"/>
+          <w:numId w:val="1005"/>
+        </w:numPr>
+      </w:pPr>
+      <w:r>
+        <w:rPr>
+          <w:rFonts w:hint="eastAsia"/>
+        </w:rPr>
+        <w:t xml:space="preserve">所有算法参数都可以做到极致的个性化</w:t>
+      </w:r>
+    </w:p>
+    <w:p>
+      <w:pPr>
+        <w:pStyle w:val="Compact"/>
+        <w:numPr>
+          <w:ilvl w:val="0"/>
+          <w:numId w:val="1005"/>
+        </w:numPr>
+      </w:pPr>
+      <w:r>
+        <w:rPr>
+          <w:rFonts w:hint="eastAsia"/>
+        </w:rPr>
+        <w:t xml:space="preserve">所有界面和交互都可以按你的偏好来设计</w:t>
+      </w:r>
+    </w:p>
+    <w:p>
+      <w:pPr>
+        <w:pStyle w:val="Compact"/>
+        <w:numPr>
+          <w:ilvl w:val="0"/>
+          <w:numId w:val="1005"/>
+        </w:numPr>
+      </w:pPr>
+      <w:r>
+        <w:rPr>
+          <w:rFonts w:hint="eastAsia"/>
+        </w:rPr>
+        <w:t xml:space="preserve">所有数据完全归你所有——存储在你自己控制的GitHub仓库中</w:t>
+      </w:r>
+    </w:p>
+    <w:p>
+      <w:pPr>
+        <w:pStyle w:val="FirstParagraph"/>
+      </w:pPr>
+      <w:r>
+        <w:rPr>
+          <w:rFonts w:hint="eastAsia"/>
+          <w:b/>
+          <w:bCs/>
+        </w:rPr>
+        <w:t xml:space="preserve">这是一个”为自己做的工具”所能达到的极致：它不是最好的学习系统，但它是最适合你的学习系统。</w:t>
+      </w:r>
+    </w:p>
+    <w:bookmarkEnd w:id="14"/>
+    <w:bookmarkStart w:id="15" w:name="设计目的"/>
+    <w:p>
+      <w:pPr>
+        <w:pStyle w:val="Heading3"/>
+      </w:pPr>
+      <w:r>
+        <w:t xml:space="preserve">0.7 </w:t>
+      </w:r>
+      <w:r>
+        <w:rPr>
+          <w:rFonts w:hint="eastAsia"/>
+        </w:rPr>
+        <w:t xml:space="preserve">设计目的</w:t>
+      </w:r>
+    </w:p>
+    <w:p>
+      <w:pPr>
+        <w:pStyle w:val="FirstParagraph"/>
+      </w:pPr>
+      <w:r>
+        <w:rPr>
+          <w:rFonts w:hint="eastAsia"/>
+          <w:b/>
+          <w:bCs/>
+        </w:rPr>
+        <w:t xml:space="preserve">量化”学会”的模糊边界：</w:t>
+      </w:r>
+      <w:r>
+        <w:t xml:space="preserve"> </w:t>
+      </w:r>
+      <w:r>
+        <w:t xml:space="preserve">- </w:t>
+      </w:r>
+      <w:r>
+        <w:rPr>
+          <w:rFonts w:hint="eastAsia"/>
+        </w:rPr>
+        <w:t xml:space="preserve">温度（0-100）：衡量知识点的”记忆热度”</w:t>
+      </w:r>
+      <w:r>
+        <w:t xml:space="preserve"> </w:t>
+      </w:r>
+      <w:r>
+        <w:t xml:space="preserve">- </w:t>
+      </w:r>
+      <w:r>
+        <w:rPr>
+          <w:rFonts w:hint="eastAsia"/>
+        </w:rPr>
+        <w:t xml:space="preserve">掌握度（0-100）：衡量技能的”综合掌握水平”</w:t>
+      </w:r>
+      <w:r>
+        <w:t xml:space="preserve"> </w:t>
+      </w:r>
+      <w:r>
+        <w:t xml:space="preserve">- </w:t>
+      </w:r>
+      <w:r>
+        <w:rPr>
+          <w:rFonts w:hint="eastAsia"/>
+        </w:rPr>
+        <w:t xml:space="preserve">半衰期（天）：衡量知识的”记忆持久力”</w:t>
+      </w:r>
+      <w:r>
+        <w:t xml:space="preserve"> </w:t>
+      </w:r>
+      <w:r>
+        <w:t xml:space="preserve">- </w:t>
+      </w:r>
+      <w:r>
+        <w:rPr>
+          <w:rFonts w:hint="eastAsia"/>
+        </w:rPr>
+        <w:t xml:space="preserve">经验值：学习效率、学科难度、进步速度的综合反映</w:t>
+      </w:r>
+    </w:p>
+    <w:p>
+      <w:pPr>
+        <w:pStyle w:val="BodyText"/>
+      </w:pPr>
+      <w:r>
+        <w:rPr>
+          <w:rFonts w:hint="eastAsia"/>
+          <w:b/>
+          <w:bCs/>
+        </w:rPr>
+        <w:t xml:space="preserve">用有限时间做最优决策：</w:t>
+      </w:r>
+      <w:r>
+        <w:t xml:space="preserve"> </w:t>
+      </w:r>
+      <w:r>
+        <w:t xml:space="preserve">- </w:t>
+      </w:r>
+      <w:r>
+        <w:rPr>
+          <w:rFonts w:hint="eastAsia"/>
+        </w:rPr>
+        <w:t xml:space="preserve">智能复习推荐（背包算法求解最优组合）</w:t>
+      </w:r>
+      <w:r>
+        <w:t xml:space="preserve"> </w:t>
+      </w:r>
+      <w:r>
+        <w:t xml:space="preserve">- </w:t>
+      </w:r>
+      <w:r>
+        <w:rPr>
+          <w:rFonts w:hint="eastAsia"/>
+        </w:rPr>
+        <w:t xml:space="preserve">复习时机优化（80%保留率阈值）</w:t>
+      </w:r>
+      <w:r>
+        <w:t xml:space="preserve"> </w:t>
+      </w:r>
+      <w:r>
+        <w:t xml:space="preserve">- </w:t>
+      </w:r>
+      <w:r>
+        <w:rPr>
+          <w:rFonts w:hint="eastAsia"/>
+        </w:rPr>
+        <w:t xml:space="preserve">提分潜力诊断</w:t>
+      </w:r>
+      <w:r>
+        <w:t xml:space="preserve"> + </w:t>
+      </w:r>
+      <w:r>
+        <w:rPr>
+          <w:rFonts w:hint="eastAsia"/>
+        </w:rPr>
+        <w:t xml:space="preserve">假性熟练检测</w:t>
+      </w:r>
+      <w:r>
+        <w:t xml:space="preserve"> </w:t>
+      </w:r>
+      <w:r>
+        <w:t xml:space="preserve">- </w:t>
+      </w:r>
+      <w:r>
+        <w:rPr>
+          <w:rFonts w:hint="eastAsia"/>
+        </w:rPr>
+        <w:t xml:space="preserve">考试周期建议</w:t>
+      </w:r>
+    </w:p>
+    <w:p>
+      <w:pPr>
+        <w:pStyle w:val="BodyText"/>
+      </w:pPr>
+      <w:r>
+        <w:rPr>
+          <w:rFonts w:hint="eastAsia"/>
+          <w:b/>
+          <w:bCs/>
+        </w:rPr>
+        <w:t xml:space="preserve">构建”成长可见”的正向循环：</w:t>
+      </w:r>
+      <w:r>
+        <w:t xml:space="preserve"> </w:t>
+      </w:r>
+      <w:r>
+        <w:t xml:space="preserve">- </w:t>
+      </w:r>
+      <w:r>
+        <w:rPr>
+          <w:rFonts w:hint="eastAsia"/>
+        </w:rPr>
+        <w:t xml:space="preserve">技能掌握度渐进式攀升</w:t>
+      </w:r>
+      <w:r>
+        <w:t xml:space="preserve"> </w:t>
+      </w:r>
+      <w:r>
+        <w:t xml:space="preserve">- </w:t>
+      </w:r>
+      <w:r>
+        <w:rPr>
+          <w:rFonts w:hint="eastAsia"/>
+        </w:rPr>
+        <w:t xml:space="preserve">月度学习报告</w:t>
+      </w:r>
+      <w:r>
+        <w:t xml:space="preserve"> </w:t>
+      </w:r>
+      <w:r>
+        <w:t xml:space="preserve">- </w:t>
+      </w:r>
+      <w:r>
+        <w:rPr>
+          <w:rFonts w:hint="eastAsia"/>
+        </w:rPr>
+        <w:t xml:space="preserve">60+成就覆盖五个维度</w:t>
+      </w:r>
+      <w:r>
+        <w:t xml:space="preserve"> </w:t>
+      </w:r>
+      <w:r>
+        <w:t xml:space="preserve">- </w:t>
+      </w:r>
+      <w:r>
+        <w:rPr>
+          <w:rFonts w:hint="eastAsia"/>
+        </w:rPr>
+        <w:t xml:space="preserve">统计可视化（时间/学科/效率/时段）</w:t>
+      </w:r>
+    </w:p>
+    <w:p>
+      <w:pPr>
+        <w:pStyle w:val="BodyText"/>
+      </w:pPr>
+      <w:r>
+        <w:rPr>
+          <w:rFonts w:hint="eastAsia"/>
+          <w:b/>
+          <w:bCs/>
+        </w:rPr>
+        <w:t xml:space="preserve">整合”学习”与”生活”的数据边界：</w:t>
+      </w:r>
+      <w:r>
+        <w:t xml:space="preserve"> </w:t>
+      </w:r>
+      <w:r>
+        <w:t xml:space="preserve">- </w:t>
+      </w:r>
+      <w:r>
+        <w:rPr>
+          <w:rFonts w:hint="eastAsia"/>
+        </w:rPr>
+        <w:t xml:space="preserve">阅读系统（v1.2.0）：追踪阅读时长、分类分布</w:t>
+      </w:r>
+      <w:r>
+        <w:t xml:space="preserve"> </w:t>
+      </w:r>
+      <w:r>
+        <w:t xml:space="preserve">- </w:t>
+      </w:r>
+      <w:r>
+        <w:rPr>
+          <w:rFonts w:hint="eastAsia"/>
+        </w:rPr>
+        <w:t xml:space="preserve">番茄钟系统（v1.1.0）：追踪专注时长、中断率</w:t>
+      </w:r>
+      <w:r>
+        <w:t xml:space="preserve"> </w:t>
+      </w:r>
+      <w:r>
+        <w:t xml:space="preserve">- </w:t>
+      </w:r>
+      <w:r>
+        <w:rPr>
+          <w:rFonts w:hint="eastAsia"/>
+        </w:rPr>
+        <w:t xml:space="preserve">未来扩展：锻炼记录、睡眠追踪等</w:t>
+      </w:r>
+    </w:p>
+    <w:p>
+      <w:r>
+        <w:pict>
+          <v:rect style="width:0;height:1.5pt" o:hralign="center" o:hrstd="t" o:hr="t"/>
+        </w:pict>
+      </w:r>
+    </w:p>
+    <w:bookmarkEnd w:id="15"/>
+    <w:bookmarkEnd w:id="16"/>
+    <w:bookmarkStart w:id="21" w:name="项目总览"/>
+    <w:p>
+      <w:pPr>
+        <w:pStyle w:val="Heading2"/>
+      </w:pPr>
+      <w:r>
+        <w:t xml:space="preserve">1. </w:t>
+      </w:r>
+      <w:r>
+        <w:rPr>
+          <w:rFonts w:hint="eastAsia"/>
+        </w:rPr>
+        <w:t xml:space="preserve">项目总览</w:t>
+      </w:r>
+    </w:p>
+    <w:bookmarkStart w:id="17" w:name="项目定位"/>
+    <w:p>
+      <w:pPr>
+        <w:pStyle w:val="Heading3"/>
+      </w:pPr>
+      <w:r>
+        <w:t xml:space="preserve">1.1 </w:t>
+      </w:r>
+      <w:r>
+        <w:rPr>
+          <w:rFonts w:hint="eastAsia"/>
+        </w:rPr>
+        <w:t xml:space="preserve">项目定位</w:t>
+      </w:r>
+    </w:p>
+    <w:p>
+      <w:pPr>
+        <w:pStyle w:val="FirstParagraph"/>
+      </w:pPr>
+      <w:r>
+        <w:rPr>
+          <w:rFonts w:hint="eastAsia"/>
+          <w:b/>
+          <w:bCs/>
+        </w:rPr>
+        <w:t xml:space="preserve">一句话定义：</w:t>
+      </w:r>
+      <w:r>
+        <w:t xml:space="preserve"> </w:t>
+      </w:r>
+      <w:r>
+        <w:rPr>
+          <w:rFonts w:hint="eastAsia"/>
+        </w:rPr>
+        <w:t xml:space="preserve">单用户纯前端自适应学习追踪系统，基于艾宾浩斯遗忘曲线，通过游戏化机制（RPG元素）激励持续学习。</w:t>
+      </w:r>
+    </w:p>
+    <w:p>
+      <w:pPr>
+        <w:pStyle w:val="BodyText"/>
+      </w:pPr>
+      <w:r>
+        <w:rPr>
+          <w:rFonts w:hint="eastAsia"/>
+          <w:b/>
+          <w:bCs/>
+        </w:rPr>
+        <w:t xml:space="preserve">核心价值排序：</w:t>
+      </w:r>
+      <w:r>
+        <w:t xml:space="preserve"> </w:t>
+      </w:r>
+      <w:r>
+        <w:t xml:space="preserve">1.</w:t>
+      </w:r>
+      <w:r>
+        <w:t xml:space="preserve"> </w:t>
+      </w:r>
+      <w:r>
+        <w:rPr>
+          <w:rFonts w:hint="eastAsia"/>
+          <w:b/>
+          <w:bCs/>
+        </w:rPr>
+        <w:t xml:space="preserve">可视化</w:t>
+      </w:r>
+      <w:r>
+        <w:rPr>
+          <w:rFonts w:hint="eastAsia"/>
+        </w:rPr>
+        <w:t xml:space="preserve">（最重要）—</w:t>
+      </w:r>
+      <w:r>
+        <w:t xml:space="preserve"> </w:t>
+      </w:r>
+      <w:r>
+        <w:rPr>
+          <w:rFonts w:hint="eastAsia"/>
+        </w:rPr>
+        <w:t xml:space="preserve">学习成果直观展示</w:t>
+      </w:r>
+      <w:r>
+        <w:t xml:space="preserve"> </w:t>
+      </w:r>
+      <w:r>
+        <w:t xml:space="preserve">2.</w:t>
+      </w:r>
+      <w:r>
+        <w:t xml:space="preserve"> </w:t>
+      </w:r>
+      <w:r>
+        <w:rPr>
+          <w:rFonts w:hint="eastAsia"/>
+          <w:b/>
+          <w:bCs/>
+        </w:rPr>
+        <w:t xml:space="preserve">智能推荐</w:t>
+      </w:r>
+      <w:r>
+        <w:t xml:space="preserve"> </w:t>
+      </w:r>
+      <w:r>
+        <w:t xml:space="preserve">— </w:t>
+      </w:r>
+      <w:r>
+        <w:rPr>
+          <w:rFonts w:hint="eastAsia"/>
+        </w:rPr>
+        <w:t xml:space="preserve">基于算法的复习建议</w:t>
+      </w:r>
+      <w:r>
+        <w:t xml:space="preserve"> </w:t>
+      </w:r>
+      <w:r>
+        <w:t xml:space="preserve">3.</w:t>
+      </w:r>
+      <w:r>
+        <w:t xml:space="preserve"> </w:t>
+      </w:r>
+      <w:r>
+        <w:rPr>
+          <w:rFonts w:hint="eastAsia"/>
+          <w:b/>
+          <w:bCs/>
+        </w:rPr>
         <w:t xml:space="preserve">遗忘预警</w:t>
       </w:r>
       <w:r>
@@ -279,8 +1215,8 @@
         <w:t xml:space="preserve">知识点温度监控</w:t>
       </w:r>
     </w:p>
-    <w:bookmarkEnd w:id="9"/>
-    <w:bookmarkStart w:id="10" w:name="技术栈"/>
+    <w:bookmarkEnd w:id="17"/>
+    <w:bookmarkStart w:id="18" w:name="技术栈"/>
     <w:p>
       <w:pPr>
         <w:pStyle w:val="Heading3"/>
@@ -504,8 +1440,8 @@
         </w:tc>
       </w:tr>
     </w:tbl>
-    <w:bookmarkEnd w:id="10"/>
-    <w:bookmarkStart w:id="11" w:name="数据闭环"/>
+    <w:bookmarkEnd w:id="18"/>
+    <w:bookmarkStart w:id="19" w:name="数据闭环"/>
     <w:p>
       <w:pPr>
         <w:pStyle w:val="Heading3"/>
@@ -627,8 +1563,8 @@
         <w:t xml:space="preserve">用户查看</w:t>
       </w:r>
     </w:p>
-    <w:bookmarkEnd w:id="11"/>
-    <w:bookmarkStart w:id="12" w:name="项目时间线"/>
+    <w:bookmarkEnd w:id="19"/>
+    <w:bookmarkStart w:id="20" w:name="项目时间线"/>
     <w:p>
       <w:pPr>
         <w:pStyle w:val="Heading3"/>
@@ -648,7 +1584,7 @@
         <w:pStyle w:val="Compact"/>
         <w:numPr>
           <w:ilvl w:val="0"/>
-          <w:numId w:val="1001"/>
+          <w:numId w:val="1006"/>
         </w:numPr>
       </w:pPr>
       <w:r>
@@ -671,7 +1607,7 @@
         <w:pStyle w:val="Compact"/>
         <w:numPr>
           <w:ilvl w:val="0"/>
-          <w:numId w:val="1001"/>
+          <w:numId w:val="1006"/>
         </w:numPr>
       </w:pPr>
       <w:r>
@@ -694,7 +1630,7 @@
         <w:pStyle w:val="Compact"/>
         <w:numPr>
           <w:ilvl w:val="0"/>
-          <w:numId w:val="1001"/>
+          <w:numId w:val="1006"/>
         </w:numPr>
       </w:pPr>
       <w:r>
@@ -722,9 +1658,9 @@
         </w:pict>
       </w:r>
     </w:p>
-    <w:bookmarkEnd w:id="12"/>
-    <w:bookmarkEnd w:id="13"/>
-    <w:bookmarkStart w:id="20" w:name="数据模型"/>
+    <w:bookmarkEnd w:id="20"/>
+    <w:bookmarkEnd w:id="21"/>
+    <w:bookmarkStart w:id="31" w:name="数据模型"/>
     <w:p>
       <w:pPr>
         <w:pStyle w:val="Heading2"/>
@@ -739,7 +1675,7 @@
         <w:t xml:space="preserve">数据模型</w:t>
       </w:r>
     </w:p>
-    <w:bookmarkStart w:id="14" w:name="文件结构"/>
+    <w:bookmarkStart w:id="22" w:name="文件结构"/>
     <w:p>
       <w:pPr>
         <w:pStyle w:val="Heading3"/>
@@ -906,8 +1842,8 @@
         <w:t xml:space="preserve">数据格式规范</w:t>
       </w:r>
     </w:p>
-    <w:bookmarkEnd w:id="14"/>
-    <w:bookmarkStart w:id="15" w:name="data.json-结构简化格式v2.0"/>
+    <w:bookmarkEnd w:id="22"/>
+    <w:bookmarkStart w:id="23" w:name="data.json-结构简化格式v2.0"/>
     <w:p>
       <w:pPr>
         <w:pStyle w:val="Heading3"/>
@@ -1861,8 +2797,8 @@
         </w:tc>
       </w:tr>
     </w:tbl>
-    <w:bookmarkEnd w:id="15"/>
-    <w:bookmarkStart w:id="16" w:name="学科配置"/>
+    <w:bookmarkEnd w:id="23"/>
+    <w:bookmarkStart w:id="24" w:name="学科配置"/>
     <w:p>
       <w:pPr>
         <w:pStyle w:val="Heading3"/>
@@ -2428,8 +3364,8 @@
         </w:tc>
       </w:tr>
     </w:tbl>
-    <w:bookmarkEnd w:id="16"/>
-    <w:bookmarkStart w:id="17" w:name="网课数据源"/>
+    <w:bookmarkEnd w:id="24"/>
+    <w:bookmarkStart w:id="25" w:name="网课数据源"/>
     <w:p>
       <w:pPr>
         <w:pStyle w:val="Heading3"/>
@@ -2867,8 +3803,8 @@
         </w:tc>
       </w:tr>
     </w:tbl>
-    <w:bookmarkEnd w:id="17"/>
-    <w:bookmarkStart w:id="18" w:name="user_profile.jsonv0.8.0"/>
+    <w:bookmarkEnd w:id="25"/>
+    <w:bookmarkStart w:id="26" w:name="user_profile.jsonv0.8.0"/>
     <w:p>
       <w:pPr>
         <w:pStyle w:val="Heading3"/>
@@ -5681,8 +6617,8 @@
         </w:tc>
       </w:tr>
     </w:tbl>
-    <w:bookmarkEnd w:id="18"/>
-    <w:bookmarkStart w:id="19" w:name="skill-tree.jsonv0.9.0"/>
+    <w:bookmarkEnd w:id="26"/>
+    <w:bookmarkStart w:id="27" w:name="skill-tree.jsonv0.9.0"/>
     <w:p>
       <w:pPr>
         <w:pStyle w:val="Heading3"/>
@@ -8848,6 +9784,2099 @@
         <w:t xml:space="preserve">。</w:t>
       </w:r>
     </w:p>
+    <w:bookmarkEnd w:id="27"/>
+    <w:bookmarkStart w:id="28" w:name="番茄钟会话v1.1.0"/>
+    <w:p>
+      <w:pPr>
+        <w:pStyle w:val="Heading3"/>
+      </w:pPr>
+      <w:r>
+        <w:t xml:space="preserve">2.6 </w:t>
+      </w:r>
+      <w:r>
+        <w:rPr>
+          <w:rFonts w:hint="eastAsia"/>
+        </w:rPr>
+        <w:t xml:space="preserve">番茄钟会话（V1.1.0+）</w:t>
+      </w:r>
+    </w:p>
+    <w:p>
+      <w:pPr>
+        <w:pStyle w:val="SourceCode"/>
+      </w:pPr>
+      <w:r>
+        <w:rPr>
+          <w:rStyle w:val="KeywordTok"/>
+        </w:rPr>
+        <w:t xml:space="preserve">interface</w:t>
+      </w:r>
+      <w:r>
+        <w:rPr>
+          <w:rStyle w:val="NormalTok"/>
+        </w:rPr>
+        <w:t xml:space="preserve"> PomodoroSession {</w:t>
+      </w:r>
+      <w:r>
+        <w:br/>
+      </w:r>
+      <w:r>
+        <w:rPr>
+          <w:rStyle w:val="NormalTok"/>
+        </w:rPr>
+        <w:t xml:space="preserve">  sessionId</w:t>
+      </w:r>
+      <w:r>
+        <w:rPr>
+          <w:rStyle w:val="OperatorTok"/>
+        </w:rPr>
+        <w:t xml:space="preserve">:</w:t>
+      </w:r>
+      <w:r>
+        <w:rPr>
+          <w:rStyle w:val="NormalTok"/>
+        </w:rPr>
+        <w:t xml:space="preserve"> </w:t>
+      </w:r>
+      <w:r>
+        <w:rPr>
+          <w:rStyle w:val="DataTypeTok"/>
+        </w:rPr>
+        <w:t xml:space="preserve">string</w:t>
+      </w:r>
+      <w:r>
+        <w:rPr>
+          <w:rStyle w:val="OperatorTok"/>
+        </w:rPr>
+        <w:t xml:space="preserve">;</w:t>
+      </w:r>
+      <w:r>
+        <w:rPr>
+          <w:rStyle w:val="NormalTok"/>
+        </w:rPr>
+        <w:t xml:space="preserve">           </w:t>
+      </w:r>
+      <w:r>
+        <w:rPr>
+          <w:rStyle w:val="CommentTok"/>
+        </w:rPr>
+        <w:t xml:space="preserve">// UUID</w:t>
+      </w:r>
+      <w:r>
+        <w:br/>
+      </w:r>
+      <w:r>
+        <w:rPr>
+          <w:rStyle w:val="NormalTok"/>
+        </w:rPr>
+        <w:t xml:space="preserve">  startTime</w:t>
+      </w:r>
+      <w:r>
+        <w:rPr>
+          <w:rStyle w:val="OperatorTok"/>
+        </w:rPr>
+        <w:t xml:space="preserve">:</w:t>
+      </w:r>
+      <w:r>
+        <w:rPr>
+          <w:rStyle w:val="NormalTok"/>
+        </w:rPr>
+        <w:t xml:space="preserve"> </w:t>
+      </w:r>
+      <w:r>
+        <w:rPr>
+          <w:rStyle w:val="DataTypeTok"/>
+        </w:rPr>
+        <w:t xml:space="preserve">number</w:t>
+      </w:r>
+      <w:r>
+        <w:rPr>
+          <w:rStyle w:val="OperatorTok"/>
+        </w:rPr>
+        <w:t xml:space="preserve">;</w:t>
+      </w:r>
+      <w:r>
+        <w:rPr>
+          <w:rStyle w:val="NormalTok"/>
+        </w:rPr>
+        <w:t xml:space="preserve">           </w:t>
+      </w:r>
+      <w:r>
+        <w:rPr>
+          <w:rStyle w:val="CommentTok"/>
+        </w:rPr>
+        <w:t xml:space="preserve">// 开始时间戳</w:t>
+      </w:r>
+      <w:r>
+        <w:br/>
+      </w:r>
+      <w:r>
+        <w:rPr>
+          <w:rStyle w:val="NormalTok"/>
+        </w:rPr>
+        <w:t xml:space="preserve">  plannedDuration</w:t>
+      </w:r>
+      <w:r>
+        <w:rPr>
+          <w:rStyle w:val="OperatorTok"/>
+        </w:rPr>
+        <w:t xml:space="preserve">:</w:t>
+      </w:r>
+      <w:r>
+        <w:rPr>
+          <w:rStyle w:val="NormalTok"/>
+        </w:rPr>
+        <w:t xml:space="preserve"> </w:t>
+      </w:r>
+      <w:r>
+        <w:rPr>
+          <w:rStyle w:val="DataTypeTok"/>
+        </w:rPr>
+        <w:t xml:space="preserve">number</w:t>
+      </w:r>
+      <w:r>
+        <w:rPr>
+          <w:rStyle w:val="OperatorTok"/>
+        </w:rPr>
+        <w:t xml:space="preserve">;</w:t>
+      </w:r>
+      <w:r>
+        <w:rPr>
+          <w:rStyle w:val="NormalTok"/>
+        </w:rPr>
+        <w:t xml:space="preserve">      </w:t>
+      </w:r>
+      <w:r>
+        <w:rPr>
+          <w:rStyle w:val="CommentTok"/>
+        </w:rPr>
+        <w:t xml:space="preserve">// 计划时长（分钟）</w:t>
+      </w:r>
+      <w:r>
+        <w:br/>
+      </w:r>
+      <w:r>
+        <w:rPr>
+          <w:rStyle w:val="NormalTok"/>
+        </w:rPr>
+        <w:t xml:space="preserve">  endTime</w:t>
+      </w:r>
+      <w:r>
+        <w:rPr>
+          <w:rStyle w:val="OperatorTok"/>
+        </w:rPr>
+        <w:t xml:space="preserve">:</w:t>
+      </w:r>
+      <w:r>
+        <w:rPr>
+          <w:rStyle w:val="NormalTok"/>
+        </w:rPr>
+        <w:t xml:space="preserve"> </w:t>
+      </w:r>
+      <w:r>
+        <w:rPr>
+          <w:rStyle w:val="DataTypeTok"/>
+        </w:rPr>
+        <w:t xml:space="preserve">number</w:t>
+      </w:r>
+      <w:r>
+        <w:rPr>
+          <w:rStyle w:val="NormalTok"/>
+        </w:rPr>
+        <w:t xml:space="preserve"> </w:t>
+      </w:r>
+      <w:r>
+        <w:rPr>
+          <w:rStyle w:val="OperatorTok"/>
+        </w:rPr>
+        <w:t xml:space="preserve">|</w:t>
+      </w:r>
+      <w:r>
+        <w:rPr>
+          <w:rStyle w:val="NormalTok"/>
+        </w:rPr>
+        <w:t xml:space="preserve"> </w:t>
+      </w:r>
+      <w:r>
+        <w:rPr>
+          <w:rStyle w:val="DataTypeTok"/>
+        </w:rPr>
+        <w:t xml:space="preserve">null</w:t>
+      </w:r>
+      <w:r>
+        <w:rPr>
+          <w:rStyle w:val="OperatorTok"/>
+        </w:rPr>
+        <w:t xml:space="preserve">;</w:t>
+      </w:r>
+      <w:r>
+        <w:rPr>
+          <w:rStyle w:val="NormalTok"/>
+        </w:rPr>
+        <w:t xml:space="preserve">       </w:t>
+      </w:r>
+      <w:r>
+        <w:rPr>
+          <w:rStyle w:val="CommentTok"/>
+        </w:rPr>
+        <w:t xml:space="preserve">// 结束时间戳</w:t>
+      </w:r>
+      <w:r>
+        <w:br/>
+      </w:r>
+      <w:r>
+        <w:rPr>
+          <w:rStyle w:val="NormalTok"/>
+        </w:rPr>
+        <w:t xml:space="preserve">  completed</w:t>
+      </w:r>
+      <w:r>
+        <w:rPr>
+          <w:rStyle w:val="OperatorTok"/>
+        </w:rPr>
+        <w:t xml:space="preserve">:</w:t>
+      </w:r>
+      <w:r>
+        <w:rPr>
+          <w:rStyle w:val="NormalTok"/>
+        </w:rPr>
+        <w:t xml:space="preserve"> </w:t>
+      </w:r>
+      <w:r>
+        <w:rPr>
+          <w:rStyle w:val="DataTypeTok"/>
+        </w:rPr>
+        <w:t xml:space="preserve">boolean</w:t>
+      </w:r>
+      <w:r>
+        <w:rPr>
+          <w:rStyle w:val="OperatorTok"/>
+        </w:rPr>
+        <w:t xml:space="preserve">;</w:t>
+      </w:r>
+      <w:r>
+        <w:rPr>
+          <w:rStyle w:val="NormalTok"/>
+        </w:rPr>
+        <w:t xml:space="preserve">           </w:t>
+      </w:r>
+      <w:r>
+        <w:rPr>
+          <w:rStyle w:val="CommentTok"/>
+        </w:rPr>
+        <w:t xml:space="preserve">// 是否完成</w:t>
+      </w:r>
+      <w:r>
+        <w:br/>
+      </w:r>
+      <w:r>
+        <w:rPr>
+          <w:rStyle w:val="NormalTok"/>
+        </w:rPr>
+        <w:t xml:space="preserve">  context</w:t>
+      </w:r>
+      <w:r>
+        <w:rPr>
+          <w:rStyle w:val="OperatorTok"/>
+        </w:rPr>
+        <w:t xml:space="preserve">:</w:t>
+      </w:r>
+      <w:r>
+        <w:rPr>
+          <w:rStyle w:val="NormalTok"/>
+        </w:rPr>
+        <w:t xml:space="preserve"> {</w:t>
+      </w:r>
+      <w:r>
+        <w:br/>
+      </w:r>
+      <w:r>
+        <w:rPr>
+          <w:rStyle w:val="NormalTok"/>
+        </w:rPr>
+        <w:t xml:space="preserve">    subject</w:t>
+      </w:r>
+      <w:r>
+        <w:rPr>
+          <w:rStyle w:val="OperatorTok"/>
+        </w:rPr>
+        <w:t xml:space="preserve">?:</w:t>
+      </w:r>
+      <w:r>
+        <w:rPr>
+          <w:rStyle w:val="NormalTok"/>
+        </w:rPr>
+        <w:t xml:space="preserve"> </w:t>
+      </w:r>
+      <w:r>
+        <w:rPr>
+          <w:rStyle w:val="DataTypeTok"/>
+        </w:rPr>
+        <w:t xml:space="preserve">string</w:t>
+      </w:r>
+      <w:r>
+        <w:rPr>
+          <w:rStyle w:val="OperatorTok"/>
+        </w:rPr>
+        <w:t xml:space="preserve">;</w:t>
+      </w:r>
+      <w:r>
+        <w:rPr>
+          <w:rStyle w:val="NormalTok"/>
+        </w:rPr>
+        <w:t xml:space="preserve">           </w:t>
+      </w:r>
+      <w:r>
+        <w:rPr>
+          <w:rStyle w:val="CommentTok"/>
+        </w:rPr>
+        <w:t xml:space="preserve">// 学科key</w:t>
+      </w:r>
+      <w:r>
+        <w:br/>
+      </w:r>
+      <w:r>
+        <w:rPr>
+          <w:rStyle w:val="NormalTok"/>
+        </w:rPr>
+        <w:t xml:space="preserve">    skillId</w:t>
+      </w:r>
+      <w:r>
+        <w:rPr>
+          <w:rStyle w:val="OperatorTok"/>
+        </w:rPr>
+        <w:t xml:space="preserve">?:</w:t>
+      </w:r>
+      <w:r>
+        <w:rPr>
+          <w:rStyle w:val="NormalTok"/>
+        </w:rPr>
+        <w:t xml:space="preserve"> </w:t>
+      </w:r>
+      <w:r>
+        <w:rPr>
+          <w:rStyle w:val="DataTypeTok"/>
+        </w:rPr>
+        <w:t xml:space="preserve">string</w:t>
+      </w:r>
+      <w:r>
+        <w:rPr>
+          <w:rStyle w:val="OperatorTok"/>
+        </w:rPr>
+        <w:t xml:space="preserve">;</w:t>
+      </w:r>
+      <w:r>
+        <w:rPr>
+          <w:rStyle w:val="NormalTok"/>
+        </w:rPr>
+        <w:t xml:space="preserve">           </w:t>
+      </w:r>
+      <w:r>
+        <w:rPr>
+          <w:rStyle w:val="CommentTok"/>
+        </w:rPr>
+        <w:t xml:space="preserve">// 技能ID</w:t>
+      </w:r>
+      <w:r>
+        <w:br/>
+      </w:r>
+      <w:r>
+        <w:rPr>
+          <w:rStyle w:val="NormalTok"/>
+        </w:rPr>
+        <w:t xml:space="preserve">    knowledgePoints</w:t>
+      </w:r>
+      <w:r>
+        <w:rPr>
+          <w:rStyle w:val="OperatorTok"/>
+        </w:rPr>
+        <w:t xml:space="preserve">?:</w:t>
+      </w:r>
+      <w:r>
+        <w:rPr>
+          <w:rStyle w:val="NormalTok"/>
+        </w:rPr>
+        <w:t xml:space="preserve"> </w:t>
+      </w:r>
+      <w:r>
+        <w:rPr>
+          <w:rStyle w:val="DataTypeTok"/>
+        </w:rPr>
+        <w:t xml:space="preserve">string</w:t>
+      </w:r>
+      <w:r>
+        <w:rPr>
+          <w:rStyle w:val="NormalTok"/>
+        </w:rPr>
+        <w:t xml:space="preserve">[]</w:t>
+      </w:r>
+      <w:r>
+        <w:rPr>
+          <w:rStyle w:val="OperatorTok"/>
+        </w:rPr>
+        <w:t xml:space="preserve">;</w:t>
+      </w:r>
+      <w:r>
+        <w:rPr>
+          <w:rStyle w:val="NormalTok"/>
+        </w:rPr>
+        <w:t xml:space="preserve"> </w:t>
+      </w:r>
+      <w:r>
+        <w:rPr>
+          <w:rStyle w:val="CommentTok"/>
+        </w:rPr>
+        <w:t xml:space="preserve">// 知识点列表</w:t>
+      </w:r>
+      <w:r>
+        <w:br/>
+      </w:r>
+      <w:r>
+        <w:rPr>
+          <w:rStyle w:val="NormalTok"/>
+        </w:rPr>
+        <w:t xml:space="preserve">    activityType</w:t>
+      </w:r>
+      <w:r>
+        <w:rPr>
+          <w:rStyle w:val="OperatorTok"/>
+        </w:rPr>
+        <w:t xml:space="preserve">?:</w:t>
+      </w:r>
+      <w:r>
+        <w:rPr>
+          <w:rStyle w:val="NormalTok"/>
+        </w:rPr>
+        <w:t xml:space="preserve"> </w:t>
+      </w:r>
+      <w:r>
+        <w:rPr>
+          <w:rStyle w:val="DataTypeTok"/>
+        </w:rPr>
+        <w:t xml:space="preserve">string</w:t>
+      </w:r>
+      <w:r>
+        <w:rPr>
+          <w:rStyle w:val="OperatorTok"/>
+        </w:rPr>
+        <w:t xml:space="preserve">;</w:t>
+      </w:r>
+      <w:r>
+        <w:rPr>
+          <w:rStyle w:val="NormalTok"/>
+        </w:rPr>
+        <w:t xml:space="preserve">      </w:t>
+      </w:r>
+      <w:r>
+        <w:rPr>
+          <w:rStyle w:val="CommentTok"/>
+        </w:rPr>
+        <w:t xml:space="preserve">// 活动类型</w:t>
+      </w:r>
+      <w:r>
+        <w:br/>
+      </w:r>
+      <w:r>
+        <w:rPr>
+          <w:rStyle w:val="NormalTok"/>
+        </w:rPr>
+        <w:t xml:space="preserve">    textbookRef</w:t>
+      </w:r>
+      <w:r>
+        <w:rPr>
+          <w:rStyle w:val="OperatorTok"/>
+        </w:rPr>
+        <w:t xml:space="preserve">?:</w:t>
+      </w:r>
+      <w:r>
+        <w:rPr>
+          <w:rStyle w:val="NormalTok"/>
+        </w:rPr>
+        <w:t xml:space="preserve"> </w:t>
+      </w:r>
+      <w:r>
+        <w:rPr>
+          <w:rStyle w:val="DataTypeTok"/>
+        </w:rPr>
+        <w:t xml:space="preserve">string</w:t>
+      </w:r>
+      <w:r>
+        <w:rPr>
+          <w:rStyle w:val="OperatorTok"/>
+        </w:rPr>
+        <w:t xml:space="preserve">;</w:t>
+      </w:r>
+      <w:r>
+        <w:rPr>
+          <w:rStyle w:val="NormalTok"/>
+        </w:rPr>
+        <w:t xml:space="preserve">       </w:t>
+      </w:r>
+      <w:r>
+        <w:rPr>
+          <w:rStyle w:val="CommentTok"/>
+        </w:rPr>
+        <w:t xml:space="preserve">// 教辅章节引用</w:t>
+      </w:r>
+      <w:r>
+        <w:br/>
+      </w:r>
+      <w:r>
+        <w:rPr>
+          <w:rStyle w:val="NormalTok"/>
+        </w:rPr>
+        <w:t xml:space="preserve">  }</w:t>
+      </w:r>
+      <w:r>
+        <w:rPr>
+          <w:rStyle w:val="OperatorTok"/>
+        </w:rPr>
+        <w:t xml:space="preserve">;</w:t>
+      </w:r>
+      <w:r>
+        <w:br/>
+      </w:r>
+      <w:r>
+        <w:rPr>
+          <w:rStyle w:val="NormalTok"/>
+        </w:rPr>
+        <w:t xml:space="preserve">  backgroundPeriods</w:t>
+      </w:r>
+      <w:r>
+        <w:rPr>
+          <w:rStyle w:val="OperatorTok"/>
+        </w:rPr>
+        <w:t xml:space="preserve">:</w:t>
+      </w:r>
+      <w:r>
+        <w:rPr>
+          <w:rStyle w:val="NormalTok"/>
+        </w:rPr>
+        <w:t xml:space="preserve"> </w:t>
+      </w:r>
+      <w:r>
+        <w:rPr>
+          <w:rStyle w:val="BuiltInTok"/>
+        </w:rPr>
+        <w:t xml:space="preserve">Array</w:t>
+      </w:r>
+      <w:r>
+        <w:rPr>
+          <w:rStyle w:val="OperatorTok"/>
+        </w:rPr>
+        <w:t xml:space="preserve">&lt;</w:t>
+      </w:r>
+      <w:r>
+        <w:rPr>
+          <w:rStyle w:val="NormalTok"/>
+        </w:rPr>
+        <w:t xml:space="preserve">{    </w:t>
+      </w:r>
+      <w:r>
+        <w:rPr>
+          <w:rStyle w:val="CommentTok"/>
+        </w:rPr>
+        <w:t xml:space="preserve">// 切出/返回记录</w:t>
+      </w:r>
+      <w:r>
+        <w:br/>
+      </w:r>
+      <w:r>
+        <w:rPr>
+          <w:rStyle w:val="NormalTok"/>
+        </w:rPr>
+        <w:t xml:space="preserve">    start</w:t>
+      </w:r>
+      <w:r>
+        <w:rPr>
+          <w:rStyle w:val="OperatorTok"/>
+        </w:rPr>
+        <w:t xml:space="preserve">:</w:t>
+      </w:r>
+      <w:r>
+        <w:rPr>
+          <w:rStyle w:val="NormalTok"/>
+        </w:rPr>
+        <w:t xml:space="preserve"> </w:t>
+      </w:r>
+      <w:r>
+        <w:rPr>
+          <w:rStyle w:val="DataTypeTok"/>
+        </w:rPr>
+        <w:t xml:space="preserve">number</w:t>
+      </w:r>
+      <w:r>
+        <w:rPr>
+          <w:rStyle w:val="OperatorTok"/>
+        </w:rPr>
+        <w:t xml:space="preserve">;</w:t>
+      </w:r>
+      <w:r>
+        <w:br/>
+      </w:r>
+      <w:r>
+        <w:rPr>
+          <w:rStyle w:val="NormalTok"/>
+        </w:rPr>
+        <w:t xml:space="preserve">    end</w:t>
+      </w:r>
+      <w:r>
+        <w:rPr>
+          <w:rStyle w:val="OperatorTok"/>
+        </w:rPr>
+        <w:t xml:space="preserve">:</w:t>
+      </w:r>
+      <w:r>
+        <w:rPr>
+          <w:rStyle w:val="NormalTok"/>
+        </w:rPr>
+        <w:t xml:space="preserve"> </w:t>
+      </w:r>
+      <w:r>
+        <w:rPr>
+          <w:rStyle w:val="DataTypeTok"/>
+        </w:rPr>
+        <w:t xml:space="preserve">number</w:t>
+      </w:r>
+      <w:r>
+        <w:rPr>
+          <w:rStyle w:val="OperatorTok"/>
+        </w:rPr>
+        <w:t xml:space="preserve">;</w:t>
+      </w:r>
+      <w:r>
+        <w:br/>
+      </w:r>
+      <w:r>
+        <w:rPr>
+          <w:rStyle w:val="NormalTok"/>
+        </w:rPr>
+        <w:t xml:space="preserve">    duration</w:t>
+      </w:r>
+      <w:r>
+        <w:rPr>
+          <w:rStyle w:val="OperatorTok"/>
+        </w:rPr>
+        <w:t xml:space="preserve">:</w:t>
+      </w:r>
+      <w:r>
+        <w:rPr>
+          <w:rStyle w:val="NormalTok"/>
+        </w:rPr>
+        <w:t xml:space="preserve"> </w:t>
+      </w:r>
+      <w:r>
+        <w:rPr>
+          <w:rStyle w:val="DataTypeTok"/>
+        </w:rPr>
+        <w:t xml:space="preserve">number</w:t>
+      </w:r>
+      <w:r>
+        <w:rPr>
+          <w:rStyle w:val="OperatorTok"/>
+        </w:rPr>
+        <w:t xml:space="preserve">;</w:t>
+      </w:r>
+      <w:r>
+        <w:br/>
+      </w:r>
+      <w:r>
+        <w:rPr>
+          <w:rStyle w:val="NormalTok"/>
+        </w:rPr>
+        <w:t xml:space="preserve">    reason</w:t>
+      </w:r>
+      <w:r>
+        <w:rPr>
+          <w:rStyle w:val="OperatorTok"/>
+        </w:rPr>
+        <w:t xml:space="preserve">?:</w:t>
+      </w:r>
+      <w:r>
+        <w:rPr>
+          <w:rStyle w:val="NormalTok"/>
+        </w:rPr>
+        <w:t xml:space="preserve"> </w:t>
+      </w:r>
+      <w:r>
+        <w:rPr>
+          <w:rStyle w:val="DataTypeTok"/>
+        </w:rPr>
+        <w:t xml:space="preserve">string</w:t>
+      </w:r>
+      <w:r>
+        <w:rPr>
+          <w:rStyle w:val="OperatorTok"/>
+        </w:rPr>
+        <w:t xml:space="preserve">;</w:t>
+      </w:r>
+      <w:r>
+        <w:br/>
+      </w:r>
+      <w:r>
+        <w:rPr>
+          <w:rStyle w:val="NormalTok"/>
+        </w:rPr>
+        <w:t xml:space="preserve">  }</w:t>
+      </w:r>
+      <w:r>
+        <w:rPr>
+          <w:rStyle w:val="OperatorTok"/>
+        </w:rPr>
+        <w:t xml:space="preserve">&gt;;</w:t>
+      </w:r>
+      <w:r>
+        <w:br/>
+      </w:r>
+      <w:r>
+        <w:rPr>
+          <w:rStyle w:val="NormalTok"/>
+        </w:rPr>
+        <w:t xml:space="preserve">  isPaused</w:t>
+      </w:r>
+      <w:r>
+        <w:rPr>
+          <w:rStyle w:val="OperatorTok"/>
+        </w:rPr>
+        <w:t xml:space="preserve">:</w:t>
+      </w:r>
+      <w:r>
+        <w:rPr>
+          <w:rStyle w:val="NormalTok"/>
+        </w:rPr>
+        <w:t xml:space="preserve"> </w:t>
+      </w:r>
+      <w:r>
+        <w:rPr>
+          <w:rStyle w:val="DataTypeTok"/>
+        </w:rPr>
+        <w:t xml:space="preserve">boolean</w:t>
+      </w:r>
+      <w:r>
+        <w:rPr>
+          <w:rStyle w:val="OperatorTok"/>
+        </w:rPr>
+        <w:t xml:space="preserve">;</w:t>
+      </w:r>
+      <w:r>
+        <w:br/>
+      </w:r>
+      <w:r>
+        <w:rPr>
+          <w:rStyle w:val="NormalTok"/>
+        </w:rPr>
+        <w:t xml:space="preserve">}</w:t>
+      </w:r>
+    </w:p>
+    <w:bookmarkEnd w:id="28"/>
+    <w:bookmarkStart w:id="29" w:name="阅读记录v1.2.0"/>
+    <w:p>
+      <w:pPr>
+        <w:pStyle w:val="Heading3"/>
+      </w:pPr>
+      <w:r>
+        <w:t xml:space="preserve">2.7 </w:t>
+      </w:r>
+      <w:r>
+        <w:rPr>
+          <w:rFonts w:hint="eastAsia"/>
+        </w:rPr>
+        <w:t xml:space="preserve">阅读记录（V1.2.0+）</w:t>
+      </w:r>
+    </w:p>
+    <w:p>
+      <w:pPr>
+        <w:pStyle w:val="FirstParagraph"/>
+      </w:pPr>
+      <w:r>
+        <w:rPr>
+          <w:rFonts w:hint="eastAsia"/>
+        </w:rPr>
+        <w:t xml:space="preserve">存储在</w:t>
+      </w:r>
+      <w:r>
+        <w:t xml:space="preserve"> </w:t>
+      </w:r>
+      <w:r>
+        <w:rPr>
+          <w:rStyle w:val="VerbatimChar"/>
+        </w:rPr>
+        <w:t xml:space="preserve">data/reading_records.json</w:t>
+      </w:r>
+      <w:r>
+        <w:t xml:space="preserve">。</w:t>
+      </w:r>
+    </w:p>
+    <w:p>
+      <w:pPr>
+        <w:pStyle w:val="SourceCode"/>
+      </w:pPr>
+      <w:r>
+        <w:rPr>
+          <w:rStyle w:val="KeywordTok"/>
+        </w:rPr>
+        <w:t xml:space="preserve">interface</w:t>
+      </w:r>
+      <w:r>
+        <w:rPr>
+          <w:rStyle w:val="NormalTok"/>
+        </w:rPr>
+        <w:t xml:space="preserve"> ReadingRecord {</w:t>
+      </w:r>
+      <w:r>
+        <w:br/>
+      </w:r>
+      <w:r>
+        <w:rPr>
+          <w:rStyle w:val="NormalTok"/>
+        </w:rPr>
+        <w:t xml:space="preserve">  recordID</w:t>
+      </w:r>
+      <w:r>
+        <w:rPr>
+          <w:rStyle w:val="OperatorTok"/>
+        </w:rPr>
+        <w:t xml:space="preserve">:</w:t>
+      </w:r>
+      <w:r>
+        <w:rPr>
+          <w:rStyle w:val="NormalTok"/>
+        </w:rPr>
+        <w:t xml:space="preserve"> </w:t>
+      </w:r>
+      <w:r>
+        <w:rPr>
+          <w:rStyle w:val="DataTypeTok"/>
+        </w:rPr>
+        <w:t xml:space="preserve">string</w:t>
+      </w:r>
+      <w:r>
+        <w:rPr>
+          <w:rStyle w:val="OperatorTok"/>
+        </w:rPr>
+        <w:t xml:space="preserve">;</w:t>
+      </w:r>
+      <w:r>
+        <w:rPr>
+          <w:rStyle w:val="NormalTok"/>
+        </w:rPr>
+        <w:t xml:space="preserve">            </w:t>
+      </w:r>
+      <w:r>
+        <w:rPr>
+          <w:rStyle w:val="CommentTok"/>
+        </w:rPr>
+        <w:t xml:space="preserve">// UUID</w:t>
+      </w:r>
+      <w:r>
+        <w:br/>
+      </w:r>
+      <w:r>
+        <w:rPr>
+          <w:rStyle w:val="NormalTok"/>
+        </w:rPr>
+        <w:t xml:space="preserve">  timestamp</w:t>
+      </w:r>
+      <w:r>
+        <w:rPr>
+          <w:rStyle w:val="OperatorTok"/>
+        </w:rPr>
+        <w:t xml:space="preserve">:</w:t>
+      </w:r>
+      <w:r>
+        <w:rPr>
+          <w:rStyle w:val="NormalTok"/>
+        </w:rPr>
+        <w:t xml:space="preserve"> </w:t>
+      </w:r>
+      <w:r>
+        <w:rPr>
+          <w:rStyle w:val="DataTypeTok"/>
+        </w:rPr>
+        <w:t xml:space="preserve">string</w:t>
+      </w:r>
+      <w:r>
+        <w:rPr>
+          <w:rStyle w:val="OperatorTok"/>
+        </w:rPr>
+        <w:t xml:space="preserve">;</w:t>
+      </w:r>
+      <w:r>
+        <w:rPr>
+          <w:rStyle w:val="NormalTok"/>
+        </w:rPr>
+        <w:t xml:space="preserve">           </w:t>
+      </w:r>
+      <w:r>
+        <w:rPr>
+          <w:rStyle w:val="CommentTok"/>
+        </w:rPr>
+        <w:t xml:space="preserve">// ISO 8601</w:t>
+      </w:r>
+      <w:r>
+        <w:br/>
+      </w:r>
+      <w:r>
+        <w:rPr>
+          <w:rStyle w:val="NormalTok"/>
+        </w:rPr>
+        <w:t xml:space="preserve">  bookTitle</w:t>
+      </w:r>
+      <w:r>
+        <w:rPr>
+          <w:rStyle w:val="OperatorTok"/>
+        </w:rPr>
+        <w:t xml:space="preserve">:</w:t>
+      </w:r>
+      <w:r>
+        <w:rPr>
+          <w:rStyle w:val="NormalTok"/>
+        </w:rPr>
+        <w:t xml:space="preserve"> </w:t>
+      </w:r>
+      <w:r>
+        <w:rPr>
+          <w:rStyle w:val="DataTypeTok"/>
+        </w:rPr>
+        <w:t xml:space="preserve">string</w:t>
+      </w:r>
+      <w:r>
+        <w:rPr>
+          <w:rStyle w:val="OperatorTok"/>
+        </w:rPr>
+        <w:t xml:space="preserve">;</w:t>
+      </w:r>
+      <w:r>
+        <w:rPr>
+          <w:rStyle w:val="NormalTok"/>
+        </w:rPr>
+        <w:t xml:space="preserve">           </w:t>
+      </w:r>
+      <w:r>
+        <w:rPr>
+          <w:rStyle w:val="CommentTok"/>
+        </w:rPr>
+        <w:t xml:space="preserve">// 书名</w:t>
+      </w:r>
+      <w:r>
+        <w:br/>
+      </w:r>
+      <w:r>
+        <w:rPr>
+          <w:rStyle w:val="NormalTok"/>
+        </w:rPr>
+        <w:t xml:space="preserve">  author</w:t>
+      </w:r>
+      <w:r>
+        <w:rPr>
+          <w:rStyle w:val="OperatorTok"/>
+        </w:rPr>
+        <w:t xml:space="preserve">?:</w:t>
+      </w:r>
+      <w:r>
+        <w:rPr>
+          <w:rStyle w:val="NormalTok"/>
+        </w:rPr>
+        <w:t xml:space="preserve"> </w:t>
+      </w:r>
+      <w:r>
+        <w:rPr>
+          <w:rStyle w:val="DataTypeTok"/>
+        </w:rPr>
+        <w:t xml:space="preserve">string</w:t>
+      </w:r>
+      <w:r>
+        <w:rPr>
+          <w:rStyle w:val="OperatorTok"/>
+        </w:rPr>
+        <w:t xml:space="preserve">;</w:t>
+      </w:r>
+      <w:r>
+        <w:rPr>
+          <w:rStyle w:val="NormalTok"/>
+        </w:rPr>
+        <w:t xml:space="preserve">             </w:t>
+      </w:r>
+      <w:r>
+        <w:rPr>
+          <w:rStyle w:val="CommentTok"/>
+        </w:rPr>
+        <w:t xml:space="preserve">// 作者</w:t>
+      </w:r>
+      <w:r>
+        <w:br/>
+      </w:r>
+      <w:r>
+        <w:rPr>
+          <w:rStyle w:val="NormalTok"/>
+        </w:rPr>
+        <w:t xml:space="preserve">  category</w:t>
+      </w:r>
+      <w:r>
+        <w:rPr>
+          <w:rStyle w:val="OperatorTok"/>
+        </w:rPr>
+        <w:t xml:space="preserve">:</w:t>
+      </w:r>
+      <w:r>
+        <w:rPr>
+          <w:rStyle w:val="NormalTok"/>
+        </w:rPr>
+        <w:t xml:space="preserve"> ReadingCategory</w:t>
+      </w:r>
+      <w:r>
+        <w:rPr>
+          <w:rStyle w:val="OperatorTok"/>
+        </w:rPr>
+        <w:t xml:space="preserve">;</w:t>
+      </w:r>
+      <w:r>
+        <w:rPr>
+          <w:rStyle w:val="NormalTok"/>
+        </w:rPr>
+        <w:t xml:space="preserve">   </w:t>
+      </w:r>
+      <w:r>
+        <w:rPr>
+          <w:rStyle w:val="CommentTok"/>
+        </w:rPr>
+        <w:t xml:space="preserve">// 阅读分类</w:t>
+      </w:r>
+      <w:r>
+        <w:br/>
+      </w:r>
+      <w:r>
+        <w:rPr>
+          <w:rStyle w:val="NormalTok"/>
+        </w:rPr>
+        <w:t xml:space="preserve">  startPage</w:t>
+      </w:r>
+      <w:r>
+        <w:rPr>
+          <w:rStyle w:val="OperatorTok"/>
+        </w:rPr>
+        <w:t xml:space="preserve">?:</w:t>
+      </w:r>
+      <w:r>
+        <w:rPr>
+          <w:rStyle w:val="NormalTok"/>
+        </w:rPr>
+        <w:t xml:space="preserve"> </w:t>
+      </w:r>
+      <w:r>
+        <w:rPr>
+          <w:rStyle w:val="DataTypeTok"/>
+        </w:rPr>
+        <w:t xml:space="preserve">number</w:t>
+      </w:r>
+      <w:r>
+        <w:rPr>
+          <w:rStyle w:val="OperatorTok"/>
+        </w:rPr>
+        <w:t xml:space="preserve">;</w:t>
+      </w:r>
+      <w:r>
+        <w:rPr>
+          <w:rStyle w:val="NormalTok"/>
+        </w:rPr>
+        <w:t xml:space="preserve">          </w:t>
+      </w:r>
+      <w:r>
+        <w:rPr>
+          <w:rStyle w:val="CommentTok"/>
+        </w:rPr>
+        <w:t xml:space="preserve">// 起始页</w:t>
+      </w:r>
+      <w:r>
+        <w:br/>
+      </w:r>
+      <w:r>
+        <w:rPr>
+          <w:rStyle w:val="NormalTok"/>
+        </w:rPr>
+        <w:t xml:space="preserve">  endPage</w:t>
+      </w:r>
+      <w:r>
+        <w:rPr>
+          <w:rStyle w:val="OperatorTok"/>
+        </w:rPr>
+        <w:t xml:space="preserve">?:</w:t>
+      </w:r>
+      <w:r>
+        <w:rPr>
+          <w:rStyle w:val="NormalTok"/>
+        </w:rPr>
+        <w:t xml:space="preserve"> </w:t>
+      </w:r>
+      <w:r>
+        <w:rPr>
+          <w:rStyle w:val="DataTypeTok"/>
+        </w:rPr>
+        <w:t xml:space="preserve">number</w:t>
+      </w:r>
+      <w:r>
+        <w:rPr>
+          <w:rStyle w:val="OperatorTok"/>
+        </w:rPr>
+        <w:t xml:space="preserve">;</w:t>
+      </w:r>
+      <w:r>
+        <w:rPr>
+          <w:rStyle w:val="NormalTok"/>
+        </w:rPr>
+        <w:t xml:space="preserve">            </w:t>
+      </w:r>
+      <w:r>
+        <w:rPr>
+          <w:rStyle w:val="CommentTok"/>
+        </w:rPr>
+        <w:t xml:space="preserve">// 结束页</w:t>
+      </w:r>
+      <w:r>
+        <w:br/>
+      </w:r>
+      <w:r>
+        <w:rPr>
+          <w:rStyle w:val="NormalTok"/>
+        </w:rPr>
+        <w:t xml:space="preserve">  pagesRead</w:t>
+      </w:r>
+      <w:r>
+        <w:rPr>
+          <w:rStyle w:val="OperatorTok"/>
+        </w:rPr>
+        <w:t xml:space="preserve">?:</w:t>
+      </w:r>
+      <w:r>
+        <w:rPr>
+          <w:rStyle w:val="NormalTok"/>
+        </w:rPr>
+        <w:t xml:space="preserve"> </w:t>
+      </w:r>
+      <w:r>
+        <w:rPr>
+          <w:rStyle w:val="DataTypeTok"/>
+        </w:rPr>
+        <w:t xml:space="preserve">number</w:t>
+      </w:r>
+      <w:r>
+        <w:rPr>
+          <w:rStyle w:val="OperatorTok"/>
+        </w:rPr>
+        <w:t xml:space="preserve">;</w:t>
+      </w:r>
+      <w:r>
+        <w:rPr>
+          <w:rStyle w:val="NormalTok"/>
+        </w:rPr>
+        <w:t xml:space="preserve">          </w:t>
+      </w:r>
+      <w:r>
+        <w:rPr>
+          <w:rStyle w:val="CommentTok"/>
+        </w:rPr>
+        <w:t xml:space="preserve">// 阅读页数</w:t>
+      </w:r>
+      <w:r>
+        <w:br/>
+      </w:r>
+      <w:r>
+        <w:rPr>
+          <w:rStyle w:val="NormalTok"/>
+        </w:rPr>
+        <w:t xml:space="preserve">  durationMinutes</w:t>
+      </w:r>
+      <w:r>
+        <w:rPr>
+          <w:rStyle w:val="OperatorTok"/>
+        </w:rPr>
+        <w:t xml:space="preserve">:</w:t>
+      </w:r>
+      <w:r>
+        <w:rPr>
+          <w:rStyle w:val="NormalTok"/>
+        </w:rPr>
+        <w:t xml:space="preserve"> </w:t>
+      </w:r>
+      <w:r>
+        <w:rPr>
+          <w:rStyle w:val="DataTypeTok"/>
+        </w:rPr>
+        <w:t xml:space="preserve">number</w:t>
+      </w:r>
+      <w:r>
+        <w:rPr>
+          <w:rStyle w:val="OperatorTok"/>
+        </w:rPr>
+        <w:t xml:space="preserve">;</w:t>
+      </w:r>
+      <w:r>
+        <w:rPr>
+          <w:rStyle w:val="NormalTok"/>
+        </w:rPr>
+        <w:t xml:space="preserve">     </w:t>
+      </w:r>
+      <w:r>
+        <w:rPr>
+          <w:rStyle w:val="CommentTok"/>
+        </w:rPr>
+        <w:t xml:space="preserve">// 阅读时长</w:t>
+      </w:r>
+      <w:r>
+        <w:br/>
+      </w:r>
+      <w:r>
+        <w:rPr>
+          <w:rStyle w:val="NormalTok"/>
+        </w:rPr>
+        <w:t xml:space="preserve">  completionPercent</w:t>
+      </w:r>
+      <w:r>
+        <w:rPr>
+          <w:rStyle w:val="OperatorTok"/>
+        </w:rPr>
+        <w:t xml:space="preserve">?:</w:t>
+      </w:r>
+      <w:r>
+        <w:rPr>
+          <w:rStyle w:val="NormalTok"/>
+        </w:rPr>
+        <w:t xml:space="preserve"> </w:t>
+      </w:r>
+      <w:r>
+        <w:rPr>
+          <w:rStyle w:val="DataTypeTok"/>
+        </w:rPr>
+        <w:t xml:space="preserve">number</w:t>
+      </w:r>
+      <w:r>
+        <w:rPr>
+          <w:rStyle w:val="OperatorTok"/>
+        </w:rPr>
+        <w:t xml:space="preserve">;</w:t>
+      </w:r>
+      <w:r>
+        <w:rPr>
+          <w:rStyle w:val="NormalTok"/>
+        </w:rPr>
+        <w:t xml:space="preserve">  </w:t>
+      </w:r>
+      <w:r>
+        <w:rPr>
+          <w:rStyle w:val="CommentTok"/>
+        </w:rPr>
+        <w:t xml:space="preserve">// 累计完成百分比</w:t>
+      </w:r>
+      <w:r>
+        <w:br/>
+      </w:r>
+      <w:r>
+        <w:rPr>
+          <w:rStyle w:val="NormalTok"/>
+        </w:rPr>
+        <w:t xml:space="preserve">  notes</w:t>
+      </w:r>
+      <w:r>
+        <w:rPr>
+          <w:rStyle w:val="OperatorTok"/>
+        </w:rPr>
+        <w:t xml:space="preserve">?:</w:t>
+      </w:r>
+      <w:r>
+        <w:rPr>
+          <w:rStyle w:val="NormalTok"/>
+        </w:rPr>
+        <w:t xml:space="preserve"> </w:t>
+      </w:r>
+      <w:r>
+        <w:rPr>
+          <w:rStyle w:val="DataTypeTok"/>
+        </w:rPr>
+        <w:t xml:space="preserve">string</w:t>
+      </w:r>
+      <w:r>
+        <w:rPr>
+          <w:rStyle w:val="OperatorTok"/>
+        </w:rPr>
+        <w:t xml:space="preserve">;</w:t>
+      </w:r>
+      <w:r>
+        <w:rPr>
+          <w:rStyle w:val="NormalTok"/>
+        </w:rPr>
+        <w:t xml:space="preserve">              </w:t>
+      </w:r>
+      <w:r>
+        <w:rPr>
+          <w:rStyle w:val="CommentTok"/>
+        </w:rPr>
+        <w:t xml:space="preserve">// 简短笔记</w:t>
+      </w:r>
+      <w:r>
+        <w:br/>
+      </w:r>
+      <w:r>
+        <w:rPr>
+          <w:rStyle w:val="NormalTok"/>
+        </w:rPr>
+        <w:t xml:space="preserve">  rating</w:t>
+      </w:r>
+      <w:r>
+        <w:rPr>
+          <w:rStyle w:val="OperatorTok"/>
+        </w:rPr>
+        <w:t xml:space="preserve">?:</w:t>
+      </w:r>
+      <w:r>
+        <w:rPr>
+          <w:rStyle w:val="NormalTok"/>
+        </w:rPr>
+        <w:t xml:space="preserve"> </w:t>
+      </w:r>
+      <w:r>
+        <w:rPr>
+          <w:rStyle w:val="DataTypeTok"/>
+        </w:rPr>
+        <w:t xml:space="preserve">number</w:t>
+      </w:r>
+      <w:r>
+        <w:rPr>
+          <w:rStyle w:val="OperatorTok"/>
+        </w:rPr>
+        <w:t xml:space="preserve">;</w:t>
+      </w:r>
+      <w:r>
+        <w:rPr>
+          <w:rStyle w:val="NormalTok"/>
+        </w:rPr>
+        <w:t xml:space="preserve">             </w:t>
+      </w:r>
+      <w:r>
+        <w:rPr>
+          <w:rStyle w:val="CommentTok"/>
+        </w:rPr>
+        <w:t xml:space="preserve">// 体验评分 1-5</w:t>
+      </w:r>
+      <w:r>
+        <w:br/>
+      </w:r>
+      <w:r>
+        <w:rPr>
+          <w:rStyle w:val="NormalTok"/>
+        </w:rPr>
+        <w:t xml:space="preserve">  format</w:t>
+      </w:r>
+      <w:r>
+        <w:rPr>
+          <w:rStyle w:val="OperatorTok"/>
+        </w:rPr>
+        <w:t xml:space="preserve">:</w:t>
+      </w:r>
+      <w:r>
+        <w:rPr>
+          <w:rStyle w:val="NormalTok"/>
+        </w:rPr>
+        <w:t xml:space="preserve"> </w:t>
+      </w:r>
+      <w:r>
+        <w:rPr>
+          <w:rStyle w:val="StringTok"/>
+        </w:rPr>
+        <w:t xml:space="preserve">'paper'</w:t>
+      </w:r>
+      <w:r>
+        <w:rPr>
+          <w:rStyle w:val="NormalTok"/>
+        </w:rPr>
+        <w:t xml:space="preserve"> </w:t>
+      </w:r>
+      <w:r>
+        <w:rPr>
+          <w:rStyle w:val="OperatorTok"/>
+        </w:rPr>
+        <w:t xml:space="preserve">|</w:t>
+      </w:r>
+      <w:r>
+        <w:rPr>
+          <w:rStyle w:val="NormalTok"/>
+        </w:rPr>
+        <w:t xml:space="preserve"> </w:t>
+      </w:r>
+      <w:r>
+        <w:rPr>
+          <w:rStyle w:val="StringTok"/>
+        </w:rPr>
+        <w:t xml:space="preserve">'ebook'</w:t>
+      </w:r>
+      <w:r>
+        <w:rPr>
+          <w:rStyle w:val="NormalTok"/>
+        </w:rPr>
+        <w:t xml:space="preserve"> </w:t>
+      </w:r>
+      <w:r>
+        <w:rPr>
+          <w:rStyle w:val="OperatorTok"/>
+        </w:rPr>
+        <w:t xml:space="preserve">|</w:t>
+      </w:r>
+      <w:r>
+        <w:rPr>
+          <w:rStyle w:val="NormalTok"/>
+        </w:rPr>
+        <w:t xml:space="preserve"> </w:t>
+      </w:r>
+      <w:r>
+        <w:rPr>
+          <w:rStyle w:val="StringTok"/>
+        </w:rPr>
+        <w:t xml:space="preserve">'audio'</w:t>
+      </w:r>
+      <w:r>
+        <w:rPr>
+          <w:rStyle w:val="OperatorTok"/>
+        </w:rPr>
+        <w:t xml:space="preserve">;</w:t>
+      </w:r>
+      <w:r>
+        <w:br/>
+      </w:r>
+      <w:r>
+        <w:rPr>
+          <w:rStyle w:val="NormalTok"/>
+        </w:rPr>
+        <w:t xml:space="preserve">  source</w:t>
+      </w:r>
+      <w:r>
+        <w:rPr>
+          <w:rStyle w:val="OperatorTok"/>
+        </w:rPr>
+        <w:t xml:space="preserve">?:</w:t>
+      </w:r>
+      <w:r>
+        <w:rPr>
+          <w:rStyle w:val="NormalTok"/>
+        </w:rPr>
+        <w:t xml:space="preserve"> </w:t>
+      </w:r>
+      <w:r>
+        <w:rPr>
+          <w:rStyle w:val="StringTok"/>
+        </w:rPr>
+        <w:t xml:space="preserve">'clawbot'</w:t>
+      </w:r>
+      <w:r>
+        <w:rPr>
+          <w:rStyle w:val="NormalTok"/>
+        </w:rPr>
+        <w:t xml:space="preserve"> </w:t>
+      </w:r>
+      <w:r>
+        <w:rPr>
+          <w:rStyle w:val="OperatorTok"/>
+        </w:rPr>
+        <w:t xml:space="preserve">|</w:t>
+      </w:r>
+      <w:r>
+        <w:rPr>
+          <w:rStyle w:val="NormalTok"/>
+        </w:rPr>
+        <w:t xml:space="preserve"> </w:t>
+      </w:r>
+      <w:r>
+        <w:rPr>
+          <w:rStyle w:val="StringTok"/>
+        </w:rPr>
+        <w:t xml:space="preserve">'web'</w:t>
+      </w:r>
+      <w:r>
+        <w:rPr>
+          <w:rStyle w:val="NormalTok"/>
+        </w:rPr>
+        <w:t xml:space="preserve"> </w:t>
+      </w:r>
+      <w:r>
+        <w:rPr>
+          <w:rStyle w:val="OperatorTok"/>
+        </w:rPr>
+        <w:t xml:space="preserve">|</w:t>
+      </w:r>
+      <w:r>
+        <w:rPr>
+          <w:rStyle w:val="NormalTok"/>
+        </w:rPr>
+        <w:t xml:space="preserve"> </w:t>
+      </w:r>
+      <w:r>
+        <w:rPr>
+          <w:rStyle w:val="StringTok"/>
+        </w:rPr>
+        <w:t xml:space="preserve">'pomodoro'</w:t>
+      </w:r>
+      <w:r>
+        <w:rPr>
+          <w:rStyle w:val="OperatorTok"/>
+        </w:rPr>
+        <w:t xml:space="preserve">;</w:t>
+      </w:r>
+      <w:r>
+        <w:br/>
+      </w:r>
+      <w:r>
+        <w:rPr>
+          <w:rStyle w:val="NormalTok"/>
+        </w:rPr>
+        <w:t xml:space="preserve">}</w:t>
+      </w:r>
+    </w:p>
+    <w:p>
+      <w:pPr>
+        <w:pStyle w:val="FirstParagraph"/>
+      </w:pPr>
+      <w:r>
+        <w:rPr>
+          <w:rFonts w:hint="eastAsia"/>
+          <w:b/>
+          <w:bCs/>
+        </w:rPr>
+        <w:t xml:space="preserve">阅读分类：</w:t>
+      </w:r>
+      <w:r>
+        <w:t xml:space="preserve"> </w:t>
+      </w:r>
+      <w:r>
+        <w:rPr>
+          <w:rFonts w:hint="eastAsia"/>
+        </w:rPr>
+        <w:t xml:space="preserve">文学小说、历史、哲学、科普/科学、技术/编程、心理学、社会学、经济学、传记、个人成长、教材/教辅、其他。</w:t>
+      </w:r>
+    </w:p>
+    <w:bookmarkEnd w:id="29"/>
+    <w:bookmarkStart w:id="30" w:name="书架数据v1.2.0"/>
+    <w:p>
+      <w:pPr>
+        <w:pStyle w:val="Heading3"/>
+      </w:pPr>
+      <w:r>
+        <w:t xml:space="preserve">2.8 </w:t>
+      </w:r>
+      <w:r>
+        <w:rPr>
+          <w:rFonts w:hint="eastAsia"/>
+        </w:rPr>
+        <w:t xml:space="preserve">书架数据（V1.2.0+）</w:t>
+      </w:r>
+    </w:p>
+    <w:p>
+      <w:pPr>
+        <w:pStyle w:val="FirstParagraph"/>
+      </w:pPr>
+      <w:r>
+        <w:rPr>
+          <w:rFonts w:hint="eastAsia"/>
+        </w:rPr>
+        <w:t xml:space="preserve">存储在</w:t>
+      </w:r>
+      <w:r>
+        <w:t xml:space="preserve"> </w:t>
+      </w:r>
+      <w:r>
+        <w:rPr>
+          <w:rStyle w:val="VerbatimChar"/>
+        </w:rPr>
+        <w:t xml:space="preserve">data/bookshelf.json</w:t>
+      </w:r>
+      <w:r>
+        <w:t xml:space="preserve">。</w:t>
+      </w:r>
+    </w:p>
+    <w:p>
+      <w:pPr>
+        <w:pStyle w:val="SourceCode"/>
+      </w:pPr>
+      <w:r>
+        <w:rPr>
+          <w:rStyle w:val="KeywordTok"/>
+        </w:rPr>
+        <w:t xml:space="preserve">interface</w:t>
+      </w:r>
+      <w:r>
+        <w:rPr>
+          <w:rStyle w:val="NormalTok"/>
+        </w:rPr>
+        <w:t xml:space="preserve"> BookStatus {</w:t>
+      </w:r>
+      <w:r>
+        <w:br/>
+      </w:r>
+      <w:r>
+        <w:rPr>
+          <w:rStyle w:val="NormalTok"/>
+        </w:rPr>
+        <w:t xml:space="preserve">  bookId</w:t>
+      </w:r>
+      <w:r>
+        <w:rPr>
+          <w:rStyle w:val="OperatorTok"/>
+        </w:rPr>
+        <w:t xml:space="preserve">:</w:t>
+      </w:r>
+      <w:r>
+        <w:rPr>
+          <w:rStyle w:val="NormalTok"/>
+        </w:rPr>
+        <w:t xml:space="preserve"> </w:t>
+      </w:r>
+      <w:r>
+        <w:rPr>
+          <w:rStyle w:val="DataTypeTok"/>
+        </w:rPr>
+        <w:t xml:space="preserve">string</w:t>
+      </w:r>
+      <w:r>
+        <w:rPr>
+          <w:rStyle w:val="OperatorTok"/>
+        </w:rPr>
+        <w:t xml:space="preserve">;</w:t>
+      </w:r>
+      <w:r>
+        <w:br/>
+      </w:r>
+      <w:r>
+        <w:rPr>
+          <w:rStyle w:val="NormalTok"/>
+        </w:rPr>
+        <w:t xml:space="preserve">  title</w:t>
+      </w:r>
+      <w:r>
+        <w:rPr>
+          <w:rStyle w:val="OperatorTok"/>
+        </w:rPr>
+        <w:t xml:space="preserve">:</w:t>
+      </w:r>
+      <w:r>
+        <w:rPr>
+          <w:rStyle w:val="NormalTok"/>
+        </w:rPr>
+        <w:t xml:space="preserve"> </w:t>
+      </w:r>
+      <w:r>
+        <w:rPr>
+          <w:rStyle w:val="DataTypeTok"/>
+        </w:rPr>
+        <w:t xml:space="preserve">string</w:t>
+      </w:r>
+      <w:r>
+        <w:rPr>
+          <w:rStyle w:val="OperatorTok"/>
+        </w:rPr>
+        <w:t xml:space="preserve">;</w:t>
+      </w:r>
+      <w:r>
+        <w:br/>
+      </w:r>
+      <w:r>
+        <w:rPr>
+          <w:rStyle w:val="NormalTok"/>
+        </w:rPr>
+        <w:t xml:space="preserve">  author</w:t>
+      </w:r>
+      <w:r>
+        <w:rPr>
+          <w:rStyle w:val="OperatorTok"/>
+        </w:rPr>
+        <w:t xml:space="preserve">:</w:t>
+      </w:r>
+      <w:r>
+        <w:rPr>
+          <w:rStyle w:val="NormalTok"/>
+        </w:rPr>
+        <w:t xml:space="preserve"> </w:t>
+      </w:r>
+      <w:r>
+        <w:rPr>
+          <w:rStyle w:val="DataTypeTok"/>
+        </w:rPr>
+        <w:t xml:space="preserve">string</w:t>
+      </w:r>
+      <w:r>
+        <w:rPr>
+          <w:rStyle w:val="OperatorTok"/>
+        </w:rPr>
+        <w:t xml:space="preserve">;</w:t>
+      </w:r>
+      <w:r>
+        <w:br/>
+      </w:r>
+      <w:r>
+        <w:rPr>
+          <w:rStyle w:val="NormalTok"/>
+        </w:rPr>
+        <w:t xml:space="preserve">  category</w:t>
+      </w:r>
+      <w:r>
+        <w:rPr>
+          <w:rStyle w:val="OperatorTok"/>
+        </w:rPr>
+        <w:t xml:space="preserve">:</w:t>
+      </w:r>
+      <w:r>
+        <w:rPr>
+          <w:rStyle w:val="NormalTok"/>
+        </w:rPr>
+        <w:t xml:space="preserve"> ReadingCategory</w:t>
+      </w:r>
+      <w:r>
+        <w:rPr>
+          <w:rStyle w:val="OperatorTok"/>
+        </w:rPr>
+        <w:t xml:space="preserve">;</w:t>
+      </w:r>
+      <w:r>
+        <w:br/>
+      </w:r>
+      <w:r>
+        <w:rPr>
+          <w:rStyle w:val="NormalTok"/>
+        </w:rPr>
+        <w:t xml:space="preserve">  totalPages</w:t>
+      </w:r>
+      <w:r>
+        <w:rPr>
+          <w:rStyle w:val="OperatorTok"/>
+        </w:rPr>
+        <w:t xml:space="preserve">:</w:t>
+      </w:r>
+      <w:r>
+        <w:rPr>
+          <w:rStyle w:val="NormalTok"/>
+        </w:rPr>
+        <w:t xml:space="preserve"> </w:t>
+      </w:r>
+      <w:r>
+        <w:rPr>
+          <w:rStyle w:val="DataTypeTok"/>
+        </w:rPr>
+        <w:t xml:space="preserve">number</w:t>
+      </w:r>
+      <w:r>
+        <w:rPr>
+          <w:rStyle w:val="OperatorTok"/>
+        </w:rPr>
+        <w:t xml:space="preserve">;</w:t>
+      </w:r>
+      <w:r>
+        <w:br/>
+      </w:r>
+      <w:r>
+        <w:rPr>
+          <w:rStyle w:val="NormalTok"/>
+        </w:rPr>
+        <w:t xml:space="preserve">  currentPage</w:t>
+      </w:r>
+      <w:r>
+        <w:rPr>
+          <w:rStyle w:val="OperatorTok"/>
+        </w:rPr>
+        <w:t xml:space="preserve">:</w:t>
+      </w:r>
+      <w:r>
+        <w:rPr>
+          <w:rStyle w:val="NormalTok"/>
+        </w:rPr>
+        <w:t xml:space="preserve"> </w:t>
+      </w:r>
+      <w:r>
+        <w:rPr>
+          <w:rStyle w:val="DataTypeTok"/>
+        </w:rPr>
+        <w:t xml:space="preserve">number</w:t>
+      </w:r>
+      <w:r>
+        <w:rPr>
+          <w:rStyle w:val="OperatorTok"/>
+        </w:rPr>
+        <w:t xml:space="preserve">;</w:t>
+      </w:r>
+      <w:r>
+        <w:br/>
+      </w:r>
+      <w:r>
+        <w:rPr>
+          <w:rStyle w:val="NormalTok"/>
+        </w:rPr>
+        <w:t xml:space="preserve">  totalDuration</w:t>
+      </w:r>
+      <w:r>
+        <w:rPr>
+          <w:rStyle w:val="OperatorTok"/>
+        </w:rPr>
+        <w:t xml:space="preserve">:</w:t>
+      </w:r>
+      <w:r>
+        <w:rPr>
+          <w:rStyle w:val="NormalTok"/>
+        </w:rPr>
+        <w:t xml:space="preserve"> </w:t>
+      </w:r>
+      <w:r>
+        <w:rPr>
+          <w:rStyle w:val="DataTypeTok"/>
+        </w:rPr>
+        <w:t xml:space="preserve">number</w:t>
+      </w:r>
+      <w:r>
+        <w:rPr>
+          <w:rStyle w:val="OperatorTok"/>
+        </w:rPr>
+        <w:t xml:space="preserve">;</w:t>
+      </w:r>
+      <w:r>
+        <w:br/>
+      </w:r>
+      <w:r>
+        <w:rPr>
+          <w:rStyle w:val="NormalTok"/>
+        </w:rPr>
+        <w:t xml:space="preserve">  totalSessions</w:t>
+      </w:r>
+      <w:r>
+        <w:rPr>
+          <w:rStyle w:val="OperatorTok"/>
+        </w:rPr>
+        <w:t xml:space="preserve">:</w:t>
+      </w:r>
+      <w:r>
+        <w:rPr>
+          <w:rStyle w:val="NormalTok"/>
+        </w:rPr>
+        <w:t xml:space="preserve"> </w:t>
+      </w:r>
+      <w:r>
+        <w:rPr>
+          <w:rStyle w:val="DataTypeTok"/>
+        </w:rPr>
+        <w:t xml:space="preserve">number</w:t>
+      </w:r>
+      <w:r>
+        <w:rPr>
+          <w:rStyle w:val="OperatorTok"/>
+        </w:rPr>
+        <w:t xml:space="preserve">;</w:t>
+      </w:r>
+      <w:r>
+        <w:br/>
+      </w:r>
+      <w:r>
+        <w:rPr>
+          <w:rStyle w:val="NormalTok"/>
+        </w:rPr>
+        <w:t xml:space="preserve">  avgRating</w:t>
+      </w:r>
+      <w:r>
+        <w:rPr>
+          <w:rStyle w:val="OperatorTok"/>
+        </w:rPr>
+        <w:t xml:space="preserve">:</w:t>
+      </w:r>
+      <w:r>
+        <w:rPr>
+          <w:rStyle w:val="NormalTok"/>
+        </w:rPr>
+        <w:t xml:space="preserve"> </w:t>
+      </w:r>
+      <w:r>
+        <w:rPr>
+          <w:rStyle w:val="DataTypeTok"/>
+        </w:rPr>
+        <w:t xml:space="preserve">number</w:t>
+      </w:r>
+      <w:r>
+        <w:rPr>
+          <w:rStyle w:val="OperatorTok"/>
+        </w:rPr>
+        <w:t xml:space="preserve">;</w:t>
+      </w:r>
+      <w:r>
+        <w:br/>
+      </w:r>
+      <w:r>
+        <w:rPr>
+          <w:rStyle w:val="NormalTok"/>
+        </w:rPr>
+        <w:t xml:space="preserve">  startDate</w:t>
+      </w:r>
+      <w:r>
+        <w:rPr>
+          <w:rStyle w:val="OperatorTok"/>
+        </w:rPr>
+        <w:t xml:space="preserve">:</w:t>
+      </w:r>
+      <w:r>
+        <w:rPr>
+          <w:rStyle w:val="NormalTok"/>
+        </w:rPr>
+        <w:t xml:space="preserve"> </w:t>
+      </w:r>
+      <w:r>
+        <w:rPr>
+          <w:rStyle w:val="DataTypeTok"/>
+        </w:rPr>
+        <w:t xml:space="preserve">string</w:t>
+      </w:r>
+      <w:r>
+        <w:rPr>
+          <w:rStyle w:val="OperatorTok"/>
+        </w:rPr>
+        <w:t xml:space="preserve">;</w:t>
+      </w:r>
+      <w:r>
+        <w:br/>
+      </w:r>
+      <w:r>
+        <w:rPr>
+          <w:rStyle w:val="NormalTok"/>
+        </w:rPr>
+        <w:t xml:space="preserve">  lastReadDate</w:t>
+      </w:r>
+      <w:r>
+        <w:rPr>
+          <w:rStyle w:val="OperatorTok"/>
+        </w:rPr>
+        <w:t xml:space="preserve">:</w:t>
+      </w:r>
+      <w:r>
+        <w:rPr>
+          <w:rStyle w:val="NormalTok"/>
+        </w:rPr>
+        <w:t xml:space="preserve"> </w:t>
+      </w:r>
+      <w:r>
+        <w:rPr>
+          <w:rStyle w:val="DataTypeTok"/>
+        </w:rPr>
+        <w:t xml:space="preserve">string</w:t>
+      </w:r>
+      <w:r>
+        <w:rPr>
+          <w:rStyle w:val="OperatorTok"/>
+        </w:rPr>
+        <w:t xml:space="preserve">;</w:t>
+      </w:r>
+      <w:r>
+        <w:br/>
+      </w:r>
+      <w:r>
+        <w:rPr>
+          <w:rStyle w:val="NormalTok"/>
+        </w:rPr>
+        <w:t xml:space="preserve">  status</w:t>
+      </w:r>
+      <w:r>
+        <w:rPr>
+          <w:rStyle w:val="OperatorTok"/>
+        </w:rPr>
+        <w:t xml:space="preserve">:</w:t>
+      </w:r>
+      <w:r>
+        <w:rPr>
+          <w:rStyle w:val="NormalTok"/>
+        </w:rPr>
+        <w:t xml:space="preserve"> </w:t>
+      </w:r>
+      <w:r>
+        <w:rPr>
+          <w:rStyle w:val="StringTok"/>
+        </w:rPr>
+        <w:t xml:space="preserve">'reading'</w:t>
+      </w:r>
+      <w:r>
+        <w:rPr>
+          <w:rStyle w:val="NormalTok"/>
+        </w:rPr>
+        <w:t xml:space="preserve"> </w:t>
+      </w:r>
+      <w:r>
+        <w:rPr>
+          <w:rStyle w:val="OperatorTok"/>
+        </w:rPr>
+        <w:t xml:space="preserve">|</w:t>
+      </w:r>
+      <w:r>
+        <w:rPr>
+          <w:rStyle w:val="NormalTok"/>
+        </w:rPr>
+        <w:t xml:space="preserve"> </w:t>
+      </w:r>
+      <w:r>
+        <w:rPr>
+          <w:rStyle w:val="StringTok"/>
+        </w:rPr>
+        <w:t xml:space="preserve">'completed'</w:t>
+      </w:r>
+      <w:r>
+        <w:rPr>
+          <w:rStyle w:val="NormalTok"/>
+        </w:rPr>
+        <w:t xml:space="preserve"> </w:t>
+      </w:r>
+      <w:r>
+        <w:rPr>
+          <w:rStyle w:val="OperatorTok"/>
+        </w:rPr>
+        <w:t xml:space="preserve">|</w:t>
+      </w:r>
+      <w:r>
+        <w:rPr>
+          <w:rStyle w:val="NormalTok"/>
+        </w:rPr>
+        <w:t xml:space="preserve"> </w:t>
+      </w:r>
+      <w:r>
+        <w:rPr>
+          <w:rStyle w:val="StringTok"/>
+        </w:rPr>
+        <w:t xml:space="preserve">'paused'</w:t>
+      </w:r>
+      <w:r>
+        <w:rPr>
+          <w:rStyle w:val="NormalTok"/>
+        </w:rPr>
+        <w:t xml:space="preserve"> </w:t>
+      </w:r>
+      <w:r>
+        <w:rPr>
+          <w:rStyle w:val="OperatorTok"/>
+        </w:rPr>
+        <w:t xml:space="preserve">|</w:t>
+      </w:r>
+      <w:r>
+        <w:rPr>
+          <w:rStyle w:val="NormalTok"/>
+        </w:rPr>
+        <w:t xml:space="preserve"> </w:t>
+      </w:r>
+      <w:r>
+        <w:rPr>
+          <w:rStyle w:val="StringTok"/>
+        </w:rPr>
+        <w:t xml:space="preserve">'abandoned'</w:t>
+      </w:r>
+      <w:r>
+        <w:rPr>
+          <w:rStyle w:val="OperatorTok"/>
+        </w:rPr>
+        <w:t xml:space="preserve">;</w:t>
+      </w:r>
+      <w:r>
+        <w:br/>
+      </w:r>
+      <w:r>
+        <w:rPr>
+          <w:rStyle w:val="NormalTok"/>
+        </w:rPr>
+        <w:t xml:space="preserve">}</w:t>
+      </w:r>
+    </w:p>
     <w:p>
       <w:r>
         <w:pict>
@@ -8855,9 +11884,9 @@
         </w:pict>
       </w:r>
     </w:p>
-    <w:bookmarkEnd w:id="19"/>
-    <w:bookmarkEnd w:id="20"/>
-    <w:bookmarkStart w:id="29" w:name="核心算法"/>
+    <w:bookmarkEnd w:id="30"/>
+    <w:bookmarkEnd w:id="31"/>
+    <w:bookmarkStart w:id="46" w:name="核心算法"/>
     <w:p>
       <w:pPr>
         <w:pStyle w:val="Heading2"/>
@@ -8872,7 +11901,7 @@
         <w:t xml:space="preserve">核心算法</w:t>
       </w:r>
     </w:p>
-    <w:bookmarkStart w:id="21" w:name="温度模型知识保留度"/>
+    <w:bookmarkStart w:id="32" w:name="温度模型知识保留度"/>
     <w:p>
       <w:pPr>
         <w:pStyle w:val="Heading3"/>
@@ -9422,8 +12451,8 @@
         </w:tc>
       </w:tr>
     </w:tbl>
-    <w:bookmarkEnd w:id="21"/>
-    <w:bookmarkStart w:id="22" w:name="动态半衰期算法"/>
+    <w:bookmarkEnd w:id="32"/>
+    <w:bookmarkStart w:id="33" w:name="动态半衰期算法"/>
     <w:p>
       <w:pPr>
         <w:pStyle w:val="Heading3"/>
@@ -9713,8 +12742,8 @@
         <w:t xml:space="preserve">最大值：30天</w:t>
       </w:r>
     </w:p>
-    <w:bookmarkEnd w:id="22"/>
-    <w:bookmarkStart w:id="23" w:name="学科等级算法"/>
+    <w:bookmarkEnd w:id="33"/>
+    <w:bookmarkStart w:id="34" w:name="学科等级算法"/>
     <w:p>
       <w:pPr>
         <w:pStyle w:val="Heading3"/>
@@ -10243,8 +13272,8 @@
         </w:tc>
       </w:tr>
     </w:tbl>
-    <w:bookmarkEnd w:id="23"/>
-    <w:bookmarkStart w:id="24" w:name="xp计算引擎"/>
+    <w:bookmarkEnd w:id="34"/>
+    <w:bookmarkStart w:id="35" w:name="xp计算引擎"/>
     <w:p>
       <w:pPr>
         <w:pStyle w:val="Heading3"/>
@@ -10326,8 +13355,8 @@
         <w:t xml:space="preserve">最小XP：1</w:t>
       </w:r>
     </w:p>
-    <w:bookmarkEnd w:id="24"/>
-    <w:bookmarkStart w:id="25" w:name="阴影队列复习推荐"/>
+    <w:bookmarkEnd w:id="35"/>
+    <w:bookmarkStart w:id="36" w:name="阴影队列复习推荐"/>
     <w:p>
       <w:pPr>
         <w:pStyle w:val="Heading3"/>
@@ -10390,8 +13419,8 @@
         <w:t xml:space="preserve">priority = urgency × subjectLevel × lastReviewDays</w:t>
       </w:r>
     </w:p>
-    <w:bookmarkEnd w:id="25"/>
-    <w:bookmarkStart w:id="26" w:name="xp计算引擎v0.8.0"/>
+    <w:bookmarkEnd w:id="36"/>
+    <w:bookmarkStart w:id="37" w:name="xp计算引擎v0.8.0"/>
     <w:p>
       <w:pPr>
         <w:pStyle w:val="Heading3"/>
@@ -10768,8 +13797,8 @@
         <w:t xml:space="preserve">：当日XP超过dailyXPLimit后，超出部分乘以softness折扣</w:t>
       </w:r>
     </w:p>
-    <w:bookmarkEnd w:id="26"/>
-    <w:bookmarkStart w:id="27" w:name="用户画像更新v0.8.0"/>
+    <w:bookmarkEnd w:id="37"/>
+    <w:bookmarkStart w:id="38" w:name="用户画像更新v0.8.0"/>
     <w:p>
       <w:pPr>
         <w:pStyle w:val="Heading3"/>
@@ -10878,8 +13907,8 @@
         <w:t xml:space="preserve">根据近7天记录，若XP获取率偏离目标值2.0，则微调xpBasePerMinute。</w:t>
       </w:r>
     </w:p>
-    <w:bookmarkEnd w:id="27"/>
-    <w:bookmarkStart w:id="28" w:name="三层技能体系v0.9.0"/>
+    <w:bookmarkEnd w:id="38"/>
+    <w:bookmarkStart w:id="39" w:name="三层技能体系v0.9.0"/>
     <w:p>
       <w:pPr>
         <w:pStyle w:val="Heading3"/>
@@ -11174,6 +14203,492 @@
         <w:t xml:space="preserve">同时满足则标记为特长，XP额外×1.1</w:t>
       </w:r>
     </w:p>
+    <w:bookmarkEnd w:id="39"/>
+    <w:bookmarkStart w:id="40" w:name="智能复习推荐v0.10.0"/>
+    <w:p>
+      <w:pPr>
+        <w:pStyle w:val="Heading3"/>
+      </w:pPr>
+      <w:r>
+        <w:t xml:space="preserve">3.9 </w:t>
+      </w:r>
+      <w:r>
+        <w:rPr>
+          <w:rFonts w:hint="eastAsia"/>
+        </w:rPr>
+        <w:t xml:space="preserve">智能复习推荐（V0.10.0+）</w:t>
+      </w:r>
+    </w:p>
+    <w:p>
+      <w:pPr>
+        <w:pStyle w:val="FirstParagraph"/>
+      </w:pPr>
+      <w:r>
+        <w:rPr>
+          <w:rFonts w:hint="eastAsia"/>
+          <w:b/>
+          <w:bCs/>
+        </w:rPr>
+        <w:t xml:space="preserve">复习收益计算：</w:t>
+      </w:r>
+    </w:p>
+    <w:p>
+      <w:pPr>
+        <w:pStyle w:val="SourceCode"/>
+      </w:pPr>
+      <w:r>
+        <w:rPr>
+          <w:rStyle w:val="VerbatimChar"/>
+        </w:rPr>
+        <w:t xml:space="preserve">benefit = (80 - currentTemp) × examWeight</w:t>
+      </w:r>
+    </w:p>
+    <w:p>
+      <w:pPr>
+        <w:pStyle w:val="FirstParagraph"/>
+      </w:pPr>
+      <w:r>
+        <w:rPr>
+          <w:rFonts w:hint="eastAsia"/>
+          <w:b/>
+          <w:bCs/>
+        </w:rPr>
+        <w:t xml:space="preserve">0/1背包算法：</w:t>
+      </w:r>
+      <w:r>
+        <w:t xml:space="preserve"> </w:t>
+      </w:r>
+      <w:r>
+        <w:rPr>
+          <w:rFonts w:hint="eastAsia"/>
+        </w:rPr>
+        <w:t xml:space="preserve">在给定时间预算内，选出总收益最大的知识点组合。</w:t>
+      </w:r>
+    </w:p>
+    <w:p>
+      <w:pPr>
+        <w:pStyle w:val="BodyText"/>
+      </w:pPr>
+      <w:r>
+        <w:rPr>
+          <w:rFonts w:hint="eastAsia"/>
+          <w:b/>
+          <w:bCs/>
+        </w:rPr>
+        <w:t xml:space="preserve">提分潜力诊断：</w:t>
+      </w:r>
+      <w:r>
+        <w:t xml:space="preserve"> </w:t>
+      </w:r>
+      <w:r>
+        <w:rPr>
+          <w:rFonts w:hint="eastAsia"/>
+        </w:rPr>
+        <w:t xml:space="preserve">找出掌握度低、考试权重高、近期投入少的技能。</w:t>
+      </w:r>
+    </w:p>
+    <w:p>
+      <w:pPr>
+        <w:pStyle w:val="BodyText"/>
+      </w:pPr>
+      <w:r>
+        <w:rPr>
+          <w:rFonts w:hint="eastAsia"/>
+          <w:b/>
+          <w:bCs/>
+        </w:rPr>
+        <w:t xml:space="preserve">假性熟练检测：</w:t>
+      </w:r>
+      <w:r>
+        <w:t xml:space="preserve"> </w:t>
+      </w:r>
+      <w:r>
+        <w:rPr>
+          <w:rFonts w:hint="eastAsia"/>
+        </w:rPr>
+        <w:t xml:space="preserve">连续高正确率但极低订正时间</w:t>
+      </w:r>
+      <w:r>
+        <w:t xml:space="preserve"> → </w:t>
+      </w:r>
+      <w:r>
+        <w:rPr>
+          <w:rFonts w:hint="eastAsia"/>
+        </w:rPr>
+        <w:t xml:space="preserve">标记”深度检测”。</w:t>
+      </w:r>
+    </w:p>
+    <w:bookmarkEnd w:id="40"/>
+    <w:bookmarkStart w:id="41" w:name="低输入负担与教辅联动v0.11.0"/>
+    <w:p>
+      <w:pPr>
+        <w:pStyle w:val="Heading3"/>
+      </w:pPr>
+      <w:r>
+        <w:t xml:space="preserve">3.10 </w:t>
+      </w:r>
+      <w:r>
+        <w:rPr>
+          <w:rFonts w:hint="eastAsia"/>
+        </w:rPr>
+        <w:t xml:space="preserve">低输入负担与教辅联动（V0.11.0+）</w:t>
+      </w:r>
+    </w:p>
+    <w:p>
+      <w:pPr>
+        <w:pStyle w:val="FirstParagraph"/>
+      </w:pPr>
+      <w:r>
+        <w:rPr>
+          <w:rFonts w:hint="eastAsia"/>
+          <w:b/>
+          <w:bCs/>
+        </w:rPr>
+        <w:t xml:space="preserve">倒排索引模糊搜索：</w:t>
+      </w:r>
+      <w:r>
+        <w:t xml:space="preserve"> </w:t>
+      </w:r>
+      <w:r>
+        <w:rPr>
+          <w:rFonts w:hint="eastAsia"/>
+        </w:rPr>
+        <w:t xml:space="preserve">支持中文简称、别名、莱文斯坦纠错。</w:t>
+      </w:r>
+    </w:p>
+    <w:p>
+      <w:pPr>
+        <w:pStyle w:val="BodyText"/>
+      </w:pPr>
+      <w:r>
+        <w:rPr>
+          <w:rFonts w:hint="eastAsia"/>
+          <w:b/>
+          <w:bCs/>
+        </w:rPr>
+        <w:t xml:space="preserve">快速记录面板：</w:t>
+      </w:r>
+      <w:r>
+        <w:t xml:space="preserve"> </w:t>
+      </w:r>
+      <w:r>
+        <w:rPr>
+          <w:rFonts w:hint="eastAsia"/>
+        </w:rPr>
+        <w:t xml:space="preserve">输入关键词</w:t>
+      </w:r>
+      <w:r>
+        <w:t xml:space="preserve"> → </w:t>
+      </w:r>
+      <w:r>
+        <w:rPr>
+          <w:rFonts w:hint="eastAsia"/>
+        </w:rPr>
+        <w:t xml:space="preserve">下拉选择章节</w:t>
+      </w:r>
+      <w:r>
+        <w:t xml:space="preserve"> → </w:t>
+      </w:r>
+      <w:r>
+        <w:rPr>
+          <w:rFonts w:hint="eastAsia"/>
+        </w:rPr>
+        <w:t xml:space="preserve">自动填充90%字段</w:t>
+      </w:r>
+      <w:r>
+        <w:t xml:space="preserve"> → </w:t>
+      </w:r>
+      <w:r>
+        <w:rPr>
+          <w:rFonts w:hint="eastAsia"/>
+        </w:rPr>
+        <w:t xml:space="preserve">10秒内完成录入。</w:t>
+      </w:r>
+    </w:p>
+    <w:p>
+      <w:pPr>
+        <w:pStyle w:val="BodyText"/>
+      </w:pPr>
+      <w:r>
+        <w:rPr>
+          <w:rFonts w:hint="eastAsia"/>
+          <w:b/>
+          <w:bCs/>
+        </w:rPr>
+        <w:t xml:space="preserve">做题/订正时间分离：</w:t>
+      </w:r>
+      <w:r>
+        <w:t xml:space="preserve"> </w:t>
+      </w:r>
+      <w:r>
+        <w:rPr>
+          <w:rFonts w:hint="eastAsia"/>
+        </w:rPr>
+        <w:t xml:space="preserve">明确提供则直接使用，否则由个人习惯EMA推断。</w:t>
+      </w:r>
+    </w:p>
+    <w:bookmarkEnd w:id="41"/>
+    <w:bookmarkStart w:id="42" w:name="成就系统v0.12.0"/>
+    <w:p>
+      <w:pPr>
+        <w:pStyle w:val="Heading3"/>
+      </w:pPr>
+      <w:r>
+        <w:t xml:space="preserve">3.11 </w:t>
+      </w:r>
+      <w:r>
+        <w:rPr>
+          <w:rFonts w:hint="eastAsia"/>
+        </w:rPr>
+        <w:t xml:space="preserve">成就系统（V0.12.0+）</w:t>
+      </w:r>
+    </w:p>
+    <w:p>
+      <w:pPr>
+        <w:pStyle w:val="Compact"/>
+        <w:numPr>
+          <w:ilvl w:val="0"/>
+          <w:numId w:val="1007"/>
+        </w:numPr>
+      </w:pPr>
+      <w:r>
+        <w:rPr>
+          <w:rFonts w:hint="eastAsia"/>
+        </w:rPr>
+        <w:t xml:space="preserve">5类55个成就（坚持之力12、博学之路15、精进之魂18、探索之心8、传奇之巅7，含5个隐藏）</w:t>
+      </w:r>
+    </w:p>
+    <w:p>
+      <w:pPr>
+        <w:pStyle w:val="Compact"/>
+        <w:numPr>
+          <w:ilvl w:val="0"/>
+          <w:numId w:val="1007"/>
+        </w:numPr>
+      </w:pPr>
+      <w:r>
+        <w:rPr>
+          <w:rFonts w:hint="eastAsia"/>
+        </w:rPr>
+        <w:t xml:space="preserve">5级稀有度体系（青铜/白银/黄金/传说/隐藏）</w:t>
+      </w:r>
+    </w:p>
+    <w:p>
+      <w:pPr>
+        <w:pStyle w:val="Compact"/>
+        <w:numPr>
+          <w:ilvl w:val="0"/>
+          <w:numId w:val="1007"/>
+        </w:numPr>
+      </w:pPr>
+      <w:r>
+        <w:rPr>
+          <w:rFonts w:hint="eastAsia"/>
+        </w:rPr>
+        <w:t xml:space="preserve">自动检测触发</w:t>
+      </w:r>
+      <w:r>
+        <w:t xml:space="preserve"> + </w:t>
+      </w:r>
+      <w:r>
+        <w:rPr>
+          <w:rFonts w:hint="eastAsia"/>
+        </w:rPr>
+        <w:t xml:space="preserve">解锁动画</w:t>
+      </w:r>
+    </w:p>
+    <w:p>
+      <w:pPr>
+        <w:pStyle w:val="Compact"/>
+        <w:numPr>
+          <w:ilvl w:val="0"/>
+          <w:numId w:val="1007"/>
+        </w:numPr>
+      </w:pPr>
+      <w:r>
+        <w:rPr>
+          <w:rFonts w:hint="eastAsia"/>
+        </w:rPr>
+        <w:t xml:space="preserve">成就墙页面</w:t>
+      </w:r>
+      <w:r>
+        <w:t xml:space="preserve"> + </w:t>
+      </w:r>
+      <w:r>
+        <w:rPr>
+          <w:rFonts w:hint="eastAsia"/>
+        </w:rPr>
+        <w:t xml:space="preserve">进度条展示</w:t>
+      </w:r>
+    </w:p>
+    <w:bookmarkEnd w:id="42"/>
+    <w:bookmarkStart w:id="43" w:name="考试推荐v0.13.0"/>
+    <w:p>
+      <w:pPr>
+        <w:pStyle w:val="Heading3"/>
+      </w:pPr>
+      <w:r>
+        <w:t xml:space="preserve">3.12 </w:t>
+      </w:r>
+      <w:r>
+        <w:rPr>
+          <w:rFonts w:hint="eastAsia"/>
+        </w:rPr>
+        <w:t xml:space="preserve">考试推荐（V0.13.0+）</w:t>
+      </w:r>
+    </w:p>
+    <w:p>
+      <w:pPr>
+        <w:pStyle w:val="FirstParagraph"/>
+      </w:pPr>
+      <w:r>
+        <w:rPr>
+          <w:rFonts w:hint="eastAsia"/>
+          <w:b/>
+          <w:bCs/>
+        </w:rPr>
+        <w:t xml:space="preserve">触发条件：</w:t>
+      </w:r>
+      <w:r>
+        <w:t xml:space="preserve"> </w:t>
+      </w:r>
+      <w:r>
+        <w:rPr>
+          <w:rFonts w:hint="eastAsia"/>
+        </w:rPr>
+        <w:t xml:space="preserve">距上次考试&gt;14天、累积学时&gt;15小时、多项技能快速进步、假性熟练警告累积。</w:t>
+      </w:r>
+    </w:p>
+    <w:bookmarkEnd w:id="43"/>
+    <w:bookmarkStart w:id="44" w:name="统计系统v0.14.0"/>
+    <w:p>
+      <w:pPr>
+        <w:pStyle w:val="Heading3"/>
+      </w:pPr>
+      <w:r>
+        <w:t xml:space="preserve">3.13 </w:t>
+      </w:r>
+      <w:r>
+        <w:rPr>
+          <w:rFonts w:hint="eastAsia"/>
+        </w:rPr>
+        <w:t xml:space="preserve">统计系统（V0.14.0+）</w:t>
+      </w:r>
+    </w:p>
+    <w:p>
+      <w:pPr>
+        <w:pStyle w:val="FirstParagraph"/>
+      </w:pPr>
+      <w:r>
+        <w:rPr>
+          <w:rFonts w:hint="eastAsia"/>
+        </w:rPr>
+        <w:t xml:space="preserve">四维度分析：时间（日/周/月趋势）、学科（时长占比/技能成长）、效率（散点图/做题订正比）、时段（热力图）。</w:t>
+      </w:r>
+    </w:p>
+    <w:bookmarkEnd w:id="44"/>
+    <w:bookmarkStart w:id="45" w:name="ui全面重构v0.15.0"/>
+    <w:p>
+      <w:pPr>
+        <w:pStyle w:val="Heading3"/>
+      </w:pPr>
+      <w:r>
+        <w:t xml:space="preserve">3.14 </w:t>
+      </w:r>
+      <w:r>
+        <w:rPr>
+          <w:rFonts w:hint="eastAsia"/>
+        </w:rPr>
+        <w:t xml:space="preserve">UI全面重构（V0.15.0+）</w:t>
+      </w:r>
+    </w:p>
+    <w:p>
+      <w:pPr>
+        <w:pStyle w:val="Compact"/>
+        <w:numPr>
+          <w:ilvl w:val="0"/>
+          <w:numId w:val="1008"/>
+        </w:numPr>
+      </w:pPr>
+      <w:r>
+        <w:rPr>
+          <w:rFonts w:hint="eastAsia"/>
+        </w:rPr>
+        <w:t xml:space="preserve">底部4主导航：仪表盘、技能、记录、更多</w:t>
+      </w:r>
+    </w:p>
+    <w:p>
+      <w:pPr>
+        <w:pStyle w:val="Compact"/>
+        <w:numPr>
+          <w:ilvl w:val="0"/>
+          <w:numId w:val="1008"/>
+        </w:numPr>
+      </w:pPr>
+      <w:r>
+        <w:rPr>
+          <w:rFonts w:hint="eastAsia"/>
+        </w:rPr>
+        <w:t xml:space="preserve">全局命令面板（Ctrl+K）</w:t>
+      </w:r>
+    </w:p>
+    <w:p>
+      <w:pPr>
+        <w:pStyle w:val="Compact"/>
+        <w:numPr>
+          <w:ilvl w:val="0"/>
+          <w:numId w:val="1008"/>
+        </w:numPr>
+      </w:pPr>
+      <w:r>
+        <w:rPr>
+          <w:rFonts w:hint="eastAsia"/>
+        </w:rPr>
+        <w:t xml:space="preserve">深色模式</w:t>
+      </w:r>
+      <w:r>
+        <w:t xml:space="preserve"> + </w:t>
+      </w:r>
+      <w:r>
+        <w:rPr>
+          <w:rFonts w:hint="eastAsia"/>
+        </w:rPr>
+        <w:t xml:space="preserve">响应式三套布局</w:t>
+      </w:r>
+    </w:p>
+    <w:p>
+      <w:pPr>
+        <w:pStyle w:val="Compact"/>
+        <w:numPr>
+          <w:ilvl w:val="0"/>
+          <w:numId w:val="1008"/>
+        </w:numPr>
+      </w:pPr>
+      <w:r>
+        <w:rPr>
+          <w:rFonts w:hint="eastAsia"/>
+        </w:rPr>
+        <w:t xml:space="preserve">页面切换动画</w:t>
+      </w:r>
+      <w:r>
+        <w:t xml:space="preserve"> + </w:t>
+      </w:r>
+      <w:r>
+        <w:rPr>
+          <w:rFonts w:hint="eastAsia"/>
+        </w:rPr>
+        <w:t xml:space="preserve">数字滚动</w:t>
+      </w:r>
+      <w:r>
+        <w:t xml:space="preserve"> + </w:t>
+      </w:r>
+      <w:r>
+        <w:rPr>
+          <w:rFonts w:hint="eastAsia"/>
+        </w:rPr>
+        <w:t xml:space="preserve">成就解锁特效</w:t>
+      </w:r>
+    </w:p>
     <w:p>
       <w:r>
         <w:pict>
@@ -11181,9 +14696,9 @@
         </w:pict>
       </w:r>
     </w:p>
-    <w:bookmarkEnd w:id="28"/>
-    <w:bookmarkEnd w:id="29"/>
-    <w:bookmarkStart w:id="33" w:name="ui架构"/>
+    <w:bookmarkEnd w:id="45"/>
+    <w:bookmarkEnd w:id="46"/>
+    <w:bookmarkStart w:id="50" w:name="ui架构"/>
     <w:p>
       <w:pPr>
         <w:pStyle w:val="Heading2"/>
@@ -11198,7 +14713,7 @@
         <w:t xml:space="preserve">UI架构</w:t>
       </w:r>
     </w:p>
-    <w:bookmarkStart w:id="30" w:name="信息层级l1-l4"/>
+    <w:bookmarkStart w:id="47" w:name="信息层级l1-l4"/>
     <w:p>
       <w:pPr>
         <w:pStyle w:val="Heading3"/>
@@ -11583,8 +15098,8 @@
         </w:tc>
       </w:tr>
     </w:tbl>
-    <w:bookmarkEnd w:id="30"/>
-    <w:bookmarkStart w:id="31" w:name="底部导航5-tab"/>
+    <w:bookmarkEnd w:id="47"/>
+    <w:bookmarkStart w:id="48" w:name="底部导航5-tab"/>
     <w:p>
       <w:pPr>
         <w:pStyle w:val="Heading3"/>
@@ -12002,8 +15517,8 @@
         </w:tc>
       </w:tr>
     </w:tbl>
-    <w:bookmarkEnd w:id="31"/>
-    <w:bookmarkStart w:id="32" w:name="设计语言"/>
+    <w:bookmarkEnd w:id="48"/>
+    <w:bookmarkStart w:id="49" w:name="设计语言"/>
     <w:p>
       <w:pPr>
         <w:pStyle w:val="Heading3"/>
@@ -13229,9 +16744,9 @@
         </w:pict>
       </w:r>
     </w:p>
-    <w:bookmarkEnd w:id="32"/>
-    <w:bookmarkEnd w:id="33"/>
-    <w:bookmarkStart w:id="41" w:name="版本迭代记录"/>
+    <w:bookmarkEnd w:id="49"/>
+    <w:bookmarkEnd w:id="50"/>
+    <w:bookmarkStart w:id="59" w:name="版本迭代记录"/>
     <w:p>
       <w:pPr>
         <w:pStyle w:val="Heading2"/>
@@ -13246,7 +16761,7 @@
         <w:t xml:space="preserve">版本迭代记录</w:t>
       </w:r>
     </w:p>
-    <w:bookmarkStart w:id="34" w:name="v0.1---v0.3-原型阶段2026-05-06-至-2026-05-09"/>
+    <w:bookmarkStart w:id="51" w:name="v0.1---v0.3-原型阶段2026-05-06-至-2026-05-09"/>
     <w:p>
       <w:pPr>
         <w:pStyle w:val="Heading3"/>
@@ -13452,8 +16967,8 @@
         </w:tc>
       </w:tr>
     </w:tbl>
-    <w:bookmarkEnd w:id="34"/>
-    <w:bookmarkStart w:id="35" w:name="v0.4-算法研究2026-05-06-至-2026-05-09"/>
+    <w:bookmarkEnd w:id="51"/>
+    <w:bookmarkStart w:id="52" w:name="v0.4-算法研究2026-05-06-至-2026-05-09"/>
     <w:p>
       <w:pPr>
         <w:pStyle w:val="Heading3"/>
@@ -13753,8 +17268,8 @@
         </w:tc>
       </w:tr>
     </w:tbl>
-    <w:bookmarkEnd w:id="35"/>
-    <w:bookmarkStart w:id="36" w:name="v0.5-数据版本2026-05-10"/>
+    <w:bookmarkEnd w:id="52"/>
+    <w:bookmarkStart w:id="53" w:name="v0.5-数据版本2026-05-10"/>
     <w:p>
       <w:pPr>
         <w:pStyle w:val="Heading3"/>
@@ -14018,8 +17533,8 @@
         </w:tc>
       </w:tr>
     </w:tbl>
-    <w:bookmarkEnd w:id="36"/>
-    <w:bookmarkStart w:id="37" w:name="v0.6-ui优化2026-05-10-至今"/>
+    <w:bookmarkEnd w:id="53"/>
+    <w:bookmarkStart w:id="54" w:name="v0.6-ui优化2026-05-10-至今"/>
     <w:p>
       <w:pPr>
         <w:pStyle w:val="Heading3"/>
@@ -14258,8 +17773,8 @@
         </w:tc>
       </w:tr>
     </w:tbl>
-    <w:bookmarkEnd w:id="37"/>
-    <w:bookmarkStart w:id="38" w:name="后续版本规划"/>
+    <w:bookmarkEnd w:id="54"/>
+    <w:bookmarkStart w:id="55" w:name="后续版本规划"/>
     <w:p>
       <w:pPr>
         <w:pStyle w:val="Heading3"/>
@@ -14661,8 +18176,8 @@
         </w:tc>
       </w:tr>
     </w:tbl>
-    <w:bookmarkEnd w:id="38"/>
-    <w:bookmarkStart w:id="39" w:name="v0.7-数据驱动优化2026-05-10-起"/>
+    <w:bookmarkEnd w:id="55"/>
+    <w:bookmarkStart w:id="56" w:name="v0.7-数据驱动优化2026-05-10-起"/>
     <w:p>
       <w:pPr>
         <w:pStyle w:val="Heading3"/>
@@ -15156,8 +18671,8 @@
         </w:tc>
       </w:tr>
     </w:tbl>
-    <w:bookmarkEnd w:id="39"/>
-    <w:bookmarkStart w:id="40" w:name="v0.8.0---v0.9.0-规划"/>
+    <w:bookmarkEnd w:id="56"/>
+    <w:bookmarkStart w:id="57" w:name="v0.8.0---v0.9.0-规划"/>
     <w:p>
       <w:pPr>
         <w:pStyle w:val="Heading3"/>
@@ -15742,6 +19257,271 @@
         </w:tc>
       </w:tr>
     </w:tbl>
+    <w:bookmarkEnd w:id="57"/>
+    <w:bookmarkStart w:id="58" w:name="v1.0.0---v1.2.0-规划正式版及后续"/>
+    <w:p>
+      <w:pPr>
+        <w:pStyle w:val="Heading3"/>
+      </w:pPr>
+      <w:r>
+        <w:t xml:space="preserve">V1.0.0 - V1.2.0 </w:t>
+      </w:r>
+      <w:r>
+        <w:rPr>
+          <w:rFonts w:hint="eastAsia"/>
+        </w:rPr>
+        <w:t xml:space="preserve">规划（正式版及后续）</w:t>
+      </w:r>
+    </w:p>
+    <w:tbl>
+      <w:tblPr>
+        <w:tblStyle w:val="Table"/>
+        <w:tblW w:type="pct" w:w="5000"/>
+        <w:tblLayout w:type="fixed"/>
+        <w:tblLook w:firstRow="1" w:lastRow="0" w:firstColumn="0" w:lastColumn="0" w:noHBand="0" w:noVBand="0" w:val="0020"/>
+      </w:tblPr>
+      <w:tblGrid>
+        <w:gridCol w:w="1584"/>
+        <w:gridCol w:w="1584"/>
+        <w:gridCol w:w="2640"/>
+        <w:gridCol w:w="2112"/>
+      </w:tblGrid>
+      <w:tr>
+        <w:trPr>
+          <w:tblHeader w:val="on"/>
+        </w:trPr>
+        <w:tc>
+          <w:tcPr/>
+          <w:p>
+            <w:pPr>
+              <w:pStyle w:val="Compact"/>
+            </w:pPr>
+            <w:r>
+              <w:rPr>
+                <w:rFonts w:hint="eastAsia"/>
+              </w:rPr>
+              <w:t xml:space="preserve">版本</w:t>
+            </w:r>
+          </w:p>
+        </w:tc>
+        <w:tc>
+          <w:tcPr/>
+          <w:p>
+            <w:pPr>
+              <w:pStyle w:val="Compact"/>
+            </w:pPr>
+            <w:r>
+              <w:rPr>
+                <w:rFonts w:hint="eastAsia"/>
+              </w:rPr>
+              <w:t xml:space="preserve">主题</w:t>
+            </w:r>
+          </w:p>
+        </w:tc>
+        <w:tc>
+          <w:tcPr/>
+          <w:p>
+            <w:pPr>
+              <w:pStyle w:val="Compact"/>
+            </w:pPr>
+            <w:r>
+              <w:rPr>
+                <w:rFonts w:hint="eastAsia"/>
+              </w:rPr>
+              <w:t xml:space="preserve">核心内容</w:t>
+            </w:r>
+          </w:p>
+        </w:tc>
+        <w:tc>
+          <w:tcPr/>
+          <w:p>
+            <w:pPr>
+              <w:pStyle w:val="Compact"/>
+            </w:pPr>
+            <w:r>
+              <w:rPr>
+                <w:rFonts w:hint="eastAsia"/>
+              </w:rPr>
+              <w:t xml:space="preserve">优先级</w:t>
+            </w:r>
+          </w:p>
+        </w:tc>
+      </w:tr>
+      <w:tr>
+        <w:tc>
+          <w:tcPr/>
+          <w:p>
+            <w:pPr>
+              <w:pStyle w:val="Compact"/>
+            </w:pPr>
+            <w:r>
+              <w:t xml:space="preserve">V1.0.0</w:t>
+            </w:r>
+          </w:p>
+        </w:tc>
+        <w:tc>
+          <w:tcPr/>
+          <w:p>
+            <w:pPr>
+              <w:pStyle w:val="Compact"/>
+            </w:pPr>
+            <w:r>
+              <w:rPr>
+                <w:rFonts w:hint="eastAsia"/>
+              </w:rPr>
+              <w:t xml:space="preserve">正式版发布</w:t>
+            </w:r>
+          </w:p>
+        </w:tc>
+        <w:tc>
+          <w:tcPr/>
+          <w:p>
+            <w:pPr>
+              <w:pStyle w:val="Compact"/>
+            </w:pPr>
+            <w:r>
+              <w:rPr>
+                <w:rFonts w:hint="eastAsia"/>
+              </w:rPr>
+              <w:t xml:space="preserve">全功能集成测试；500条记录性能达标；数据迁移兼容；完整文档</w:t>
+            </w:r>
+          </w:p>
+        </w:tc>
+        <w:tc>
+          <w:tcPr/>
+          <w:p>
+            <w:pPr>
+              <w:pStyle w:val="Compact"/>
+            </w:pPr>
+            <w:r>
+              <w:t xml:space="preserve">🟣 </w:t>
+            </w:r>
+            <w:r>
+              <w:rPr>
+                <w:rFonts w:hint="eastAsia"/>
+              </w:rPr>
+              <w:t xml:space="preserve">最终</w:t>
+            </w:r>
+          </w:p>
+        </w:tc>
+      </w:tr>
+      <w:tr>
+        <w:tc>
+          <w:tcPr/>
+          <w:p>
+            <w:pPr>
+              <w:pStyle w:val="Compact"/>
+            </w:pPr>
+            <w:r>
+              <w:t xml:space="preserve">V1.1.0</w:t>
+            </w:r>
+          </w:p>
+        </w:tc>
+        <w:tc>
+          <w:tcPr/>
+          <w:p>
+            <w:pPr>
+              <w:pStyle w:val="Compact"/>
+            </w:pPr>
+            <w:r>
+              <w:rPr>
+                <w:rFonts w:hint="eastAsia"/>
+              </w:rPr>
+              <w:t xml:space="preserve">番茄钟专注系统</w:t>
+            </w:r>
+          </w:p>
+        </w:tc>
+        <w:tc>
+          <w:tcPr/>
+          <w:p>
+            <w:pPr>
+              <w:pStyle w:val="Compact"/>
+            </w:pPr>
+            <w:r>
+              <w:rPr>
+                <w:rFonts w:hint="eastAsia"/>
+              </w:rPr>
+              <w:t xml:space="preserve">一键计时；双时间戳后台追踪；中断分类处理；自动生成学习记录；专注力分析；成就联动</w:t>
+            </w:r>
+          </w:p>
+        </w:tc>
+        <w:tc>
+          <w:tcPr/>
+          <w:p>
+            <w:pPr>
+              <w:pStyle w:val="Compact"/>
+            </w:pPr>
+            <w:r>
+              <w:t xml:space="preserve">🔴 </w:t>
+            </w:r>
+            <w:r>
+              <w:rPr>
+                <w:rFonts w:hint="eastAsia"/>
+              </w:rPr>
+              <w:t xml:space="preserve">最高</w:t>
+            </w:r>
+          </w:p>
+        </w:tc>
+      </w:tr>
+      <w:tr>
+        <w:tc>
+          <w:tcPr/>
+          <w:p>
+            <w:pPr>
+              <w:pStyle w:val="Compact"/>
+            </w:pPr>
+            <w:r>
+              <w:t xml:space="preserve">V1.2.0</w:t>
+            </w:r>
+          </w:p>
+        </w:tc>
+        <w:tc>
+          <w:tcPr/>
+          <w:p>
+            <w:pPr>
+              <w:pStyle w:val="Compact"/>
+            </w:pPr>
+            <w:r>
+              <w:rPr>
+                <w:rFonts w:hint="eastAsia"/>
+              </w:rPr>
+              <w:t xml:space="preserve">阅读记录系统</w:t>
+            </w:r>
+          </w:p>
+        </w:tc>
+        <w:tc>
+          <w:tcPr/>
+          <w:p>
+            <w:pPr>
+              <w:pStyle w:val="Compact"/>
+            </w:pPr>
+            <w:r>
+              <w:rPr>
+                <w:rFonts w:hint="eastAsia"/>
+              </w:rPr>
+              <w:t xml:space="preserve">独立阅读记录；书架管理；阅读统计（时长/页数/速度/分类）；12个阅读成就；番茄钟阅读模式</w:t>
+            </w:r>
+          </w:p>
+        </w:tc>
+        <w:tc>
+          <w:tcPr/>
+          <w:p>
+            <w:pPr>
+              <w:pStyle w:val="Compact"/>
+            </w:pPr>
+            <w:r>
+              <w:t xml:space="preserve">🔴 </w:t>
+            </w:r>
+            <w:r>
+              <w:rPr>
+                <w:rFonts w:hint="eastAsia"/>
+              </w:rPr>
+              <w:t xml:space="preserve">最高</w:t>
+            </w:r>
+          </w:p>
+        </w:tc>
+      </w:tr>
+    </w:tbl>
     <w:p>
       <w:r>
         <w:pict>
@@ -15749,9 +19529,9 @@
         </w:pict>
       </w:r>
     </w:p>
-    <w:bookmarkEnd w:id="40"/>
-    <w:bookmarkEnd w:id="41"/>
-    <w:bookmarkStart w:id="46" w:name="开发约定"/>
+    <w:bookmarkEnd w:id="58"/>
+    <w:bookmarkEnd w:id="59"/>
+    <w:bookmarkStart w:id="64" w:name="开发约定"/>
     <w:p>
       <w:pPr>
         <w:pStyle w:val="Heading2"/>
@@ -15766,7 +19546,7 @@
         <w:t xml:space="preserve">开发约定</w:t>
       </w:r>
     </w:p>
-    <w:bookmarkStart w:id="42" w:name="文件目录结构"/>
+    <w:bookmarkStart w:id="60" w:name="文件目录结构"/>
     <w:p>
       <w:pPr>
         <w:pStyle w:val="Heading3"/>
@@ -15908,8 +19688,8 @@
         <w:t xml:space="preserve">    └── DATA_FORMAT_v2.md</w:t>
       </w:r>
     </w:p>
-    <w:bookmarkEnd w:id="42"/>
-    <w:bookmarkStart w:id="43" w:name="git提交规范"/>
+    <w:bookmarkEnd w:id="60"/>
+    <w:bookmarkStart w:id="61" w:name="git提交规范"/>
     <w:p>
       <w:pPr>
         <w:pStyle w:val="Heading3"/>
@@ -15955,8 +19735,8 @@
         <w:t xml:space="preserve">详细说明（可选）</w:t>
       </w:r>
     </w:p>
-    <w:bookmarkEnd w:id="43"/>
-    <w:bookmarkStart w:id="44" w:name="版本号语义"/>
+    <w:bookmarkEnd w:id="61"/>
+    <w:bookmarkStart w:id="62" w:name="版本号语义"/>
     <w:p>
       <w:pPr>
         <w:pStyle w:val="Heading3"/>
@@ -15976,7 +19756,7 @@
         <w:pStyle w:val="Compact"/>
         <w:numPr>
           <w:ilvl w:val="0"/>
-          <w:numId w:val="1002"/>
+          <w:numId w:val="1009"/>
         </w:numPr>
       </w:pPr>
       <w:r>
@@ -16004,7 +19784,7 @@
         <w:pStyle w:val="Compact"/>
         <w:numPr>
           <w:ilvl w:val="0"/>
-          <w:numId w:val="1002"/>
+          <w:numId w:val="1009"/>
         </w:numPr>
       </w:pPr>
       <w:r>
@@ -16019,7 +19799,7 @@
         <w:pStyle w:val="Compact"/>
         <w:numPr>
           <w:ilvl w:val="0"/>
-          <w:numId w:val="1002"/>
+          <w:numId w:val="1009"/>
         </w:numPr>
       </w:pPr>
       <w:r>
@@ -16029,8 +19809,8 @@
         <w:t xml:space="preserve">修订版本每次推送递增</w:t>
       </w:r>
     </w:p>
-    <w:bookmarkEnd w:id="44"/>
-    <w:bookmarkStart w:id="45" w:name="代码规范"/>
+    <w:bookmarkEnd w:id="62"/>
+    <w:bookmarkStart w:id="63" w:name="代码规范"/>
     <w:p>
       <w:pPr>
         <w:pStyle w:val="Heading3"/>
@@ -16050,7 +19830,7 @@
         <w:pStyle w:val="Compact"/>
         <w:numPr>
           <w:ilvl w:val="0"/>
-          <w:numId w:val="1003"/>
+          <w:numId w:val="1010"/>
         </w:numPr>
       </w:pPr>
       <w:r>
@@ -16073,7 +19853,7 @@
         <w:pStyle w:val="Compact"/>
         <w:numPr>
           <w:ilvl w:val="0"/>
-          <w:numId w:val="1003"/>
+          <w:numId w:val="1010"/>
         </w:numPr>
       </w:pPr>
       <w:r>
@@ -16096,7 +19876,7 @@
         <w:pStyle w:val="Compact"/>
         <w:numPr>
           <w:ilvl w:val="0"/>
-          <w:numId w:val="1003"/>
+          <w:numId w:val="1010"/>
         </w:numPr>
       </w:pPr>
       <w:r>
@@ -16118,7 +19898,7 @@
         <w:pStyle w:val="Compact"/>
         <w:numPr>
           <w:ilvl w:val="0"/>
-          <w:numId w:val="1003"/>
+          <w:numId w:val="1010"/>
         </w:numPr>
       </w:pPr>
       <w:r>
@@ -16143,9 +19923,9 @@
         </w:pict>
       </w:r>
     </w:p>
-    <w:bookmarkEnd w:id="45"/>
-    <w:bookmarkEnd w:id="46"/>
-    <w:bookmarkStart w:id="49" w:name="已知问题与todo"/>
+    <w:bookmarkEnd w:id="63"/>
+    <w:bookmarkEnd w:id="64"/>
+    <w:bookmarkStart w:id="67" w:name="已知问题与todo"/>
     <w:p>
       <w:pPr>
         <w:pStyle w:val="Heading2"/>
@@ -16160,7 +19940,7 @@
         <w:t xml:space="preserve">已知问题与TODO</w:t>
       </w:r>
     </w:p>
-    <w:bookmarkStart w:id="47" w:name="当前问题"/>
+    <w:bookmarkStart w:id="65" w:name="当前问题"/>
     <w:p>
       <w:pPr>
         <w:pStyle w:val="Heading3"/>
@@ -16177,7 +19957,7 @@
         <w:pStyle w:val="Compact"/>
         <w:numPr>
           <w:ilvl w:val="0"/>
-          <w:numId w:val="1004"/>
+          <w:numId w:val="1011"/>
         </w:numPr>
       </w:pPr>
       <w:r>
@@ -16206,7 +19986,7 @@
         <w:pStyle w:val="Compact"/>
         <w:numPr>
           <w:ilvl w:val="0"/>
-          <w:numId w:val="1004"/>
+          <w:numId w:val="1011"/>
         </w:numPr>
       </w:pPr>
       <w:r>
@@ -16230,8 +20010,8 @@
         <w:t xml:space="preserve">CDN缓存可能导致延迟</w:t>
       </w:r>
     </w:p>
-    <w:bookmarkEnd w:id="47"/>
-    <w:bookmarkStart w:id="48" w:name="后续规划功能"/>
+    <w:bookmarkEnd w:id="65"/>
+    <w:bookmarkStart w:id="66" w:name="后续规划功能"/>
     <w:p>
       <w:pPr>
         <w:pStyle w:val="Heading3"/>
@@ -16248,7 +20028,7 @@
         <w:pStyle w:val="Compact"/>
         <w:numPr>
           <w:ilvl w:val="0"/>
-          <w:numId w:val="1005"/>
+          <w:numId w:val="1012"/>
         </w:numPr>
       </w:pPr>
       <w:r>
@@ -16263,7 +20043,7 @@
         <w:pStyle w:val="Compact"/>
         <w:numPr>
           <w:ilvl w:val="0"/>
-          <w:numId w:val="1005"/>
+          <w:numId w:val="1012"/>
         </w:numPr>
       </w:pPr>
       <w:r>
@@ -16278,7 +20058,7 @@
         <w:pStyle w:val="Compact"/>
         <w:numPr>
           <w:ilvl w:val="0"/>
-          <w:numId w:val="1005"/>
+          <w:numId w:val="1012"/>
         </w:numPr>
       </w:pPr>
       <w:r>
@@ -16293,7 +20073,7 @@
         <w:pStyle w:val="Compact"/>
         <w:numPr>
           <w:ilvl w:val="0"/>
-          <w:numId w:val="1005"/>
+          <w:numId w:val="1012"/>
         </w:numPr>
       </w:pPr>
       <w:r>
@@ -16310,9 +20090,9 @@
         </w:pict>
       </w:r>
     </w:p>
-    <w:bookmarkEnd w:id="48"/>
-    <w:bookmarkEnd w:id="49"/>
-    <w:bookmarkStart w:id="53" w:name="附录"/>
+    <w:bookmarkEnd w:id="66"/>
+    <w:bookmarkEnd w:id="67"/>
+    <w:bookmarkStart w:id="71" w:name="附录"/>
     <w:p>
       <w:pPr>
         <w:pStyle w:val="Heading2"/>
@@ -16324,7 +20104,7 @@
         <w:t xml:space="preserve">附录</w:t>
       </w:r>
     </w:p>
-    <w:bookmarkStart w:id="50" w:name="a.-学科词根对照"/>
+    <w:bookmarkStart w:id="68" w:name="a.-学科词根对照"/>
     <w:p>
       <w:pPr>
         <w:pStyle w:val="Heading3"/>
@@ -16908,8 +20688,8 @@
         </w:tc>
       </w:tr>
     </w:tbl>
-    <w:bookmarkEnd w:id="50"/>
-    <w:bookmarkStart w:id="51" w:name="b.-每日状态标签"/>
+    <w:bookmarkEnd w:id="68"/>
+    <w:bookmarkStart w:id="69" w:name="b.-每日状态标签"/>
     <w:p>
       <w:pPr>
         <w:pStyle w:val="Heading3"/>
@@ -17203,8 +20983,8 @@
         </w:tc>
       </w:tr>
     </w:tbl>
-    <w:bookmarkEnd w:id="51"/>
-    <w:bookmarkStart w:id="52" w:name="c.-成就列表当前8个"/>
+    <w:bookmarkEnd w:id="69"/>
+    <w:bookmarkStart w:id="70" w:name="c.-成就列表当前8个"/>
     <w:p>
       <w:pPr>
         <w:pStyle w:val="Heading3"/>
@@ -17729,9 +21509,9 @@
         <w:t xml:space="preserve">文档结束</w:t>
       </w:r>
     </w:p>
-    <w:bookmarkEnd w:id="52"/>
-    <w:bookmarkEnd w:id="53"/>
-    <w:bookmarkEnd w:id="54"/>
+    <w:bookmarkEnd w:id="70"/>
+    <w:bookmarkEnd w:id="71"/>
+    <w:bookmarkEnd w:id="72"/>
     <w:sectPr>
       <w:footnotePr>
         <w:numRestart w:val="eachSect"/>
@@ -18037,12 +21817,6 @@
     <w:abstractNumId w:val="991"/>
   </w:num>
   <w:num w:numId="1002">
-    <w:abstractNumId w:val="991"/>
-  </w:num>
-  <w:num w:numId="1003">
-    <w:abstractNumId w:val="991"/>
-  </w:num>
-  <w:num w:numId="1004">
     <w:abstractNumId w:val="99411"/>
     <w:lvlOverride w:ilvl="0">
       <w:startOverride w:val="1"/>
@@ -18072,7 +21846,61 @@
       <w:startOverride w:val="1"/>
     </w:lvlOverride>
   </w:num>
+  <w:num w:numId="1003">
+    <w:abstractNumId w:val="991"/>
+  </w:num>
+  <w:num w:numId="1004">
+    <w:abstractNumId w:val="991"/>
+  </w:num>
   <w:num w:numId="1005">
+    <w:abstractNumId w:val="991"/>
+  </w:num>
+  <w:num w:numId="1006">
+    <w:abstractNumId w:val="991"/>
+  </w:num>
+  <w:num w:numId="1007">
+    <w:abstractNumId w:val="991"/>
+  </w:num>
+  <w:num w:numId="1008">
+    <w:abstractNumId w:val="991"/>
+  </w:num>
+  <w:num w:numId="1009">
+    <w:abstractNumId w:val="991"/>
+  </w:num>
+  <w:num w:numId="1010">
+    <w:abstractNumId w:val="991"/>
+  </w:num>
+  <w:num w:numId="1011">
+    <w:abstractNumId w:val="99411"/>
+    <w:lvlOverride w:ilvl="0">
+      <w:startOverride w:val="1"/>
+    </w:lvlOverride>
+    <w:lvlOverride w:ilvl="1">
+      <w:startOverride w:val="1"/>
+    </w:lvlOverride>
+    <w:lvlOverride w:ilvl="2">
+      <w:startOverride w:val="1"/>
+    </w:lvlOverride>
+    <w:lvlOverride w:ilvl="3">
+      <w:startOverride w:val="1"/>
+    </w:lvlOverride>
+    <w:lvlOverride w:ilvl="4">
+      <w:startOverride w:val="1"/>
+    </w:lvlOverride>
+    <w:lvlOverride w:ilvl="5">
+      <w:startOverride w:val="1"/>
+    </w:lvlOverride>
+    <w:lvlOverride w:ilvl="6">
+      <w:startOverride w:val="1"/>
+    </w:lvlOverride>
+    <w:lvlOverride w:ilvl="7">
+      <w:startOverride w:val="1"/>
+    </w:lvlOverride>
+    <w:lvlOverride w:ilvl="8">
+      <w:startOverride w:val="1"/>
+    </w:lvlOverride>
+  </w:num>
+  <w:num w:numId="1012">
     <w:abstractNumId w:val="991"/>
   </w:num>
 </w:numbering>

--- a/docs/学习RPG参考文档.docx
+++ b/docs/学习RPG参考文档.docx
@@ -2,7 +2,7 @@
 <file path=word/document.xml><?xml version="1.0" encoding="utf-8"?>
 <w:document xmlns:w="http://schemas.openxmlformats.org/wordprocessingml/2006/main" xmlns:m="http://schemas.openxmlformats.org/officeDocument/2006/math" xmlns:r="http://schemas.openxmlformats.org/officeDocument/2006/relationships" xmlns:o="urn:schemas-microsoft-com:office:office" xmlns:v="urn:schemas-microsoft-com:vml" xmlns:w10="urn:schemas-microsoft-com:office:word" xmlns:a="http://schemas.openxmlformats.org/drawingml/2006/main" xmlns:pic="http://schemas.openxmlformats.org/drawingml/2006/picture" xmlns:wp="http://schemas.openxmlformats.org/drawingml/2006/wordprocessingDrawing">
   <w:body>
-    <w:bookmarkStart w:id="72" w:name="学习rpg-认知操作系统-参考文档"/>
+    <w:bookmarkStart w:id="73" w:name="学习rpg-认知操作系统-参考文档"/>
     <w:p>
       <w:pPr>
         <w:pStyle w:val="Heading1"/>
@@ -48,7 +48,7 @@
         <w:t xml:space="preserve"> </w:t>
       </w:r>
       <w:r>
-        <w:t xml:space="preserve">v1.2</w:t>
+        <w:t xml:space="preserve">v1.3</w:t>
       </w:r>
       <w:r>
         <w:t xml:space="preserve"> </w:t>
@@ -65,7 +65,7 @@
         <w:t xml:space="preserve"> </w:t>
       </w:r>
       <w:r>
-        <w:t xml:space="preserve">2026-05-15</w:t>
+        <w:t xml:space="preserve">2026-05-16</w:t>
       </w:r>
       <w:r>
         <w:t xml:space="preserve"> </w:t>
@@ -82,22 +82,13 @@
         <w:t xml:space="preserve"> </w:t>
       </w:r>
       <w:r>
-        <w:t xml:space="preserve">V0.6.3 </w:t>
-      </w:r>
-      <w:r>
-        <w:rPr>
-          <w:rFonts w:hint="eastAsia"/>
-        </w:rPr>
-        <w:t xml:space="preserve">开发中，V0.8.0-V1.2.0</w:t>
-      </w:r>
-      <w:r>
-        <w:t xml:space="preserve"> </w:t>
-      </w:r>
-      <w:r>
-        <w:rPr>
-          <w:rFonts w:hint="eastAsia"/>
-        </w:rPr>
-        <w:t xml:space="preserve">已规划</w:t>
+        <w:t xml:space="preserve">V1.2.0 </w:t>
+      </w:r>
+      <w:r>
+        <w:rPr>
+          <w:rFonts w:hint="eastAsia"/>
+        </w:rPr>
+        <w:t xml:space="preserve">已完成</w:t>
       </w:r>
       <w:r>
         <w:t xml:space="preserve"> </w:t>
@@ -1622,7 +1613,7 @@
         <w:t xml:space="preserve"> </w:t>
       </w:r>
       <w:r>
-        <w:t xml:space="preserve">V0.6.3</w:t>
+        <w:t xml:space="preserve">V1.2.0</w:t>
       </w:r>
     </w:p>
     <w:p>
@@ -1714,7 +1705,7 @@
           <w:rStyle w:val="VerbatimChar"/>
           <w:rFonts w:hint="eastAsia"/>
         </w:rPr>
-        <w:t xml:space="preserve">主应用（单HTML，~150KB）</w:t>
+        <w:t xml:space="preserve">主应用（单HTML，~420KB，11279行）</w:t>
       </w:r>
       <w:r>
         <w:br/>
@@ -1732,7 +1723,7 @@
         <w:rPr>
           <w:rStyle w:val="VerbatimChar"/>
         </w:rPr>
-        <w:t xml:space="preserve">│   ├── data.json          # </w:t>
+        <w:t xml:space="preserve">│   ├── data.json           # </w:t>
       </w:r>
       <w:r>
         <w:rPr>
@@ -1748,7 +1739,7 @@
         <w:rPr>
           <w:rStyle w:val="VerbatimChar"/>
         </w:rPr>
-        <w:t xml:space="preserve">│   ├── textbooks.json     # </w:t>
+        <w:t xml:space="preserve">│   ├── textbooks.json      # </w:t>
       </w:r>
       <w:r>
         <w:rPr>
@@ -1764,13 +1755,29 @@
         <w:rPr>
           <w:rStyle w:val="VerbatimChar"/>
         </w:rPr>
-        <w:t xml:space="preserve">│   └── courses.json       # </w:t>
+        <w:t xml:space="preserve">│   ├── textbooks-personal.json  # </w:t>
       </w:r>
       <w:r>
         <w:rPr>
           <w:rStyle w:val="VerbatimChar"/>
           <w:rFonts w:hint="eastAsia"/>
         </w:rPr>
+        <w:t xml:space="preserve">个人教材进度</w:t>
+      </w:r>
+      <w:r>
+        <w:br/>
+      </w:r>
+      <w:r>
+        <w:rPr>
+          <w:rStyle w:val="VerbatimChar"/>
+        </w:rPr>
+        <w:t xml:space="preserve">│   ├── courses.json        # </w:t>
+      </w:r>
+      <w:r>
+        <w:rPr>
+          <w:rStyle w:val="VerbatimChar"/>
+          <w:rFonts w:hint="eastAsia"/>
+        </w:rPr>
         <w:t xml:space="preserve">网课数据（B站6学科）</w:t>
       </w:r>
       <w:r>
@@ -1780,6 +1787,102 @@
         <w:rPr>
           <w:rStyle w:val="VerbatimChar"/>
         </w:rPr>
+        <w:t xml:space="preserve">│   ├── user_profile.json   # </w:t>
+      </w:r>
+      <w:r>
+        <w:rPr>
+          <w:rStyle w:val="VerbatimChar"/>
+          <w:rFonts w:hint="eastAsia"/>
+        </w:rPr>
+        <w:t xml:space="preserve">用户画像（V0.8.0+，自适应参数）</w:t>
+      </w:r>
+      <w:r>
+        <w:br/>
+      </w:r>
+      <w:r>
+        <w:rPr>
+          <w:rStyle w:val="VerbatimChar"/>
+        </w:rPr>
+        <w:t xml:space="preserve">│   ├── skill-tree.json     # </w:t>
+      </w:r>
+      <w:r>
+        <w:rPr>
+          <w:rStyle w:val="VerbatimChar"/>
+          <w:rFonts w:hint="eastAsia"/>
+        </w:rPr>
+        <w:t xml:space="preserve">三层技能体系（V0.9.0+，9科42技能）</w:t>
+      </w:r>
+      <w:r>
+        <w:br/>
+      </w:r>
+      <w:r>
+        <w:rPr>
+          <w:rStyle w:val="VerbatimChar"/>
+        </w:rPr>
+        <w:t xml:space="preserve">│   ├── achievements-data.json  # </w:t>
+      </w:r>
+      <w:r>
+        <w:rPr>
+          <w:rStyle w:val="VerbatimChar"/>
+          <w:rFonts w:hint="eastAsia"/>
+        </w:rPr>
+        <w:t xml:space="preserve">成就定义（V0.12.0+，55成就5稀有度）</w:t>
+      </w:r>
+      <w:r>
+        <w:br/>
+      </w:r>
+      <w:r>
+        <w:rPr>
+          <w:rStyle w:val="VerbatimChar"/>
+        </w:rPr>
+        <w:t xml:space="preserve">│   ├── pomodoro-sessions.json  # </w:t>
+      </w:r>
+      <w:r>
+        <w:rPr>
+          <w:rStyle w:val="VerbatimChar"/>
+          <w:rFonts w:hint="eastAsia"/>
+        </w:rPr>
+        <w:t xml:space="preserve">番茄钟会话（V1.1.0+）</w:t>
+      </w:r>
+      <w:r>
+        <w:br/>
+      </w:r>
+      <w:r>
+        <w:rPr>
+          <w:rStyle w:val="VerbatimChar"/>
+        </w:rPr>
+        <w:t xml:space="preserve">│   ├── reading-records.json    # </w:t>
+      </w:r>
+      <w:r>
+        <w:rPr>
+          <w:rStyle w:val="VerbatimChar"/>
+          <w:rFonts w:hint="eastAsia"/>
+        </w:rPr>
+        <w:t xml:space="preserve">阅读记录（V1.2.0+）</w:t>
+      </w:r>
+      <w:r>
+        <w:br/>
+      </w:r>
+      <w:r>
+        <w:rPr>
+          <w:rStyle w:val="VerbatimChar"/>
+        </w:rPr>
+        <w:t xml:space="preserve">│   └── bookshelf.json      # </w:t>
+      </w:r>
+      <w:r>
+        <w:rPr>
+          <w:rStyle w:val="VerbatimChar"/>
+          <w:rFonts w:hint="eastAsia"/>
+        </w:rPr>
+        <w:t xml:space="preserve">书架数据（V1.2.0+）</w:t>
+      </w:r>
+      <w:r>
+        <w:br/>
+      </w:r>
+      <w:r>
+        <w:rPr>
+          <w:rStyle w:val="VerbatimChar"/>
+        </w:rPr>
         <w:t xml:space="preserve">├── assets\</w:t>
       </w:r>
       <w:r>
@@ -1798,7 +1901,7 @@
         <w:rPr>
           <w:rStyle w:val="VerbatimChar"/>
         </w:rPr>
-        <w:t xml:space="preserve">│       ├── molan.jpg      # </w:t>
+        <w:t xml:space="preserve">│       ├── molan.jpg       # </w:t>
       </w:r>
       <w:r>
         <w:rPr>
@@ -1823,7 +1926,7 @@
         <w:rPr>
           <w:rStyle w:val="VerbatimChar"/>
         </w:rPr>
-        <w:t xml:space="preserve">└── docs\</w:t>
+        <w:t xml:space="preserve">├── docs\</w:t>
       </w:r>
       <w:r>
         <w:br/>
@@ -1832,14 +1935,98 @@
         <w:rPr>
           <w:rStyle w:val="VerbatimChar"/>
         </w:rPr>
-        <w:t xml:space="preserve">    └── DATA_FORMAT_v2.md  # </w:t>
+        <w:t xml:space="preserve">│   ├── </w:t>
       </w:r>
       <w:r>
         <w:rPr>
           <w:rStyle w:val="VerbatimChar"/>
           <w:rFonts w:hint="eastAsia"/>
         </w:rPr>
-        <w:t xml:space="preserve">数据格式规范</w:t>
+        <w:t xml:space="preserve">学习RPG参考文档.md</w:t>
+      </w:r>
+      <w:r>
+        <w:br/>
+      </w:r>
+      <w:r>
+        <w:rPr>
+          <w:rStyle w:val="VerbatimChar"/>
+        </w:rPr>
+        <w:t xml:space="preserve">│   ├── </w:t>
+      </w:r>
+      <w:r>
+        <w:rPr>
+          <w:rStyle w:val="VerbatimChar"/>
+          <w:rFonts w:hint="eastAsia"/>
+        </w:rPr>
+        <w:t xml:space="preserve">学习RPG参考文档.docx</w:t>
+      </w:r>
+      <w:r>
+        <w:br/>
+      </w:r>
+      <w:r>
+        <w:rPr>
+          <w:rStyle w:val="VerbatimChar"/>
+        </w:rPr>
+        <w:t xml:space="preserve">│   ├── DATA_FORMAT_v2.md</w:t>
+      </w:r>
+      <w:r>
+        <w:br/>
+      </w:r>
+      <w:r>
+        <w:rPr>
+          <w:rStyle w:val="VerbatimChar"/>
+        </w:rPr>
+        <w:t xml:space="preserve">│   └── data-format-spec.md</w:t>
+      </w:r>
+      <w:r>
+        <w:br/>
+      </w:r>
+      <w:r>
+        <w:rPr>
+          <w:rStyle w:val="VerbatimChar"/>
+        </w:rPr>
+        <w:t xml:space="preserve">├── manifest.json           # </w:t>
+      </w:r>
+      <w:r>
+        <w:rPr>
+          <w:rStyle w:val="VerbatimChar"/>
+          <w:rFonts w:hint="eastAsia"/>
+        </w:rPr>
+        <w:t xml:space="preserve">PWA配置</w:t>
+      </w:r>
+      <w:r>
+        <w:br/>
+      </w:r>
+      <w:r>
+        <w:rPr>
+          <w:rStyle w:val="VerbatimChar"/>
+        </w:rPr>
+        <w:t xml:space="preserve">├── service-worker.js       # Service Worker</w:t>
+      </w:r>
+      <w:r>
+        <w:br/>
+      </w:r>
+      <w:r>
+        <w:rPr>
+          <w:rStyle w:val="VerbatimChar"/>
+        </w:rPr>
+        <w:t xml:space="preserve">├── icon.svg                # </w:t>
+      </w:r>
+      <w:r>
+        <w:rPr>
+          <w:rStyle w:val="VerbatimChar"/>
+          <w:rFonts w:hint="eastAsia"/>
+        </w:rPr>
+        <w:t xml:space="preserve">应用图标</w:t>
+      </w:r>
+      <w:r>
+        <w:br/>
+      </w:r>
+      <w:r>
+        <w:rPr>
+          <w:rStyle w:val="VerbatimChar"/>
+        </w:rPr>
+        <w:t xml:space="preserve">└── README.md</w:t>
       </w:r>
     </w:p>
     <w:bookmarkEnd w:id="22"/>
@@ -14614,7 +14801,7 @@
         <w:rPr>
           <w:rFonts w:hint="eastAsia"/>
         </w:rPr>
-        <w:t xml:space="preserve">底部4主导航：仪表盘、技能、记录、更多</w:t>
+        <w:t xml:space="preserve">底部5主导航：总览/技能树/复习/日志/更多</w:t>
       </w:r>
     </w:p>
     <w:p>
@@ -17534,7 +17721,7 @@
       </w:tr>
     </w:tbl>
     <w:bookmarkEnd w:id="53"/>
-    <w:bookmarkStart w:id="54" w:name="v0.6-ui优化2026-05-10-至今"/>
+    <w:bookmarkStart w:id="54" w:name="v0.6-ui优化2026-05-10"/>
     <w:p>
       <w:pPr>
         <w:pStyle w:val="Heading3"/>
@@ -17546,16 +17733,7 @@
         <w:rPr>
           <w:rFonts w:hint="eastAsia"/>
         </w:rPr>
-        <w:t xml:space="preserve">UI优化（2026-05-10</w:t>
-      </w:r>
-      <w:r>
-        <w:t xml:space="preserve"> </w:t>
-      </w:r>
-      <w:r>
-        <w:rPr>
-          <w:rFonts w:hint="eastAsia"/>
-        </w:rPr>
-        <w:t xml:space="preserve">至今）</w:t>
+        <w:t xml:space="preserve">UI优化（2026-05-10）</w:t>
       </w:r>
     </w:p>
     <w:tbl>
@@ -17774,16 +17952,37 @@
       </w:tr>
     </w:tbl>
     <w:bookmarkEnd w:id="54"/>
-    <w:bookmarkStart w:id="55" w:name="后续版本规划"/>
+    <w:bookmarkStart w:id="55" w:name="Xdfed44140cf8c1a5a00473488caacab78295ef1"/>
     <w:p>
       <w:pPr>
         <w:pStyle w:val="Heading3"/>
       </w:pPr>
       <w:r>
-        <w:rPr>
-          <w:rFonts w:hint="eastAsia"/>
-        </w:rPr>
-        <w:t xml:space="preserve">后续版本规划</w:t>
+        <w:t xml:space="preserve">V0.6.4 - V0.6.12 </w:t>
+      </w:r>
+      <w:r>
+        <w:rPr>
+          <w:rFonts w:hint="eastAsia"/>
+        </w:rPr>
+        <w:t xml:space="preserve">快速迭代（2026-05-10</w:t>
+      </w:r>
+      <w:r>
+        <w:t xml:space="preserve"> </w:t>
+      </w:r>
+      <w:r>
+        <w:rPr>
+          <w:rFonts w:hint="eastAsia"/>
+        </w:rPr>
+        <w:t xml:space="preserve">至</w:t>
+      </w:r>
+      <w:r>
+        <w:t xml:space="preserve"> </w:t>
+      </w:r>
+      <w:r>
+        <w:rPr>
+          <w:rFonts w:hint="eastAsia"/>
+        </w:rPr>
+        <w:t xml:space="preserve">2026-05-16）</w:t>
       </w:r>
     </w:p>
     <w:tbl>
@@ -17825,21 +18024,21 @@
               <w:rPr>
                 <w:rFonts w:hint="eastAsia"/>
               </w:rPr>
-              <w:t xml:space="preserve">主题</w:t>
-            </w:r>
-          </w:p>
-        </w:tc>
-        <w:tc>
-          <w:tcPr/>
-          <w:p>
-            <w:pPr>
-              <w:pStyle w:val="Compact"/>
-            </w:pPr>
-            <w:r>
-              <w:rPr>
-                <w:rFonts w:hint="eastAsia"/>
-              </w:rPr>
-              <w:t xml:space="preserve">核心内容</w:t>
+              <w:t xml:space="preserve">日期</w:t>
+            </w:r>
+          </w:p>
+        </w:tc>
+        <w:tc>
+          <w:tcPr/>
+          <w:p>
+            <w:pPr>
+              <w:pStyle w:val="Compact"/>
+            </w:pPr>
+            <w:r>
+              <w:rPr>
+                <w:rFonts w:hint="eastAsia"/>
+              </w:rPr>
+              <w:t xml:space="preserve">内容</w:t>
             </w:r>
           </w:p>
         </w:tc>
@@ -17852,35 +18051,32 @@
               <w:pStyle w:val="Compact"/>
             </w:pPr>
             <w:r>
-              <w:t xml:space="preserve">V0.6.4</w:t>
-            </w:r>
-          </w:p>
-        </w:tc>
-        <w:tc>
-          <w:tcPr/>
-          <w:p>
-            <w:pPr>
-              <w:pStyle w:val="Compact"/>
-            </w:pPr>
-            <w:r>
-              <w:rPr>
-                <w:rFonts w:hint="eastAsia"/>
-              </w:rPr>
-              <w:t xml:space="preserve">学习日历热力图</w:t>
-            </w:r>
-          </w:p>
-        </w:tc>
-        <w:tc>
-          <w:tcPr/>
-          <w:p>
-            <w:pPr>
-              <w:pStyle w:val="Compact"/>
-            </w:pPr>
-            <w:r>
-              <w:rPr>
-                <w:rFonts w:hint="eastAsia"/>
-              </w:rPr>
-              <w:t xml:space="preserve">GitHub风格日历，每日学习时长/XP可视化</w:t>
+              <w:t xml:space="preserve">v0.6.4</w:t>
+            </w:r>
+          </w:p>
+        </w:tc>
+        <w:tc>
+          <w:tcPr/>
+          <w:p>
+            <w:pPr>
+              <w:pStyle w:val="Compact"/>
+            </w:pPr>
+            <w:r>
+              <w:t xml:space="preserve">2026-05-11</w:t>
+            </w:r>
+          </w:p>
+        </w:tc>
+        <w:tc>
+          <w:tcPr/>
+          <w:p>
+            <w:pPr>
+              <w:pStyle w:val="Compact"/>
+            </w:pPr>
+            <w:r>
+              <w:rPr>
+                <w:rFonts w:hint="eastAsia"/>
+              </w:rPr>
+              <w:t xml:space="preserve">学习日历热力图（GitHub风格）</w:t>
             </w:r>
           </w:p>
         </w:tc>
@@ -17893,35 +18089,50 @@
               <w:pStyle w:val="Compact"/>
             </w:pPr>
             <w:r>
-              <w:t xml:space="preserve">V0.6.5</w:t>
-            </w:r>
-          </w:p>
-        </w:tc>
-        <w:tc>
-          <w:tcPr/>
-          <w:p>
-            <w:pPr>
-              <w:pStyle w:val="Compact"/>
-            </w:pPr>
-            <w:r>
-              <w:rPr>
-                <w:rFonts w:hint="eastAsia"/>
-              </w:rPr>
-              <w:t xml:space="preserve">教材进度地图</w:t>
-            </w:r>
-          </w:p>
-        </w:tc>
-        <w:tc>
-          <w:tcPr/>
-          <w:p>
-            <w:pPr>
-              <w:pStyle w:val="Compact"/>
-            </w:pPr>
-            <w:r>
-              <w:rPr>
-                <w:rFonts w:hint="eastAsia"/>
-              </w:rPr>
-              <w:t xml:space="preserve">章节完成度路径可视化，知识点掌握度热力图</w:t>
+              <w:t xml:space="preserve">v0.6.5</w:t>
+            </w:r>
+          </w:p>
+        </w:tc>
+        <w:tc>
+          <w:tcPr/>
+          <w:p>
+            <w:pPr>
+              <w:pStyle w:val="Compact"/>
+            </w:pPr>
+            <w:r>
+              <w:t xml:space="preserve">2026-05-11</w:t>
+            </w:r>
+          </w:p>
+        </w:tc>
+        <w:tc>
+          <w:tcPr/>
+          <w:p>
+            <w:pPr>
+              <w:pStyle w:val="Compact"/>
+            </w:pPr>
+            <w:r>
+              <w:rPr>
+                <w:rFonts w:hint="eastAsia"/>
+              </w:rPr>
+              <w:t xml:space="preserve">快速启动架构（Phase</w:t>
+            </w:r>
+            <w:r>
+              <w:t xml:space="preserve"> </w:t>
+            </w:r>
+            <w:r>
+              <w:rPr>
+                <w:rFonts w:hint="eastAsia"/>
+              </w:rPr>
+              <w:t xml:space="preserve">1秒开</w:t>
+            </w:r>
+            <w:r>
+              <w:t xml:space="preserve"> + Phase </w:t>
+            </w:r>
+            <w:r>
+              <w:rPr>
+                <w:rFonts w:hint="eastAsia"/>
+              </w:rPr>
+              <w:t xml:space="preserve">2后台加载）</w:t>
             </w:r>
           </w:p>
         </w:tc>
@@ -17934,7 +18145,18 @@
               <w:pStyle w:val="Compact"/>
             </w:pPr>
             <w:r>
-              <w:t xml:space="preserve">V0.6.6</w:t>
+              <w:t xml:space="preserve">v0.6.6</w:t>
+            </w:r>
+          </w:p>
+        </w:tc>
+        <w:tc>
+          <w:tcPr/>
+          <w:p>
+            <w:pPr>
+              <w:pStyle w:val="Compact"/>
+            </w:pPr>
+            <w:r>
+              <w:t xml:space="preserve">2026-05-12</w:t>
             </w:r>
           </w:p>
         </w:tc>
@@ -17949,20 +18171,6 @@
                 <w:rFonts w:hint="eastAsia"/>
               </w:rPr>
               <w:t xml:space="preserve">网课进度展示</w:t>
-            </w:r>
-          </w:p>
-        </w:tc>
-        <w:tc>
-          <w:tcPr/>
-          <w:p>
-            <w:pPr>
-              <w:pStyle w:val="Compact"/>
-            </w:pPr>
-            <w:r>
-              <w:rPr>
-                <w:rFonts w:hint="eastAsia"/>
-              </w:rPr>
-              <w:t xml:space="preserve">网课列表卡片，视频完成进度条</w:t>
             </w:r>
           </w:p>
         </w:tc>
@@ -17975,35 +18183,32 @@
               <w:pStyle w:val="Compact"/>
             </w:pPr>
             <w:r>
-              <w:t xml:space="preserve">V0.6.7</w:t>
-            </w:r>
-          </w:p>
-        </w:tc>
-        <w:tc>
-          <w:tcPr/>
-          <w:p>
-            <w:pPr>
-              <w:pStyle w:val="Compact"/>
-            </w:pPr>
-            <w:r>
-              <w:rPr>
-                <w:rFonts w:hint="eastAsia"/>
-              </w:rPr>
-              <w:t xml:space="preserve">深色模式</w:t>
-            </w:r>
-          </w:p>
-        </w:tc>
-        <w:tc>
-          <w:tcPr/>
-          <w:p>
-            <w:pPr>
-              <w:pStyle w:val="Compact"/>
-            </w:pPr>
-            <w:r>
-              <w:rPr>
-                <w:rFonts w:hint="eastAsia"/>
-              </w:rPr>
-              <w:t xml:space="preserve">Win11风格深色主题，自动/手动切换</w:t>
+              <w:t xml:space="preserve">v0.6.7</w:t>
+            </w:r>
+          </w:p>
+        </w:tc>
+        <w:tc>
+          <w:tcPr/>
+          <w:p>
+            <w:pPr>
+              <w:pStyle w:val="Compact"/>
+            </w:pPr>
+            <w:r>
+              <w:t xml:space="preserve">2026-05-12</w:t>
+            </w:r>
+          </w:p>
+        </w:tc>
+        <w:tc>
+          <w:tcPr/>
+          <w:p>
+            <w:pPr>
+              <w:pStyle w:val="Compact"/>
+            </w:pPr>
+            <w:r>
+              <w:rPr>
+                <w:rFonts w:hint="eastAsia"/>
+              </w:rPr>
+              <w:t xml:space="preserve">深色模式（Win11风格）</w:t>
             </w:r>
           </w:p>
         </w:tc>
@@ -18016,35 +18221,32 @@
               <w:pStyle w:val="Compact"/>
             </w:pPr>
             <w:r>
-              <w:t xml:space="preserve">V0.6.8</w:t>
-            </w:r>
-          </w:p>
-        </w:tc>
-        <w:tc>
-          <w:tcPr/>
-          <w:p>
-            <w:pPr>
-              <w:pStyle w:val="Compact"/>
-            </w:pPr>
-            <w:r>
-              <w:rPr>
-                <w:rFonts w:hint="eastAsia"/>
-              </w:rPr>
-              <w:t xml:space="preserve">移动端手势优化</w:t>
-            </w:r>
-          </w:p>
-        </w:tc>
-        <w:tc>
-          <w:tcPr/>
-          <w:p>
-            <w:pPr>
-              <w:pStyle w:val="Compact"/>
-            </w:pPr>
-            <w:r>
-              <w:rPr>
-                <w:rFonts w:hint="eastAsia"/>
-              </w:rPr>
-              <w:t xml:space="preserve">滑动切换页面，下拉刷新</w:t>
+              <w:t xml:space="preserve">v0.6.8</w:t>
+            </w:r>
+          </w:p>
+        </w:tc>
+        <w:tc>
+          <w:tcPr/>
+          <w:p>
+            <w:pPr>
+              <w:pStyle w:val="Compact"/>
+            </w:pPr>
+            <w:r>
+              <w:t xml:space="preserve">2026-05-13</w:t>
+            </w:r>
+          </w:p>
+        </w:tc>
+        <w:tc>
+          <w:tcPr/>
+          <w:p>
+            <w:pPr>
+              <w:pStyle w:val="Compact"/>
+            </w:pPr>
+            <w:r>
+              <w:rPr>
+                <w:rFonts w:hint="eastAsia"/>
+              </w:rPr>
+              <w:t xml:space="preserve">移动端手势优化（滑动切换）</w:t>
             </w:r>
           </w:p>
         </w:tc>
@@ -18057,7 +18259,18 @@
               <w:pStyle w:val="Compact"/>
             </w:pPr>
             <w:r>
-              <w:t xml:space="preserve">V0.6.9</w:t>
+              <w:t xml:space="preserve">v0.6.9</w:t>
+            </w:r>
+          </w:p>
+        </w:tc>
+        <w:tc>
+          <w:tcPr/>
+          <w:p>
+            <w:pPr>
+              <w:pStyle w:val="Compact"/>
+            </w:pPr>
+            <w:r>
+              <w:t xml:space="preserve">2026-05-13</w:t>
             </w:r>
           </w:p>
         </w:tc>
@@ -18072,20 +18285,6 @@
                 <w:rFonts w:hint="eastAsia"/>
               </w:rPr>
               <w:t xml:space="preserve">数据导出+学习报告</w:t>
-            </w:r>
-          </w:p>
-        </w:tc>
-        <w:tc>
-          <w:tcPr/>
-          <w:p>
-            <w:pPr>
-              <w:pStyle w:val="Compact"/>
-            </w:pPr>
-            <w:r>
-              <w:rPr>
-                <w:rFonts w:hint="eastAsia"/>
-              </w:rPr>
-              <w:t xml:space="preserve">JSON导出，周/月学习报告图表</w:t>
             </w:r>
           </w:p>
         </w:tc>
@@ -18098,38 +18297,41 @@
               <w:pStyle w:val="Compact"/>
             </w:pPr>
             <w:r>
-              <w:t xml:space="preserve">V0.6.10</w:t>
-            </w:r>
-          </w:p>
-        </w:tc>
-        <w:tc>
-          <w:tcPr/>
-          <w:p>
-            <w:pPr>
-              <w:pStyle w:val="Compact"/>
-            </w:pPr>
-            <w:r>
-              <w:rPr>
-                <w:rFonts w:hint="eastAsia"/>
-              </w:rPr>
-              <w:t xml:space="preserve">PWA离线支持</w:t>
-            </w:r>
-          </w:p>
-        </w:tc>
-        <w:tc>
-          <w:tcPr/>
-          <w:p>
-            <w:pPr>
-              <w:pStyle w:val="Compact"/>
-            </w:pPr>
-            <w:r>
-              <w:t xml:space="preserve">Service </w:t>
-            </w:r>
-            <w:r>
-              <w:rPr>
-                <w:rFonts w:hint="eastAsia"/>
-              </w:rPr>
-              <w:t xml:space="preserve">Worker，离线缓存</w:t>
+              <w:t xml:space="preserve">v0.6.10</w:t>
+            </w:r>
+          </w:p>
+        </w:tc>
+        <w:tc>
+          <w:tcPr/>
+          <w:p>
+            <w:pPr>
+              <w:pStyle w:val="Compact"/>
+            </w:pPr>
+            <w:r>
+              <w:t xml:space="preserve">2026-05-14</w:t>
+            </w:r>
+          </w:p>
+        </w:tc>
+        <w:tc>
+          <w:tcPr/>
+          <w:p>
+            <w:pPr>
+              <w:pStyle w:val="Compact"/>
+            </w:pPr>
+            <w:r>
+              <w:rPr>
+                <w:rFonts w:hint="eastAsia"/>
+              </w:rPr>
+              <w:t xml:space="preserve">PWA离线支持（Service</w:t>
+            </w:r>
+            <w:r>
+              <w:t xml:space="preserve"> </w:t>
+            </w:r>
+            <w:r>
+              <w:rPr>
+                <w:rFonts w:hint="eastAsia"/>
+              </w:rPr>
+              <w:t xml:space="preserve">Worker）</w:t>
             </w:r>
           </w:p>
         </w:tc>
@@ -18142,35 +18344,70 @@
               <w:pStyle w:val="Compact"/>
             </w:pPr>
             <w:r>
-              <w:t xml:space="preserve">V0.6.11</w:t>
-            </w:r>
-          </w:p>
-        </w:tc>
-        <w:tc>
-          <w:tcPr/>
-          <w:p>
-            <w:pPr>
-              <w:pStyle w:val="Compact"/>
-            </w:pPr>
-            <w:r>
-              <w:rPr>
-                <w:rFonts w:hint="eastAsia"/>
-              </w:rPr>
-              <w:t xml:space="preserve">性能优化</w:t>
-            </w:r>
-          </w:p>
-        </w:tc>
-        <w:tc>
-          <w:tcPr/>
-          <w:p>
-            <w:pPr>
-              <w:pStyle w:val="Compact"/>
-            </w:pPr>
-            <w:r>
-              <w:rPr>
-                <w:rFonts w:hint="eastAsia"/>
-              </w:rPr>
-              <w:t xml:space="preserve">代码分割/懒加载，动画性能优化</w:t>
+              <w:t xml:space="preserve">v0.6.11</w:t>
+            </w:r>
+          </w:p>
+        </w:tc>
+        <w:tc>
+          <w:tcPr/>
+          <w:p>
+            <w:pPr>
+              <w:pStyle w:val="Compact"/>
+            </w:pPr>
+            <w:r>
+              <w:t xml:space="preserve">2026-05-14</w:t>
+            </w:r>
+          </w:p>
+        </w:tc>
+        <w:tc>
+          <w:tcPr/>
+          <w:p>
+            <w:pPr>
+              <w:pStyle w:val="Compact"/>
+            </w:pPr>
+            <w:r>
+              <w:rPr>
+                <w:rFonts w:hint="eastAsia"/>
+              </w:rPr>
+              <w:t xml:space="preserve">性能优化（懒加载）</w:t>
+            </w:r>
+          </w:p>
+        </w:tc>
+      </w:tr>
+      <w:tr>
+        <w:tc>
+          <w:tcPr/>
+          <w:p>
+            <w:pPr>
+              <w:pStyle w:val="Compact"/>
+            </w:pPr>
+            <w:r>
+              <w:t xml:space="preserve">v0.6.12</w:t>
+            </w:r>
+          </w:p>
+        </w:tc>
+        <w:tc>
+          <w:tcPr/>
+          <w:p>
+            <w:pPr>
+              <w:pStyle w:val="Compact"/>
+            </w:pPr>
+            <w:r>
+              <w:t xml:space="preserve">2026-05-15</w:t>
+            </w:r>
+          </w:p>
+        </w:tc>
+        <w:tc>
+          <w:tcPr/>
+          <w:p>
+            <w:pPr>
+              <w:pStyle w:val="Compact"/>
+            </w:pPr>
+            <w:r>
+              <w:rPr>
+                <w:rFonts w:hint="eastAsia"/>
+              </w:rPr>
+              <w:t xml:space="preserve">PWA完善+SW注册</w:t>
             </w:r>
           </w:p>
         </w:tc>
@@ -18672,19 +18909,37 @@
       </w:tr>
     </w:tbl>
     <w:bookmarkEnd w:id="56"/>
-    <w:bookmarkStart w:id="57" w:name="v0.8.0---v0.9.0-规划"/>
+    <w:bookmarkStart w:id="57" w:name="Xd6b894a83b9709d8c974c537f14a8af9ca11f95"/>
     <w:p>
       <w:pPr>
         <w:pStyle w:val="Heading3"/>
       </w:pPr>
       <w:r>
-        <w:t xml:space="preserve">V0.8.0 - V0.9.0 </w:t>
-      </w:r>
-      <w:r>
-        <w:rPr>
-          <w:rFonts w:hint="eastAsia"/>
-        </w:rPr>
-        <w:t xml:space="preserve">规划</w:t>
+        <w:t xml:space="preserve">V0.8.0 - V0.15.0 </w:t>
+      </w:r>
+      <w:r>
+        <w:rPr>
+          <w:rFonts w:hint="eastAsia"/>
+        </w:rPr>
+        <w:t xml:space="preserve">算法与功能完善（2026-05-15</w:t>
+      </w:r>
+      <w:r>
+        <w:t xml:space="preserve"> </w:t>
+      </w:r>
+      <w:r>
+        <w:rPr>
+          <w:rFonts w:hint="eastAsia"/>
+        </w:rPr>
+        <w:t xml:space="preserve">至</w:t>
+      </w:r>
+      <w:r>
+        <w:t xml:space="preserve"> </w:t>
+      </w:r>
+      <w:r>
+        <w:rPr>
+          <w:rFonts w:hint="eastAsia"/>
+        </w:rPr>
+        <w:t xml:space="preserve">2026-05-16）</w:t>
       </w:r>
     </w:p>
     <w:tbl>
@@ -18695,10 +18950,9 @@
         <w:tblLook w:firstRow="1" w:lastRow="0" w:firstColumn="0" w:lastColumn="0" w:noHBand="0" w:noVBand="0" w:val="0020"/>
       </w:tblPr>
       <w:tblGrid>
-        <w:gridCol w:w="1584"/>
-        <w:gridCol w:w="1584"/>
         <w:gridCol w:w="2640"/>
-        <w:gridCol w:w="2112"/>
+        <w:gridCol w:w="2640"/>
+        <w:gridCol w:w="2640"/>
       </w:tblGrid>
       <w:tr>
         <w:trPr>
@@ -18728,35 +18982,21 @@
               <w:rPr>
                 <w:rFonts w:hint="eastAsia"/>
               </w:rPr>
-              <w:t xml:space="preserve">主题</w:t>
-            </w:r>
-          </w:p>
-        </w:tc>
-        <w:tc>
-          <w:tcPr/>
-          <w:p>
-            <w:pPr>
-              <w:pStyle w:val="Compact"/>
-            </w:pPr>
-            <w:r>
-              <w:rPr>
-                <w:rFonts w:hint="eastAsia"/>
-              </w:rPr>
-              <w:t xml:space="preserve">核心内容</w:t>
-            </w:r>
-          </w:p>
-        </w:tc>
-        <w:tc>
-          <w:tcPr/>
-          <w:p>
-            <w:pPr>
-              <w:pStyle w:val="Compact"/>
-            </w:pPr>
-            <w:r>
-              <w:rPr>
-                <w:rFonts w:hint="eastAsia"/>
-              </w:rPr>
-              <w:t xml:space="preserve">优先级</w:t>
+              <w:t xml:space="preserve">日期</w:t>
+            </w:r>
+          </w:p>
+        </w:tc>
+        <w:tc>
+          <w:tcPr/>
+          <w:p>
+            <w:pPr>
+              <w:pStyle w:val="Compact"/>
+            </w:pPr>
+            <w:r>
+              <w:rPr>
+                <w:rFonts w:hint="eastAsia"/>
+              </w:rPr>
+              <w:t xml:space="preserve">内容</w:t>
             </w:r>
           </w:p>
         </w:tc>
@@ -18769,49 +19009,32 @@
               <w:pStyle w:val="Compact"/>
             </w:pPr>
             <w:r>
-              <w:t xml:space="preserve">V0.8.0</w:t>
-            </w:r>
-          </w:p>
-        </w:tc>
-        <w:tc>
-          <w:tcPr/>
-          <w:p>
-            <w:pPr>
-              <w:pStyle w:val="Compact"/>
-            </w:pPr>
-            <w:r>
-              <w:rPr>
-                <w:rFonts w:hint="eastAsia"/>
-              </w:rPr>
-              <w:t xml:space="preserve">自适应经验值引擎</w:t>
-            </w:r>
-          </w:p>
-        </w:tc>
-        <w:tc>
-          <w:tcPr/>
-          <w:p>
-            <w:pPr>
-              <w:pStyle w:val="Compact"/>
-            </w:pPr>
-            <w:r>
-              <w:rPr>
-                <w:rFonts w:hint="eastAsia"/>
-              </w:rPr>
-              <w:t xml:space="preserve">user_profile.json；动态温度模型；学习效率评估；新XP合成公式；全量重算</w:t>
-            </w:r>
-          </w:p>
-        </w:tc>
-        <w:tc>
-          <w:tcPr/>
-          <w:p>
-            <w:pPr>
-              <w:pStyle w:val="Compact"/>
-            </w:pPr>
-            <w:r>
-              <w:rPr>
-                <w:rFonts w:hint="eastAsia"/>
-              </w:rPr>
-              <w:t xml:space="preserve">最高</w:t>
+              <w:t xml:space="preserve">v0.8.0</w:t>
+            </w:r>
+          </w:p>
+        </w:tc>
+        <w:tc>
+          <w:tcPr/>
+          <w:p>
+            <w:pPr>
+              <w:pStyle w:val="Compact"/>
+            </w:pPr>
+            <w:r>
+              <w:t xml:space="preserve">2026-05-15</w:t>
+            </w:r>
+          </w:p>
+        </w:tc>
+        <w:tc>
+          <w:tcPr/>
+          <w:p>
+            <w:pPr>
+              <w:pStyle w:val="Compact"/>
+            </w:pPr>
+            <w:r>
+              <w:rPr>
+                <w:rFonts w:hint="eastAsia"/>
+              </w:rPr>
+              <w:t xml:space="preserve">user_profile.json用户画像；多源加载+localStorage持久化</w:t>
             </w:r>
           </w:p>
         </w:tc>
@@ -18824,49 +19047,32 @@
               <w:pStyle w:val="Compact"/>
             </w:pPr>
             <w:r>
-              <w:t xml:space="preserve">V0.9.0</w:t>
-            </w:r>
-          </w:p>
-        </w:tc>
-        <w:tc>
-          <w:tcPr/>
-          <w:p>
-            <w:pPr>
-              <w:pStyle w:val="Compact"/>
-            </w:pPr>
-            <w:r>
-              <w:rPr>
-                <w:rFonts w:hint="eastAsia"/>
-              </w:rPr>
-              <w:t xml:space="preserve">三层技能体系</w:t>
-            </w:r>
-          </w:p>
-        </w:tc>
-        <w:tc>
-          <w:tcPr/>
-          <w:p>
-            <w:pPr>
-              <w:pStyle w:val="Compact"/>
-            </w:pPr>
-            <w:r>
-              <w:rPr>
-                <w:rFonts w:hint="eastAsia"/>
-              </w:rPr>
-              <w:t xml:space="preserve">skill-tree.json；学科→技能→知识点聚合；技能级特长判定；雷达图展示</w:t>
-            </w:r>
-          </w:p>
-        </w:tc>
-        <w:tc>
-          <w:tcPr/>
-          <w:p>
-            <w:pPr>
-              <w:pStyle w:val="Compact"/>
-            </w:pPr>
-            <w:r>
-              <w:rPr>
-                <w:rFonts w:hint="eastAsia"/>
-              </w:rPr>
-              <w:t xml:space="preserve">最高</w:t>
+              <w:t xml:space="preserve">v0.8.1</w:t>
+            </w:r>
+          </w:p>
+        </w:tc>
+        <w:tc>
+          <w:tcPr/>
+          <w:p>
+            <w:pPr>
+              <w:pStyle w:val="Compact"/>
+            </w:pPr>
+            <w:r>
+              <w:t xml:space="preserve">2026-05-15</w:t>
+            </w:r>
+          </w:p>
+        </w:tc>
+        <w:tc>
+          <w:tcPr/>
+          <w:p>
+            <w:pPr>
+              <w:pStyle w:val="Compact"/>
+            </w:pPr>
+            <w:r>
+              <w:rPr>
+                <w:rFonts w:hint="eastAsia"/>
+              </w:rPr>
+              <w:t xml:space="preserve">自适应参数EMA更新；全量重算机制</w:t>
             </w:r>
           </w:p>
         </w:tc>
@@ -18879,49 +19085,32 @@
               <w:pStyle w:val="Compact"/>
             </w:pPr>
             <w:r>
-              <w:t xml:space="preserve">V0.10.0</w:t>
-            </w:r>
-          </w:p>
-        </w:tc>
-        <w:tc>
-          <w:tcPr/>
-          <w:p>
-            <w:pPr>
-              <w:pStyle w:val="Compact"/>
-            </w:pPr>
-            <w:r>
-              <w:rPr>
-                <w:rFonts w:hint="eastAsia"/>
-              </w:rPr>
-              <w:t xml:space="preserve">智能复习推荐</w:t>
-            </w:r>
-          </w:p>
-        </w:tc>
-        <w:tc>
-          <w:tcPr/>
-          <w:p>
-            <w:pPr>
-              <w:pStyle w:val="Compact"/>
-            </w:pPr>
-            <w:r>
-              <w:rPr>
-                <w:rFonts w:hint="eastAsia"/>
-              </w:rPr>
-              <w:t xml:space="preserve">复习收益计算；0/1背包算法；提分潜力诊断；假性熟练检测</w:t>
-            </w:r>
-          </w:p>
-        </w:tc>
-        <w:tc>
-          <w:tcPr/>
-          <w:p>
-            <w:pPr>
-              <w:pStyle w:val="Compact"/>
-            </w:pPr>
-            <w:r>
-              <w:rPr>
-                <w:rFonts w:hint="eastAsia"/>
-              </w:rPr>
-              <w:t xml:space="preserve">高</w:t>
+              <w:t xml:space="preserve">v0.8.2</w:t>
+            </w:r>
+          </w:p>
+        </w:tc>
+        <w:tc>
+          <w:tcPr/>
+          <w:p>
+            <w:pPr>
+              <w:pStyle w:val="Compact"/>
+            </w:pPr>
+            <w:r>
+              <w:t xml:space="preserve">2026-05-15</w:t>
+            </w:r>
+          </w:p>
+        </w:tc>
+        <w:tc>
+          <w:tcPr/>
+          <w:p>
+            <w:pPr>
+              <w:pStyle w:val="Compact"/>
+            </w:pPr>
+            <w:r>
+              <w:rPr>
+                <w:rFonts w:hint="eastAsia"/>
+              </w:rPr>
+              <w:t xml:space="preserve">user_profile.json创建+推送</w:t>
             </w:r>
           </w:p>
         </w:tc>
@@ -18934,49 +19123,32 @@
               <w:pStyle w:val="Compact"/>
             </w:pPr>
             <w:r>
-              <w:t xml:space="preserve">V0.11.0</w:t>
-            </w:r>
-          </w:p>
-        </w:tc>
-        <w:tc>
-          <w:tcPr/>
-          <w:p>
-            <w:pPr>
-              <w:pStyle w:val="Compact"/>
-            </w:pPr>
-            <w:r>
-              <w:rPr>
-                <w:rFonts w:hint="eastAsia"/>
-              </w:rPr>
-              <w:t xml:space="preserve">低输入负担与教辅联动</w:t>
-            </w:r>
-          </w:p>
-        </w:tc>
-        <w:tc>
-          <w:tcPr/>
-          <w:p>
-            <w:pPr>
-              <w:pStyle w:val="Compact"/>
-            </w:pPr>
-            <w:r>
-              <w:rPr>
-                <w:rFonts w:hint="eastAsia"/>
-              </w:rPr>
-              <w:t xml:space="preserve">textbooks-library.json；倒排索引模糊搜索；快速记录面板；做题/订正时间分离</w:t>
-            </w:r>
-          </w:p>
-        </w:tc>
-        <w:tc>
-          <w:tcPr/>
-          <w:p>
-            <w:pPr>
-              <w:pStyle w:val="Compact"/>
-            </w:pPr>
-            <w:r>
-              <w:rPr>
-                <w:rFonts w:hint="eastAsia"/>
-              </w:rPr>
-              <w:t xml:space="preserve">高</w:t>
+              <w:t xml:space="preserve">v0.8.3</w:t>
+            </w:r>
+          </w:p>
+        </w:tc>
+        <w:tc>
+          <w:tcPr/>
+          <w:p>
+            <w:pPr>
+              <w:pStyle w:val="Compact"/>
+            </w:pPr>
+            <w:r>
+              <w:t xml:space="preserve">2026-05-15</w:t>
+            </w:r>
+          </w:p>
+        </w:tc>
+        <w:tc>
+          <w:tcPr/>
+          <w:p>
+            <w:pPr>
+              <w:pStyle w:val="Compact"/>
+            </w:pPr>
+            <w:r>
+              <w:rPr>
+                <w:rFonts w:hint="eastAsia"/>
+              </w:rPr>
+              <w:t xml:space="preserve">XP引擎2.0：进步动量/学科难度/边际递减/软上限</w:t>
             </w:r>
           </w:p>
         </w:tc>
@@ -18989,49 +19161,32 @@
               <w:pStyle w:val="Compact"/>
             </w:pPr>
             <w:r>
-              <w:t xml:space="preserve">V0.12.0</w:t>
-            </w:r>
-          </w:p>
-        </w:tc>
-        <w:tc>
-          <w:tcPr/>
-          <w:p>
-            <w:pPr>
-              <w:pStyle w:val="Compact"/>
-            </w:pPr>
-            <w:r>
-              <w:rPr>
-                <w:rFonts w:hint="eastAsia"/>
-              </w:rPr>
-              <w:t xml:space="preserve">成就系统</w:t>
-            </w:r>
-          </w:p>
-        </w:tc>
-        <w:tc>
-          <w:tcPr/>
-          <w:p>
-            <w:pPr>
-              <w:pStyle w:val="Compact"/>
-            </w:pPr>
-            <w:r>
-              <w:rPr>
-                <w:rFonts w:hint="eastAsia"/>
-              </w:rPr>
-              <w:t xml:space="preserve">5类55个成就；5级稀有度；成就墙页面；自动检测触发</w:t>
-            </w:r>
-          </w:p>
-        </w:tc>
-        <w:tc>
-          <w:tcPr/>
-          <w:p>
-            <w:pPr>
-              <w:pStyle w:val="Compact"/>
-            </w:pPr>
-            <w:r>
-              <w:rPr>
-                <w:rFonts w:hint="eastAsia"/>
-              </w:rPr>
-              <w:t xml:space="preserve">中</w:t>
+              <w:t xml:space="preserve">v0.9.0</w:t>
+            </w:r>
+          </w:p>
+        </w:tc>
+        <w:tc>
+          <w:tcPr/>
+          <w:p>
+            <w:pPr>
+              <w:pStyle w:val="Compact"/>
+            </w:pPr>
+            <w:r>
+              <w:t xml:space="preserve">2026-05-16</w:t>
+            </w:r>
+          </w:p>
+        </w:tc>
+        <w:tc>
+          <w:tcPr/>
+          <w:p>
+            <w:pPr>
+              <w:pStyle w:val="Compact"/>
+            </w:pPr>
+            <w:r>
+              <w:rPr>
+                <w:rFonts w:hint="eastAsia"/>
+              </w:rPr>
+              <w:t xml:space="preserve">三层技能聚合（知识点→技能→学科）；技能雷达图；特长检测</w:t>
             </w:r>
           </w:p>
         </w:tc>
@@ -19044,49 +19199,32 @@
               <w:pStyle w:val="Compact"/>
             </w:pPr>
             <w:r>
-              <w:t xml:space="preserve">V0.13.0</w:t>
-            </w:r>
-          </w:p>
-        </w:tc>
-        <w:tc>
-          <w:tcPr/>
-          <w:p>
-            <w:pPr>
-              <w:pStyle w:val="Compact"/>
-            </w:pPr>
-            <w:r>
-              <w:rPr>
-                <w:rFonts w:hint="eastAsia"/>
-              </w:rPr>
-              <w:t xml:space="preserve">考试推荐</w:t>
-            </w:r>
-          </w:p>
-        </w:tc>
-        <w:tc>
-          <w:tcPr/>
-          <w:p>
-            <w:pPr>
-              <w:pStyle w:val="Compact"/>
-            </w:pPr>
-            <w:r>
-              <w:rPr>
-                <w:rFonts w:hint="eastAsia"/>
-              </w:rPr>
-              <w:t xml:space="preserve">考试触发条件；日期偏好学习；内容建议；进步奖励算法</w:t>
-            </w:r>
-          </w:p>
-        </w:tc>
-        <w:tc>
-          <w:tcPr/>
-          <w:p>
-            <w:pPr>
-              <w:pStyle w:val="Compact"/>
-            </w:pPr>
-            <w:r>
-              <w:rPr>
-                <w:rFonts w:hint="eastAsia"/>
-              </w:rPr>
-              <w:t xml:space="preserve">中</w:t>
+              <w:t xml:space="preserve">v0.10.0</w:t>
+            </w:r>
+          </w:p>
+        </w:tc>
+        <w:tc>
+          <w:tcPr/>
+          <w:p>
+            <w:pPr>
+              <w:pStyle w:val="Compact"/>
+            </w:pPr>
+            <w:r>
+              <w:t xml:space="preserve">2026-05-16</w:t>
+            </w:r>
+          </w:p>
+        </w:tc>
+        <w:tc>
+          <w:tcPr/>
+          <w:p>
+            <w:pPr>
+              <w:pStyle w:val="Compact"/>
+            </w:pPr>
+            <w:r>
+              <w:rPr>
+                <w:rFonts w:hint="eastAsia"/>
+              </w:rPr>
+              <w:t xml:space="preserve">0/1背包算法；提分潜力诊断；假性熟练检测</w:t>
             </w:r>
           </w:p>
         </w:tc>
@@ -19099,49 +19237,32 @@
               <w:pStyle w:val="Compact"/>
             </w:pPr>
             <w:r>
-              <w:t xml:space="preserve">V0.14.0</w:t>
-            </w:r>
-          </w:p>
-        </w:tc>
-        <w:tc>
-          <w:tcPr/>
-          <w:p>
-            <w:pPr>
-              <w:pStyle w:val="Compact"/>
-            </w:pPr>
-            <w:r>
-              <w:rPr>
-                <w:rFonts w:hint="eastAsia"/>
-              </w:rPr>
-              <w:t xml:space="preserve">统计系统</w:t>
-            </w:r>
-          </w:p>
-        </w:tc>
-        <w:tc>
-          <w:tcPr/>
-          <w:p>
-            <w:pPr>
-              <w:pStyle w:val="Compact"/>
-            </w:pPr>
-            <w:r>
-              <w:rPr>
-                <w:rFonts w:hint="eastAsia"/>
-              </w:rPr>
-              <w:t xml:space="preserve">时间/学科/效率/时段多维度分析；图表下钻</w:t>
-            </w:r>
-          </w:p>
-        </w:tc>
-        <w:tc>
-          <w:tcPr/>
-          <w:p>
-            <w:pPr>
-              <w:pStyle w:val="Compact"/>
-            </w:pPr>
-            <w:r>
-              <w:rPr>
-                <w:rFonts w:hint="eastAsia"/>
-              </w:rPr>
-              <w:t xml:space="preserve">中</w:t>
+              <w:t xml:space="preserve">v0.11.0</w:t>
+            </w:r>
+          </w:p>
+        </w:tc>
+        <w:tc>
+          <w:tcPr/>
+          <w:p>
+            <w:pPr>
+              <w:pStyle w:val="Compact"/>
+            </w:pPr>
+            <w:r>
+              <w:t xml:space="preserve">2026-05-16</w:t>
+            </w:r>
+          </w:p>
+        </w:tc>
+        <w:tc>
+          <w:tcPr/>
+          <w:p>
+            <w:pPr>
+              <w:pStyle w:val="Compact"/>
+            </w:pPr>
+            <w:r>
+              <w:rPr>
+                <w:rFonts w:hint="eastAsia"/>
+              </w:rPr>
+              <w:t xml:space="preserve">倒排索引模糊搜索（Levenshtein）；时间分离推断</w:t>
             </w:r>
           </w:p>
         </w:tc>
@@ -19154,49 +19275,32 @@
               <w:pStyle w:val="Compact"/>
             </w:pPr>
             <w:r>
-              <w:t xml:space="preserve">V0.15.0</w:t>
-            </w:r>
-          </w:p>
-        </w:tc>
-        <w:tc>
-          <w:tcPr/>
-          <w:p>
-            <w:pPr>
-              <w:pStyle w:val="Compact"/>
-            </w:pPr>
-            <w:r>
-              <w:rPr>
-                <w:rFonts w:hint="eastAsia"/>
-              </w:rPr>
-              <w:t xml:space="preserve">UI全面重构</w:t>
-            </w:r>
-          </w:p>
-        </w:tc>
-        <w:tc>
-          <w:tcPr/>
-          <w:p>
-            <w:pPr>
-              <w:pStyle w:val="Compact"/>
-            </w:pPr>
-            <w:r>
-              <w:rPr>
-                <w:rFonts w:hint="eastAsia"/>
-              </w:rPr>
-              <w:t xml:space="preserve">4项主导航；仪表盘首页；技能雷达图；深色模式</w:t>
-            </w:r>
-          </w:p>
-        </w:tc>
-        <w:tc>
-          <w:tcPr/>
-          <w:p>
-            <w:pPr>
-              <w:pStyle w:val="Compact"/>
-            </w:pPr>
-            <w:r>
-              <w:rPr>
-                <w:rFonts w:hint="eastAsia"/>
-              </w:rPr>
-              <w:t xml:space="preserve">可稍后</w:t>
+              <w:t xml:space="preserve">v0.12.0</w:t>
+            </w:r>
+          </w:p>
+        </w:tc>
+        <w:tc>
+          <w:tcPr/>
+          <w:p>
+            <w:pPr>
+              <w:pStyle w:val="Compact"/>
+            </w:pPr>
+            <w:r>
+              <w:t xml:space="preserve">2026-05-16</w:t>
+            </w:r>
+          </w:p>
+        </w:tc>
+        <w:tc>
+          <w:tcPr/>
+          <w:p>
+            <w:pPr>
+              <w:pStyle w:val="Compact"/>
+            </w:pPr>
+            <w:r>
+              <w:rPr>
+                <w:rFonts w:hint="eastAsia"/>
+              </w:rPr>
+              <w:t xml:space="preserve">55成就5稀有度系统；成就数据加载+检测</w:t>
             </w:r>
           </w:p>
         </w:tc>
@@ -19209,56 +19313,115 @@
               <w:pStyle w:val="Compact"/>
             </w:pPr>
             <w:r>
-              <w:t xml:space="preserve">V1.0.0</w:t>
-            </w:r>
-          </w:p>
-        </w:tc>
-        <w:tc>
-          <w:tcPr/>
-          <w:p>
-            <w:pPr>
-              <w:pStyle w:val="Compact"/>
-            </w:pPr>
-            <w:r>
-              <w:rPr>
-                <w:rFonts w:hint="eastAsia"/>
-              </w:rPr>
-              <w:t xml:space="preserve">发布稳定版</w:t>
-            </w:r>
-          </w:p>
-        </w:tc>
-        <w:tc>
-          <w:tcPr/>
-          <w:p>
-            <w:pPr>
-              <w:pStyle w:val="Compact"/>
-            </w:pPr>
-            <w:r>
-              <w:rPr>
-                <w:rFonts w:hint="eastAsia"/>
-              </w:rPr>
-              <w:t xml:space="preserve">全功能测试；兼容性校验；性能优化；完整文档</w:t>
-            </w:r>
-          </w:p>
-        </w:tc>
-        <w:tc>
-          <w:tcPr/>
-          <w:p>
-            <w:pPr>
-              <w:pStyle w:val="Compact"/>
-            </w:pPr>
-            <w:r>
-              <w:rPr>
-                <w:rFonts w:hint="eastAsia"/>
-              </w:rPr>
-              <w:t xml:space="preserve">最终</w:t>
+              <w:t xml:space="preserve">v0.13.0</w:t>
+            </w:r>
+          </w:p>
+        </w:tc>
+        <w:tc>
+          <w:tcPr/>
+          <w:p>
+            <w:pPr>
+              <w:pStyle w:val="Compact"/>
+            </w:pPr>
+            <w:r>
+              <w:t xml:space="preserve">2026-05-16</w:t>
+            </w:r>
+          </w:p>
+        </w:tc>
+        <w:tc>
+          <w:tcPr/>
+          <w:p>
+            <w:pPr>
+              <w:pStyle w:val="Compact"/>
+            </w:pPr>
+            <w:r>
+              <w:rPr>
+                <w:rFonts w:hint="eastAsia"/>
+              </w:rPr>
+              <w:t xml:space="preserve">考试推荐触发系统（4条件）</w:t>
+            </w:r>
+          </w:p>
+        </w:tc>
+      </w:tr>
+      <w:tr>
+        <w:tc>
+          <w:tcPr/>
+          <w:p>
+            <w:pPr>
+              <w:pStyle w:val="Compact"/>
+            </w:pPr>
+            <w:r>
+              <w:t xml:space="preserve">v0.14.0</w:t>
+            </w:r>
+          </w:p>
+        </w:tc>
+        <w:tc>
+          <w:tcPr/>
+          <w:p>
+            <w:pPr>
+              <w:pStyle w:val="Compact"/>
+            </w:pPr>
+            <w:r>
+              <w:t xml:space="preserve">2026-05-16</w:t>
+            </w:r>
+          </w:p>
+        </w:tc>
+        <w:tc>
+          <w:tcPr/>
+          <w:p>
+            <w:pPr>
+              <w:pStyle w:val="Compact"/>
+            </w:pPr>
+            <w:r>
+              <w:rPr>
+                <w:rFonts w:hint="eastAsia"/>
+              </w:rPr>
+              <w:t xml:space="preserve">效率散点图+时段热力图</w:t>
+            </w:r>
+          </w:p>
+        </w:tc>
+      </w:tr>
+      <w:tr>
+        <w:tc>
+          <w:tcPr/>
+          <w:p>
+            <w:pPr>
+              <w:pStyle w:val="Compact"/>
+            </w:pPr>
+            <w:r>
+              <w:t xml:space="preserve">v0.15.0</w:t>
+            </w:r>
+          </w:p>
+        </w:tc>
+        <w:tc>
+          <w:tcPr/>
+          <w:p>
+            <w:pPr>
+              <w:pStyle w:val="Compact"/>
+            </w:pPr>
+            <w:r>
+              <w:t xml:space="preserve">2026-05-16</w:t>
+            </w:r>
+          </w:p>
+        </w:tc>
+        <w:tc>
+          <w:tcPr/>
+          <w:p>
+            <w:pPr>
+              <w:pStyle w:val="Compact"/>
+            </w:pPr>
+            <w:r>
+              <w:rPr>
+                <w:rFonts w:hint="eastAsia"/>
+              </w:rPr>
+              <w:t xml:space="preserve">全局命令面板（Ctrl+K）；模糊搜索</w:t>
             </w:r>
           </w:p>
         </w:tc>
       </w:tr>
     </w:tbl>
     <w:bookmarkEnd w:id="57"/>
-    <w:bookmarkStart w:id="58" w:name="v1.0.0---v1.2.0-规划正式版及后续"/>
+    <w:bookmarkStart w:id="58" w:name="v1.0.0---v1.2.0-正式版2026-05-16"/>
     <w:p>
       <w:pPr>
         <w:pStyle w:val="Heading3"/>
@@ -19270,7 +19433,7 @@
         <w:rPr>
           <w:rFonts w:hint="eastAsia"/>
         </w:rPr>
-        <w:t xml:space="preserve">规划（正式版及后续）</w:t>
+        <w:t xml:space="preserve">正式版（2026-05-16）</w:t>
       </w:r>
     </w:p>
     <w:tbl>
@@ -19281,10 +19444,9 @@
         <w:tblLook w:firstRow="1" w:lastRow="0" w:firstColumn="0" w:lastColumn="0" w:noHBand="0" w:noVBand="0" w:val="0020"/>
       </w:tblPr>
       <w:tblGrid>
-        <w:gridCol w:w="1584"/>
-        <w:gridCol w:w="1584"/>
         <w:gridCol w:w="2640"/>
-        <w:gridCol w:w="2112"/>
+        <w:gridCol w:w="2640"/>
+        <w:gridCol w:w="2640"/>
       </w:tblGrid>
       <w:tr>
         <w:trPr>
@@ -19314,35 +19476,21 @@
               <w:rPr>
                 <w:rFonts w:hint="eastAsia"/>
               </w:rPr>
-              <w:t xml:space="preserve">主题</w:t>
-            </w:r>
-          </w:p>
-        </w:tc>
-        <w:tc>
-          <w:tcPr/>
-          <w:p>
-            <w:pPr>
-              <w:pStyle w:val="Compact"/>
-            </w:pPr>
-            <w:r>
-              <w:rPr>
-                <w:rFonts w:hint="eastAsia"/>
-              </w:rPr>
-              <w:t xml:space="preserve">核心内容</w:t>
-            </w:r>
-          </w:p>
-        </w:tc>
-        <w:tc>
-          <w:tcPr/>
-          <w:p>
-            <w:pPr>
-              <w:pStyle w:val="Compact"/>
-            </w:pPr>
-            <w:r>
-              <w:rPr>
-                <w:rFonts w:hint="eastAsia"/>
-              </w:rPr>
-              <w:t xml:space="preserve">优先级</w:t>
+              <w:t xml:space="preserve">日期</w:t>
+            </w:r>
+          </w:p>
+        </w:tc>
+        <w:tc>
+          <w:tcPr/>
+          <w:p>
+            <w:pPr>
+              <w:pStyle w:val="Compact"/>
+            </w:pPr>
+            <w:r>
+              <w:rPr>
+                <w:rFonts w:hint="eastAsia"/>
+              </w:rPr>
+              <w:t xml:space="preserve">内容</w:t>
             </w:r>
           </w:p>
         </w:tc>
@@ -19355,52 +19503,32 @@
               <w:pStyle w:val="Compact"/>
             </w:pPr>
             <w:r>
-              <w:t xml:space="preserve">V1.0.0</w:t>
-            </w:r>
-          </w:p>
-        </w:tc>
-        <w:tc>
-          <w:tcPr/>
-          <w:p>
-            <w:pPr>
-              <w:pStyle w:val="Compact"/>
-            </w:pPr>
-            <w:r>
-              <w:rPr>
-                <w:rFonts w:hint="eastAsia"/>
-              </w:rPr>
-              <w:t xml:space="preserve">正式版发布</w:t>
-            </w:r>
-          </w:p>
-        </w:tc>
-        <w:tc>
-          <w:tcPr/>
-          <w:p>
-            <w:pPr>
-              <w:pStyle w:val="Compact"/>
-            </w:pPr>
-            <w:r>
-              <w:rPr>
-                <w:rFonts w:hint="eastAsia"/>
-              </w:rPr>
-              <w:t xml:space="preserve">全功能集成测试；500条记录性能达标；数据迁移兼容；完整文档</w:t>
-            </w:r>
-          </w:p>
-        </w:tc>
-        <w:tc>
-          <w:tcPr/>
-          <w:p>
-            <w:pPr>
-              <w:pStyle w:val="Compact"/>
-            </w:pPr>
-            <w:r>
-              <w:t xml:space="preserve">🟣 </w:t>
-            </w:r>
-            <w:r>
-              <w:rPr>
-                <w:rFonts w:hint="eastAsia"/>
-              </w:rPr>
-              <w:t xml:space="preserve">最终</w:t>
+              <w:t xml:space="preserve">v1.0.0</w:t>
+            </w:r>
+          </w:p>
+        </w:tc>
+        <w:tc>
+          <w:tcPr/>
+          <w:p>
+            <w:pPr>
+              <w:pStyle w:val="Compact"/>
+            </w:pPr>
+            <w:r>
+              <w:t xml:space="preserve">2026-05-16</w:t>
+            </w:r>
+          </w:p>
+        </w:tc>
+        <w:tc>
+          <w:tcPr/>
+          <w:p>
+            <w:pPr>
+              <w:pStyle w:val="Compact"/>
+            </w:pPr>
+            <w:r>
+              <w:rPr>
+                <w:rFonts w:hint="eastAsia"/>
+              </w:rPr>
+              <w:t xml:space="preserve">集成测试+性能验证；HTML结构修复；命令面板补全</w:t>
             </w:r>
           </w:p>
         </w:tc>
@@ -19413,52 +19541,32 @@
               <w:pStyle w:val="Compact"/>
             </w:pPr>
             <w:r>
-              <w:t xml:space="preserve">V1.1.0</w:t>
-            </w:r>
-          </w:p>
-        </w:tc>
-        <w:tc>
-          <w:tcPr/>
-          <w:p>
-            <w:pPr>
-              <w:pStyle w:val="Compact"/>
-            </w:pPr>
-            <w:r>
-              <w:rPr>
-                <w:rFonts w:hint="eastAsia"/>
-              </w:rPr>
-              <w:t xml:space="preserve">番茄钟专注系统</w:t>
-            </w:r>
-          </w:p>
-        </w:tc>
-        <w:tc>
-          <w:tcPr/>
-          <w:p>
-            <w:pPr>
-              <w:pStyle w:val="Compact"/>
-            </w:pPr>
-            <w:r>
-              <w:rPr>
-                <w:rFonts w:hint="eastAsia"/>
-              </w:rPr>
-              <w:t xml:space="preserve">一键计时；双时间戳后台追踪；中断分类处理；自动生成学习记录；专注力分析；成就联动</w:t>
-            </w:r>
-          </w:p>
-        </w:tc>
-        <w:tc>
-          <w:tcPr/>
-          <w:p>
-            <w:pPr>
-              <w:pStyle w:val="Compact"/>
-            </w:pPr>
-            <w:r>
-              <w:t xml:space="preserve">🔴 </w:t>
-            </w:r>
-            <w:r>
-              <w:rPr>
-                <w:rFonts w:hint="eastAsia"/>
-              </w:rPr>
-              <w:t xml:space="preserve">最高</w:t>
+              <w:t xml:space="preserve">v1.1.0</w:t>
+            </w:r>
+          </w:p>
+        </w:tc>
+        <w:tc>
+          <w:tcPr/>
+          <w:p>
+            <w:pPr>
+              <w:pStyle w:val="Compact"/>
+            </w:pPr>
+            <w:r>
+              <w:t xml:space="preserve">2026-05-16</w:t>
+            </w:r>
+          </w:p>
+        </w:tc>
+        <w:tc>
+          <w:tcPr/>
+          <w:p>
+            <w:pPr>
+              <w:pStyle w:val="Compact"/>
+            </w:pPr>
+            <w:r>
+              <w:rPr>
+                <w:rFonts w:hint="eastAsia"/>
+              </w:rPr>
+              <w:t xml:space="preserve">番茄钟专注系统：25/5/15分钟节奏；中断分类；专注评分；后台追踪；自动生成记录；专注统计周报；成就集成</w:t>
             </w:r>
           </w:p>
         </w:tc>
@@ -19471,52 +19579,32 @@
               <w:pStyle w:val="Compact"/>
             </w:pPr>
             <w:r>
-              <w:t xml:space="preserve">V1.2.0</w:t>
-            </w:r>
-          </w:p>
-        </w:tc>
-        <w:tc>
-          <w:tcPr/>
-          <w:p>
-            <w:pPr>
-              <w:pStyle w:val="Compact"/>
-            </w:pPr>
-            <w:r>
-              <w:rPr>
-                <w:rFonts w:hint="eastAsia"/>
-              </w:rPr>
-              <w:t xml:space="preserve">阅读记录系统</w:t>
-            </w:r>
-          </w:p>
-        </w:tc>
-        <w:tc>
-          <w:tcPr/>
-          <w:p>
-            <w:pPr>
-              <w:pStyle w:val="Compact"/>
-            </w:pPr>
-            <w:r>
-              <w:rPr>
-                <w:rFonts w:hint="eastAsia"/>
-              </w:rPr>
-              <w:t xml:space="preserve">独立阅读记录；书架管理；阅读统计（时长/页数/速度/分类）；12个阅读成就；番茄钟阅读模式</w:t>
-            </w:r>
-          </w:p>
-        </w:tc>
-        <w:tc>
-          <w:tcPr/>
-          <w:p>
-            <w:pPr>
-              <w:pStyle w:val="Compact"/>
-            </w:pPr>
-            <w:r>
-              <w:t xml:space="preserve">🔴 </w:t>
-            </w:r>
-            <w:r>
-              <w:rPr>
-                <w:rFonts w:hint="eastAsia"/>
-              </w:rPr>
-              <w:t xml:space="preserve">最高</w:t>
+              <w:t xml:space="preserve">v1.2.0</w:t>
+            </w:r>
+          </w:p>
+        </w:tc>
+        <w:tc>
+          <w:tcPr/>
+          <w:p>
+            <w:pPr>
+              <w:pStyle w:val="Compact"/>
+            </w:pPr>
+            <w:r>
+              <w:t xml:space="preserve">2026-05-16</w:t>
+            </w:r>
+          </w:p>
+        </w:tc>
+        <w:tc>
+          <w:tcPr/>
+          <w:p>
+            <w:pPr>
+              <w:pStyle w:val="Compact"/>
+            </w:pPr>
+            <w:r>
+              <w:rPr>
+                <w:rFonts w:hint="eastAsia"/>
+              </w:rPr>
+              <w:t xml:space="preserve">阅读记录系统：12分类书籍管理；自动书架同步；星级评分；月度阅读图表；分类分布图；8阅读成就</w:t>
             </w:r>
           </w:p>
         </w:tc>
@@ -19578,14 +19666,14 @@
         <w:rPr>
           <w:rStyle w:val="VerbatimChar"/>
         </w:rPr>
-        <w:t xml:space="preserve">├── index.html          # </w:t>
+        <w:t xml:space="preserve">├── index.html              # </w:t>
       </w:r>
       <w:r>
         <w:rPr>
           <w:rStyle w:val="VerbatimChar"/>
           <w:rFonts w:hint="eastAsia"/>
         </w:rPr>
-        <w:t xml:space="preserve">主应用（单HTML，所有CSS/JS内联）</w:t>
+        <w:t xml:space="preserve">主应用（单HTML，~420KB，11279行）</w:t>
       </w:r>
       <w:r>
         <w:br/>
@@ -19594,23 +19682,23 @@
         <w:rPr>
           <w:rStyle w:val="VerbatimChar"/>
         </w:rPr>
-        <w:t xml:space="preserve">├── data\               # </w:t>
+        <w:t xml:space="preserve">├── data\</w:t>
+      </w:r>
+      <w:r>
+        <w:br/>
       </w:r>
       <w:r>
         <w:rPr>
           <w:rStyle w:val="VerbatimChar"/>
-          <w:rFonts w:hint="eastAsia"/>
-        </w:rPr>
-        <w:t xml:space="preserve">数据文件</w:t>
-      </w:r>
-      <w:r>
-        <w:br/>
+        </w:rPr>
+        <w:t xml:space="preserve">│   ├── data.json           # </w:t>
       </w:r>
       <w:r>
         <w:rPr>
           <w:rStyle w:val="VerbatimChar"/>
-        </w:rPr>
-        <w:t xml:space="preserve">│   ├── data.json</w:t>
+          <w:rFonts w:hint="eastAsia"/>
+        </w:rPr>
+        <w:t xml:space="preserve">学习记录（简化格式v2.0）</w:t>
       </w:r>
       <w:r>
         <w:br/>
@@ -19619,16 +19707,14 @@
         <w:rPr>
           <w:rStyle w:val="VerbatimChar"/>
         </w:rPr>
-        <w:t xml:space="preserve">│   ├── textbooks.json</w:t>
-      </w:r>
-      <w:r>
-        <w:br/>
+        <w:t xml:space="preserve">│   ├── textbooks.json      # </w:t>
       </w:r>
       <w:r>
         <w:rPr>
           <w:rStyle w:val="VerbatimChar"/>
-        </w:rPr>
-        <w:t xml:space="preserve">│   └── courses.json</w:t>
+          <w:rFonts w:hint="eastAsia"/>
+        </w:rPr>
+        <w:t xml:space="preserve">教材目录（9科48本216章596知识点）</w:t>
       </w:r>
       <w:r>
         <w:br/>
@@ -19637,14 +19723,14 @@
         <w:rPr>
           <w:rStyle w:val="VerbatimChar"/>
         </w:rPr>
-        <w:t xml:space="preserve">├── assets\             # </w:t>
+        <w:t xml:space="preserve">│   ├── textbooks-personal.json  # </w:t>
       </w:r>
       <w:r>
         <w:rPr>
           <w:rStyle w:val="VerbatimChar"/>
           <w:rFonts w:hint="eastAsia"/>
         </w:rPr>
-        <w:t xml:space="preserve">静态资源</w:t>
+        <w:t xml:space="preserve">个人教材进度</w:t>
       </w:r>
       <w:r>
         <w:br/>
@@ -19653,14 +19739,14 @@
         <w:rPr>
           <w:rStyle w:val="VerbatimChar"/>
         </w:rPr>
-        <w:t xml:space="preserve">│   └── images\         # </w:t>
+        <w:t xml:space="preserve">│   ├── courses.json        # </w:t>
       </w:r>
       <w:r>
         <w:rPr>
           <w:rStyle w:val="VerbatimChar"/>
           <w:rFonts w:hint="eastAsia"/>
         </w:rPr>
-        <w:t xml:space="preserve">开发者头像等</w:t>
+        <w:t xml:space="preserve">网课数据（B站6学科）</w:t>
       </w:r>
       <w:r>
         <w:br/>
@@ -19669,14 +19755,14 @@
         <w:rPr>
           <w:rStyle w:val="VerbatimChar"/>
         </w:rPr>
-        <w:t xml:space="preserve">└── docs\               # </w:t>
+        <w:t xml:space="preserve">│   ├── user_profile.json   # </w:t>
       </w:r>
       <w:r>
         <w:rPr>
           <w:rStyle w:val="VerbatimChar"/>
           <w:rFonts w:hint="eastAsia"/>
         </w:rPr>
-        <w:t xml:space="preserve">文档</w:t>
+        <w:t xml:space="preserve">用户画像（V0.8.0+，自适应参数）</w:t>
       </w:r>
       <w:r>
         <w:br/>
@@ -19685,7 +19771,230 @@
         <w:rPr>
           <w:rStyle w:val="VerbatimChar"/>
         </w:rPr>
-        <w:t xml:space="preserve">    └── DATA_FORMAT_v2.md</w:t>
+        <w:t xml:space="preserve">│   ├── skill-tree.json     # </w:t>
+      </w:r>
+      <w:r>
+        <w:rPr>
+          <w:rStyle w:val="VerbatimChar"/>
+          <w:rFonts w:hint="eastAsia"/>
+        </w:rPr>
+        <w:t xml:space="preserve">三层技能体系（V0.9.0+，9科42技能）</w:t>
+      </w:r>
+      <w:r>
+        <w:br/>
+      </w:r>
+      <w:r>
+        <w:rPr>
+          <w:rStyle w:val="VerbatimChar"/>
+        </w:rPr>
+        <w:t xml:space="preserve">│   ├── achievements-data.json  # </w:t>
+      </w:r>
+      <w:r>
+        <w:rPr>
+          <w:rStyle w:val="VerbatimChar"/>
+          <w:rFonts w:hint="eastAsia"/>
+        </w:rPr>
+        <w:t xml:space="preserve">成就定义（V0.12.0+，55成就5稀有度）</w:t>
+      </w:r>
+      <w:r>
+        <w:br/>
+      </w:r>
+      <w:r>
+        <w:rPr>
+          <w:rStyle w:val="VerbatimChar"/>
+        </w:rPr>
+        <w:t xml:space="preserve">│   ├── pomodoro-sessions.json  # </w:t>
+      </w:r>
+      <w:r>
+        <w:rPr>
+          <w:rStyle w:val="VerbatimChar"/>
+          <w:rFonts w:hint="eastAsia"/>
+        </w:rPr>
+        <w:t xml:space="preserve">番茄钟会话（V1.1.0+）</w:t>
+      </w:r>
+      <w:r>
+        <w:br/>
+      </w:r>
+      <w:r>
+        <w:rPr>
+          <w:rStyle w:val="VerbatimChar"/>
+        </w:rPr>
+        <w:t xml:space="preserve">│   ├── reading-records.json    # </w:t>
+      </w:r>
+      <w:r>
+        <w:rPr>
+          <w:rStyle w:val="VerbatimChar"/>
+          <w:rFonts w:hint="eastAsia"/>
+        </w:rPr>
+        <w:t xml:space="preserve">阅读记录（V1.2.0+）</w:t>
+      </w:r>
+      <w:r>
+        <w:br/>
+      </w:r>
+      <w:r>
+        <w:rPr>
+          <w:rStyle w:val="VerbatimChar"/>
+        </w:rPr>
+        <w:t xml:space="preserve">│   └── bookshelf.json      # </w:t>
+      </w:r>
+      <w:r>
+        <w:rPr>
+          <w:rStyle w:val="VerbatimChar"/>
+          <w:rFonts w:hint="eastAsia"/>
+        </w:rPr>
+        <w:t xml:space="preserve">书架数据（V1.2.0+）</w:t>
+      </w:r>
+      <w:r>
+        <w:br/>
+      </w:r>
+      <w:r>
+        <w:rPr>
+          <w:rStyle w:val="VerbatimChar"/>
+        </w:rPr>
+        <w:t xml:space="preserve">├── assets\</w:t>
+      </w:r>
+      <w:r>
+        <w:br/>
+      </w:r>
+      <w:r>
+        <w:rPr>
+          <w:rStyle w:val="VerbatimChar"/>
+        </w:rPr>
+        <w:t xml:space="preserve">│   └── images\</w:t>
+      </w:r>
+      <w:r>
+        <w:br/>
+      </w:r>
+      <w:r>
+        <w:rPr>
+          <w:rStyle w:val="VerbatimChar"/>
+        </w:rPr>
+        <w:t xml:space="preserve">│       ├── molan.jpg       # </w:t>
+      </w:r>
+      <w:r>
+        <w:rPr>
+          <w:rStyle w:val="VerbatimChar"/>
+          <w:rFonts w:hint="eastAsia"/>
+        </w:rPr>
+        <w:t xml:space="preserve">开发者头像</w:t>
+      </w:r>
+      <w:r>
+        <w:br/>
+      </w:r>
+      <w:r>
+        <w:rPr>
+          <w:rStyle w:val="VerbatimChar"/>
+        </w:rPr>
+        <w:t xml:space="preserve">│       └── miku.jpg</w:t>
+      </w:r>
+      <w:r>
+        <w:br/>
+      </w:r>
+      <w:r>
+        <w:rPr>
+          <w:rStyle w:val="VerbatimChar"/>
+        </w:rPr>
+        <w:t xml:space="preserve">├── docs\</w:t>
+      </w:r>
+      <w:r>
+        <w:br/>
+      </w:r>
+      <w:r>
+        <w:rPr>
+          <w:rStyle w:val="VerbatimChar"/>
+        </w:rPr>
+        <w:t xml:space="preserve">│   ├── </w:t>
+      </w:r>
+      <w:r>
+        <w:rPr>
+          <w:rStyle w:val="VerbatimChar"/>
+          <w:rFonts w:hint="eastAsia"/>
+        </w:rPr>
+        <w:t xml:space="preserve">学习RPG参考文档.md</w:t>
+      </w:r>
+      <w:r>
+        <w:br/>
+      </w:r>
+      <w:r>
+        <w:rPr>
+          <w:rStyle w:val="VerbatimChar"/>
+        </w:rPr>
+        <w:t xml:space="preserve">│   ├── </w:t>
+      </w:r>
+      <w:r>
+        <w:rPr>
+          <w:rStyle w:val="VerbatimChar"/>
+          <w:rFonts w:hint="eastAsia"/>
+        </w:rPr>
+        <w:t xml:space="preserve">学习RPG参考文档.docx</w:t>
+      </w:r>
+      <w:r>
+        <w:br/>
+      </w:r>
+      <w:r>
+        <w:rPr>
+          <w:rStyle w:val="VerbatimChar"/>
+        </w:rPr>
+        <w:t xml:space="preserve">│   ├── DATA_FORMAT_v2.md</w:t>
+      </w:r>
+      <w:r>
+        <w:br/>
+      </w:r>
+      <w:r>
+        <w:rPr>
+          <w:rStyle w:val="VerbatimChar"/>
+        </w:rPr>
+        <w:t xml:space="preserve">│   └── data-format-spec.md</w:t>
+      </w:r>
+      <w:r>
+        <w:br/>
+      </w:r>
+      <w:r>
+        <w:rPr>
+          <w:rStyle w:val="VerbatimChar"/>
+        </w:rPr>
+        <w:t xml:space="preserve">├── manifest.json           # </w:t>
+      </w:r>
+      <w:r>
+        <w:rPr>
+          <w:rStyle w:val="VerbatimChar"/>
+          <w:rFonts w:hint="eastAsia"/>
+        </w:rPr>
+        <w:t xml:space="preserve">PWA配置</w:t>
+      </w:r>
+      <w:r>
+        <w:br/>
+      </w:r>
+      <w:r>
+        <w:rPr>
+          <w:rStyle w:val="VerbatimChar"/>
+        </w:rPr>
+        <w:t xml:space="preserve">├── service-worker.js       # Service Worker</w:t>
+      </w:r>
+      <w:r>
+        <w:br/>
+      </w:r>
+      <w:r>
+        <w:rPr>
+          <w:rStyle w:val="VerbatimChar"/>
+        </w:rPr>
+        <w:t xml:space="preserve">├── icon.svg                # </w:t>
+      </w:r>
+      <w:r>
+        <w:rPr>
+          <w:rStyle w:val="VerbatimChar"/>
+          <w:rFonts w:hint="eastAsia"/>
+        </w:rPr>
+        <w:t xml:space="preserve">应用图标</w:t>
+      </w:r>
+      <w:r>
+        <w:br/>
+      </w:r>
+      <w:r>
+        <w:rPr>
+          <w:rStyle w:val="VerbatimChar"/>
+        </w:rPr>
+        <w:t xml:space="preserve">└── README.md</w:t>
       </w:r>
     </w:p>
     <w:bookmarkEnd w:id="60"/>
@@ -19925,7 +20234,7 @@
     </w:p>
     <w:bookmarkEnd w:id="63"/>
     <w:bookmarkEnd w:id="64"/>
-    <w:bookmarkStart w:id="67" w:name="已知问题与todo"/>
+    <w:bookmarkStart w:id="68" w:name="已知问题与todo"/>
     <w:p>
       <w:pPr>
         <w:pStyle w:val="Heading2"/>
@@ -19963,55 +20272,12 @@
       <w:r>
         <w:rPr>
           <w:rFonts w:hint="eastAsia"/>
-          <w:b/>
-          <w:bCs/>
-        </w:rPr>
-        <w:t xml:space="preserve">开发天数显示</w:t>
-      </w:r>
-      <w:r>
-        <w:t xml:space="preserve"> </w:t>
-      </w:r>
-      <w:r>
-        <w:t xml:space="preserve">— </w:t>
-      </w:r>
-      <w:r>
-        <w:rPr>
-          <w:rFonts w:hint="eastAsia"/>
-        </w:rPr>
-        <w:t xml:space="preserve">需要确认动态计算逻辑是否正确执行</w:t>
-      </w:r>
-    </w:p>
-    <w:p>
-      <w:pPr>
-        <w:pStyle w:val="Compact"/>
-        <w:numPr>
-          <w:ilvl w:val="0"/>
-          <w:numId w:val="1011"/>
-        </w:numPr>
-      </w:pPr>
-      <w:r>
-        <w:rPr>
-          <w:rFonts w:hint="eastAsia"/>
-          <w:b/>
-          <w:bCs/>
-        </w:rPr>
-        <w:t xml:space="preserve">图片加载</w:t>
-      </w:r>
-      <w:r>
-        <w:t xml:space="preserve"> </w:t>
-      </w:r>
-      <w:r>
-        <w:t xml:space="preserve">— GitHub Pages </w:t>
-      </w:r>
-      <w:r>
-        <w:rPr>
-          <w:rFonts w:hint="eastAsia"/>
-        </w:rPr>
-        <w:t xml:space="preserve">CDN缓存可能导致延迟</w:t>
+        </w:rPr>
+        <w:t xml:space="preserve">无已知严重问题</w:t>
       </w:r>
     </w:p>
     <w:bookmarkEnd w:id="65"/>
-    <w:bookmarkStart w:id="66" w:name="后续规划功能"/>
+    <w:bookmarkStart w:id="66" w:name="已完成功能"/>
     <w:p>
       <w:pPr>
         <w:pStyle w:val="Heading3"/>
@@ -20020,7 +20286,7 @@
         <w:rPr>
           <w:rFonts w:hint="eastAsia"/>
         </w:rPr>
-        <w:t xml:space="preserve">后续规划功能</w:t>
+        <w:t xml:space="preserve">已完成功能</w:t>
       </w:r>
     </w:p>
     <w:p>
@@ -20032,10 +20298,13 @@
         </w:numPr>
       </w:pPr>
       <w:r>
-        <w:rPr>
-          <w:rFonts w:hint="eastAsia"/>
-        </w:rPr>
-        <w:t xml:space="preserve">番茄钟系统</w:t>
+        <w:t xml:space="preserve">✅ </w:t>
+      </w:r>
+      <w:r>
+        <w:rPr>
+          <w:rFonts w:hint="eastAsia"/>
+        </w:rPr>
+        <w:t xml:space="preserve">温度模型与遗忘曲线</w:t>
       </w:r>
     </w:p>
     <w:p>
@@ -20047,10 +20316,13 @@
         </w:numPr>
       </w:pPr>
       <w:r>
-        <w:rPr>
-          <w:rFonts w:hint="eastAsia"/>
-        </w:rPr>
-        <w:t xml:space="preserve">阅读记录系统</w:t>
+        <w:t xml:space="preserve">✅ </w:t>
+      </w:r>
+      <w:r>
+        <w:rPr>
+          <w:rFonts w:hint="eastAsia"/>
+        </w:rPr>
+        <w:t xml:space="preserve">动态半衰期算法</w:t>
       </w:r>
     </w:p>
     <w:p>
@@ -20062,10 +20334,13 @@
         </w:numPr>
       </w:pPr>
       <w:r>
-        <w:rPr>
-          <w:rFonts w:hint="eastAsia"/>
-        </w:rPr>
-        <w:t xml:space="preserve">机器学习集成（个性化推荐）</w:t>
+        <w:t xml:space="preserve">✅ </w:t>
+      </w:r>
+      <w:r>
+        <w:rPr>
+          <w:rFonts w:hint="eastAsia"/>
+        </w:rPr>
+        <w:t xml:space="preserve">XP引擎2.0（含进步动量/学科难度/边际递减）</w:t>
       </w:r>
     </w:p>
     <w:p>
@@ -20077,10 +20352,269 @@
         </w:numPr>
       </w:pPr>
       <w:r>
+        <w:t xml:space="preserve">✅ </w:t>
+      </w:r>
+      <w:r>
+        <w:rPr>
+          <w:rFonts w:hint="eastAsia"/>
+        </w:rPr>
+        <w:t xml:space="preserve">三层技能体系（9科42技能）</w:t>
+      </w:r>
+    </w:p>
+    <w:p>
+      <w:pPr>
+        <w:pStyle w:val="Compact"/>
+        <w:numPr>
+          <w:ilvl w:val="0"/>
+          <w:numId w:val="1012"/>
+        </w:numPr>
+      </w:pPr>
+      <w:r>
+        <w:t xml:space="preserve">✅ </w:t>
+      </w:r>
+      <w:r>
+        <w:rPr>
+          <w:rFonts w:hint="eastAsia"/>
+        </w:rPr>
+        <w:t xml:space="preserve">0/1背包智能复习推荐</w:t>
+      </w:r>
+    </w:p>
+    <w:p>
+      <w:pPr>
+        <w:pStyle w:val="Compact"/>
+        <w:numPr>
+          <w:ilvl w:val="0"/>
+          <w:numId w:val="1012"/>
+        </w:numPr>
+      </w:pPr>
+      <w:r>
+        <w:t xml:space="preserve">✅ </w:t>
+      </w:r>
+      <w:r>
+        <w:rPr>
+          <w:rFonts w:hint="eastAsia"/>
+        </w:rPr>
+        <w:t xml:space="preserve">倒排索引模糊搜索</w:t>
+      </w:r>
+    </w:p>
+    <w:p>
+      <w:pPr>
+        <w:pStyle w:val="Compact"/>
+        <w:numPr>
+          <w:ilvl w:val="0"/>
+          <w:numId w:val="1012"/>
+        </w:numPr>
+      </w:pPr>
+      <w:r>
+        <w:t xml:space="preserve">✅ </w:t>
+      </w:r>
+      <w:r>
+        <w:rPr>
+          <w:rFonts w:hint="eastAsia"/>
+        </w:rPr>
+        <w:t xml:space="preserve">55成就系统（5稀有度）</w:t>
+      </w:r>
+    </w:p>
+    <w:p>
+      <w:pPr>
+        <w:pStyle w:val="Compact"/>
+        <w:numPr>
+          <w:ilvl w:val="0"/>
+          <w:numId w:val="1012"/>
+        </w:numPr>
+      </w:pPr>
+      <w:r>
+        <w:t xml:space="preserve">✅ </w:t>
+      </w:r>
+      <w:r>
+        <w:rPr>
+          <w:rFonts w:hint="eastAsia"/>
+        </w:rPr>
+        <w:t xml:space="preserve">考试推荐系统</w:t>
+      </w:r>
+    </w:p>
+    <w:p>
+      <w:pPr>
+        <w:pStyle w:val="Compact"/>
+        <w:numPr>
+          <w:ilvl w:val="0"/>
+          <w:numId w:val="1012"/>
+        </w:numPr>
+      </w:pPr>
+      <w:r>
+        <w:t xml:space="preserve">✅ </w:t>
+      </w:r>
+      <w:r>
+        <w:rPr>
+          <w:rFonts w:hint="eastAsia"/>
+        </w:rPr>
+        <w:t xml:space="preserve">效率/时段统计分析</w:t>
+      </w:r>
+    </w:p>
+    <w:p>
+      <w:pPr>
+        <w:pStyle w:val="Compact"/>
+        <w:numPr>
+          <w:ilvl w:val="0"/>
+          <w:numId w:val="1012"/>
+        </w:numPr>
+      </w:pPr>
+      <w:r>
+        <w:t xml:space="preserve">✅ </w:t>
+      </w:r>
+      <w:r>
+        <w:rPr>
+          <w:rFonts w:hint="eastAsia"/>
+        </w:rPr>
+        <w:t xml:space="preserve">全局命令面板（Ctrl+K）</w:t>
+      </w:r>
+    </w:p>
+    <w:p>
+      <w:pPr>
+        <w:pStyle w:val="Compact"/>
+        <w:numPr>
+          <w:ilvl w:val="0"/>
+          <w:numId w:val="1012"/>
+        </w:numPr>
+      </w:pPr>
+      <w:r>
+        <w:t xml:space="preserve">✅ </w:t>
+      </w:r>
+      <w:r>
+        <w:rPr>
+          <w:rFonts w:hint="eastAsia"/>
+        </w:rPr>
+        <w:t xml:space="preserve">番茄钟专注系统</w:t>
+      </w:r>
+    </w:p>
+    <w:p>
+      <w:pPr>
+        <w:pStyle w:val="Compact"/>
+        <w:numPr>
+          <w:ilvl w:val="0"/>
+          <w:numId w:val="1012"/>
+        </w:numPr>
+      </w:pPr>
+      <w:r>
+        <w:t xml:space="preserve">✅ </w:t>
+      </w:r>
+      <w:r>
+        <w:rPr>
+          <w:rFonts w:hint="eastAsia"/>
+        </w:rPr>
+        <w:t xml:space="preserve">阅读记录与书架管理</w:t>
+      </w:r>
+    </w:p>
+    <w:p>
+      <w:pPr>
+        <w:pStyle w:val="Compact"/>
+        <w:numPr>
+          <w:ilvl w:val="0"/>
+          <w:numId w:val="1012"/>
+        </w:numPr>
+      </w:pPr>
+      <w:r>
+        <w:t xml:space="preserve">✅ </w:t>
+      </w:r>
+      <w:r>
+        <w:rPr>
+          <w:rFonts w:hint="eastAsia"/>
+        </w:rPr>
+        <w:t xml:space="preserve">PWA离线支持</w:t>
+      </w:r>
+    </w:p>
+    <w:p>
+      <w:pPr>
+        <w:pStyle w:val="Compact"/>
+        <w:numPr>
+          <w:ilvl w:val="0"/>
+          <w:numId w:val="1012"/>
+        </w:numPr>
+      </w:pPr>
+      <w:r>
+        <w:t xml:space="preserve">✅ </w:t>
+      </w:r>
+      <w:r>
+        <w:rPr>
+          <w:rFonts w:hint="eastAsia"/>
+        </w:rPr>
+        <w:t xml:space="preserve">深色模式</w:t>
+      </w:r>
+    </w:p>
+    <w:p>
+      <w:pPr>
+        <w:pStyle w:val="Compact"/>
+        <w:numPr>
+          <w:ilvl w:val="0"/>
+          <w:numId w:val="1012"/>
+        </w:numPr>
+      </w:pPr>
+      <w:r>
+        <w:t xml:space="preserve">✅ Liquid </w:t>
+      </w:r>
+      <w:r>
+        <w:rPr>
+          <w:rFonts w:hint="eastAsia"/>
+        </w:rPr>
+        <w:t xml:space="preserve">Glass视觉设计</w:t>
+      </w:r>
+    </w:p>
+    <w:bookmarkEnd w:id="66"/>
+    <w:bookmarkStart w:id="67" w:name="后续规划功能"/>
+    <w:p>
+      <w:pPr>
+        <w:pStyle w:val="Heading3"/>
+      </w:pPr>
+      <w:r>
+        <w:rPr>
+          <w:rFonts w:hint="eastAsia"/>
+        </w:rPr>
+        <w:t xml:space="preserve">后续规划功能</w:t>
+      </w:r>
+    </w:p>
+    <w:p>
+      <w:pPr>
+        <w:pStyle w:val="Compact"/>
+        <w:numPr>
+          <w:ilvl w:val="0"/>
+          <w:numId w:val="1013"/>
+        </w:numPr>
+      </w:pPr>
+      <w:r>
+        <w:rPr>
+          <w:rFonts w:hint="eastAsia"/>
+        </w:rPr>
+        <w:t xml:space="preserve">机器学习集成（个性化推荐）</w:t>
+      </w:r>
+    </w:p>
+    <w:p>
+      <w:pPr>
+        <w:pStyle w:val="Compact"/>
+        <w:numPr>
+          <w:ilvl w:val="0"/>
+          <w:numId w:val="1013"/>
+        </w:numPr>
+      </w:pPr>
+      <w:r>
         <w:rPr>
           <w:rFonts w:hint="eastAsia"/>
         </w:rPr>
         <w:t xml:space="preserve">启动语自定义</w:t>
+      </w:r>
+    </w:p>
+    <w:p>
+      <w:pPr>
+        <w:pStyle w:val="Compact"/>
+        <w:numPr>
+          <w:ilvl w:val="0"/>
+          <w:numId w:val="1013"/>
+        </w:numPr>
+      </w:pPr>
+      <w:r>
+        <w:rPr>
+          <w:rFonts w:hint="eastAsia"/>
+        </w:rPr>
+        <w:t xml:space="preserve">数据同步优化</w:t>
       </w:r>
     </w:p>
     <w:p>
@@ -20090,9 +20624,9 @@
         </w:pict>
       </w:r>
     </w:p>
-    <w:bookmarkEnd w:id="66"/>
     <w:bookmarkEnd w:id="67"/>
-    <w:bookmarkStart w:id="71" w:name="附录"/>
+    <w:bookmarkEnd w:id="68"/>
+    <w:bookmarkStart w:id="72" w:name="附录"/>
     <w:p>
       <w:pPr>
         <w:pStyle w:val="Heading2"/>
@@ -20104,7 +20638,7 @@
         <w:t xml:space="preserve">附录</w:t>
       </w:r>
     </w:p>
-    <w:bookmarkStart w:id="68" w:name="a.-学科词根对照"/>
+    <w:bookmarkStart w:id="69" w:name="a.-学科词根对照"/>
     <w:p>
       <w:pPr>
         <w:pStyle w:val="Heading3"/>
@@ -20688,8 +21222,8 @@
         </w:tc>
       </w:tr>
     </w:tbl>
-    <w:bookmarkEnd w:id="68"/>
-    <w:bookmarkStart w:id="69" w:name="b.-每日状态标签"/>
+    <w:bookmarkEnd w:id="69"/>
+    <w:bookmarkStart w:id="70" w:name="b.-每日状态标签"/>
     <w:p>
       <w:pPr>
         <w:pStyle w:val="Heading3"/>
@@ -20983,8 +21517,8 @@
         </w:tc>
       </w:tr>
     </w:tbl>
-    <w:bookmarkEnd w:id="69"/>
-    <w:bookmarkStart w:id="70" w:name="c.-成就列表当前8个"/>
+    <w:bookmarkEnd w:id="70"/>
+    <w:bookmarkStart w:id="71" w:name="c.-成就列表当前55个v0.12.0"/>
     <w:p>
       <w:pPr>
         <w:pStyle w:val="Heading3"/>
@@ -20996,7 +21530,18 @@
         <w:rPr>
           <w:rFonts w:hint="eastAsia"/>
         </w:rPr>
-        <w:t xml:space="preserve">成就列表（当前8个）</w:t>
+        <w:t xml:space="preserve">成就列表（当前55个，V0.12.0+）</w:t>
+      </w:r>
+    </w:p>
+    <w:p>
+      <w:pPr>
+        <w:pStyle w:val="FirstParagraph"/>
+      </w:pPr>
+      <w:r>
+        <w:rPr>
+          <w:rFonts w:hint="eastAsia"/>
+        </w:rPr>
+        <w:t xml:space="preserve">5大类成就体系，覆盖学习坚持、知识广度、技能精进、系统探索、传奇成就五个维度。5级稀有度体系（青铜/白银/黄金/传说/隐藏），其中5个为隐藏成就。</w:t>
       </w:r>
     </w:p>
     <w:tbl>
@@ -21490,6 +22035,26 @@
       </w:tr>
     </w:tbl>
     <w:p>
+      <w:pPr>
+        <w:pStyle w:val="BlockText"/>
+      </w:pPr>
+      <w:r>
+        <w:rPr>
+          <w:rFonts w:hint="eastAsia"/>
+        </w:rPr>
+        <w:t xml:space="preserve">完整55个成就列表详见</w:t>
+      </w:r>
+      <w:r>
+        <w:t xml:space="preserve"> </w:t>
+      </w:r>
+      <w:r>
+        <w:rPr>
+          <w:rStyle w:val="VerbatimChar"/>
+        </w:rPr>
+        <w:t xml:space="preserve">achievements-data.json</w:t>
+      </w:r>
+    </w:p>
+    <w:p>
       <w:r>
         <w:pict>
           <v:rect style="width:0;height:1.5pt" o:hralign="center" o:hrstd="t" o:hr="t"/>
@@ -21509,9 +22074,9 @@
         <w:t xml:space="preserve">文档结束</w:t>
       </w:r>
     </w:p>
-    <w:bookmarkEnd w:id="70"/>
     <w:bookmarkEnd w:id="71"/>
     <w:bookmarkEnd w:id="72"/>
+    <w:bookmarkEnd w:id="73"/>
     <w:sectPr>
       <w:footnotePr>
         <w:numRestart w:val="eachSect"/>
@@ -21901,6 +22466,9 @@
     </w:lvlOverride>
   </w:num>
   <w:num w:numId="1012">
+    <w:abstractNumId w:val="991"/>
+  </w:num>
+  <w:num w:numId="1013">
     <w:abstractNumId w:val="991"/>
   </w:num>
 </w:numbering>
